--- a/outputs/summaries/21_teacher_diversity_regression_SUMMARY.docx
+++ b/outputs/summaries/21_teacher_diversity_regression_SUMMARY.docx
@@ -44,7 +44,7 @@
         </w:p>
       </w:sdtContent>
     </w:sdt>
-    <w:bookmarkStart w:id="50" w:name="X3c2b25f08458e3134a5c9ede959c2a2ce57bbe5"/>
+    <w:bookmarkStart w:id="56" w:name="X3c2b25f08458e3134a5c9ede959c2a2ce57bbe5"/>
     <w:p>
       <w:pPr>
         <w:pStyle w:val="Heading1"/>
@@ -114,7 +114,7 @@
           <w:b/>
           <w:bCs/>
         </w:rPr>
-        <w:t xml:space="preserve">Total Unique Schools</w:t>
+        <w:t xml:space="preserve">Total Schools Analyzed</w:t>
       </w:r>
       <w:r>
         <w:t xml:space="preserve">: Approximately 21,700 California public schools</w:t>
@@ -127,13 +127,13 @@
         </w:pict>
       </w:r>
     </w:p>
-    <w:bookmarkStart w:id="9" w:name="key-question"/>
+    <w:bookmarkStart w:id="9" w:name="executive-summary-1-2-minute-read"/>
     <w:p>
       <w:pPr>
         <w:pStyle w:val="Heading2"/>
       </w:pPr>
       <w:r>
-        <w:t xml:space="preserve">Key Question</w:t>
+        <w:t xml:space="preserve">Executive Summary (1-2 Minute Read)</w:t>
       </w:r>
     </w:p>
     <w:p>
@@ -141,7 +141,163 @@
         <w:pStyle w:val="FirstParagraph"/>
       </w:pPr>
       <w:r>
-        <w:t xml:space="preserve">Is teacher and administrator racial diversity (proportion of non-white staff) associated with student suspension rates, and do these associations vary by student racial/ethnic group?</w:t>
+        <w:rPr>
+          <w:b/>
+          <w:bCs/>
+        </w:rPr>
+        <w:t xml:space="preserve">Purpose</w:t>
+      </w:r>
+      <w:r>
+        <w:t xml:space="preserve">: This analysis examines whether teacher and administrator racial diversity (proportion of non-white staff) is associated with student suspension rates, and whether these associations vary by student racial/ethnic group.</w:t>
+      </w:r>
+    </w:p>
+    <w:p>
+      <w:pPr>
+        <w:pStyle w:val="BodyText"/>
+      </w:pPr>
+      <w:r>
+        <w:rPr>
+          <w:b/>
+          <w:bCs/>
+        </w:rPr>
+        <w:t xml:space="preserve">Key Findings</w:t>
+      </w:r>
+      <w:r>
+        <w:t xml:space="preserve">:</w:t>
+      </w:r>
+      <w:r>
+        <w:t xml:space="preserve"> </w:t>
+      </w:r>
+      <w:r>
+        <w:t xml:space="preserve">-</w:t>
+      </w:r>
+      <w:r>
+        <w:t xml:space="preserve"> </w:t>
+      </w:r>
+      <w:r>
+        <w:rPr>
+          <w:b/>
+          <w:bCs/>
+        </w:rPr>
+        <w:t xml:space="preserve">Teacher Diversity Shows Small Negative Associations</w:t>
+      </w:r>
+      <w:r>
+        <w:t xml:space="preserve">: Teacher racial diversity shows statistically significant associations with lower suspension rates for Black (-0.35 pp per 10pp diversity increase), Hispanic (-0.18 pp), White (-0.10 pp), and Filipino (-0.04 pp) students, but effect sizes are small.</w:t>
+      </w:r>
+      <w:r>
+        <w:t xml:space="preserve"> </w:t>
+      </w:r>
+      <w:r>
+        <w:t xml:space="preserve">-</w:t>
+      </w:r>
+      <w:r>
+        <w:t xml:space="preserve"> </w:t>
+      </w:r>
+      <w:r>
+        <w:rPr>
+          <w:b/>
+          <w:bCs/>
+        </w:rPr>
+        <w:t xml:space="preserve">Administrator Diversity Shows Limited Effects</w:t>
+      </w:r>
+      <w:r>
+        <w:t xml:space="preserve">: Administrator diversity shows significant associations for only 2 of 8 student groups (Black students: -0.40 pp; Asian students: +0.05 pp).</w:t>
+      </w:r>
+      <w:r>
+        <w:t xml:space="preserve"> </w:t>
+      </w:r>
+      <w:r>
+        <w:t xml:space="preserve">-</w:t>
+      </w:r>
+      <w:r>
+        <w:t xml:space="preserve"> </w:t>
+      </w:r>
+      <w:r>
+        <w:rPr>
+          <w:b/>
+          <w:bCs/>
+        </w:rPr>
+        <w:t xml:space="preserve">Structural Factors Have Larger Associations</w:t>
+      </w:r>
+      <w:r>
+        <w:t xml:space="preserve">: Charter status and school level show associations 15-30× larger than staff diversity measures.</w:t>
+      </w:r>
+      <w:r>
+        <w:t xml:space="preserve"> </w:t>
+      </w:r>
+      <w:r>
+        <w:t xml:space="preserve">-</w:t>
+      </w:r>
+      <w:r>
+        <w:t xml:space="preserve"> </w:t>
+      </w:r>
+      <w:r>
+        <w:rPr>
+          <w:b/>
+          <w:bCs/>
+        </w:rPr>
+        <w:t xml:space="preserve">Correlational Not Causal</w:t>
+      </w:r>
+      <w:r>
+        <w:t xml:space="preserve">: These are observational associations that cannot establish causation; many confounding factors remain unmeasured.</w:t>
+      </w:r>
+    </w:p>
+    <w:p>
+      <w:pPr>
+        <w:pStyle w:val="BodyText"/>
+      </w:pPr>
+      <w:r>
+        <w:rPr>
+          <w:b/>
+          <w:bCs/>
+        </w:rPr>
+        <w:t xml:space="preserve">Bottom Line</w:t>
+      </w:r>
+      <w:r>
+        <w:t xml:space="preserve">: While teacher racial diversity shows consistent statistical associations with lower suspension rates for major student groups, the effect sizes are small compared to structural factors, suggesting diversity is valuable but not a</w:t>
+      </w:r>
+      <w:r>
+        <w:t xml:space="preserve"> </w:t>
+      </w:r>
+      <w:r>
+        <w:t xml:space="preserve">“silver bullet”</w:t>
+      </w:r>
+      <w:r>
+        <w:t xml:space="preserve"> </w:t>
+      </w:r>
+      <w:r>
+        <w:t xml:space="preserve">for reducing suspension disparities.</w:t>
+      </w:r>
+    </w:p>
+    <w:p>
+      <w:pPr>
+        <w:pStyle w:val="BodyText"/>
+      </w:pPr>
+      <w:r>
+        <w:rPr>
+          <w:b/>
+          <w:bCs/>
+        </w:rPr>
+        <w:t xml:space="preserve">Important Note</w:t>
+      </w:r>
+      <w:r>
+        <w:t xml:space="preserve">: This analysis examines</w:t>
+      </w:r>
+      <w:r>
+        <w:t xml:space="preserve"> </w:t>
+      </w:r>
+      <w:r>
+        <w:rPr>
+          <w:b/>
+          <w:bCs/>
+        </w:rPr>
+        <w:t xml:space="preserve">total suspension incidents</w:t>
+      </w:r>
+      <w:r>
+        <w:t xml:space="preserve"> </w:t>
+      </w:r>
+      <w:r>
+        <w:t xml:space="preserve">(not unique students suspended), so rates can exceed 100% when students experience multiple suspensions.</w:t>
       </w:r>
     </w:p>
     <w:p>
@@ -152,16 +308,524 @@
       </w:r>
     </w:p>
     <w:bookmarkEnd w:id="9"/>
-    <w:bookmarkStart w:id="13" w:name="major-findings"/>
+    <w:bookmarkStart w:id="10" w:name="key-question"/>
     <w:p>
       <w:pPr>
         <w:pStyle w:val="Heading2"/>
       </w:pPr>
       <w:r>
+        <w:t xml:space="preserve">Key Question</w:t>
+      </w:r>
+    </w:p>
+    <w:p>
+      <w:pPr>
+        <w:pStyle w:val="FirstParagraph"/>
+      </w:pPr>
+      <w:r>
+        <w:t xml:space="preserve">Is teacher and administrator racial diversity (proportion of non-white staff) associated with student suspension rates, and do these associations vary by student racial/ethnic group?</w:t>
+      </w:r>
+    </w:p>
+    <w:p>
+      <w:r>
+        <w:pict>
+          <v:rect style="width:0;height:1.5pt" o:hralign="center" o:hrstd="t" o:hr="t"/>
+        </w:pict>
+      </w:r>
+    </w:p>
+    <w:bookmarkEnd w:id="10"/>
+    <w:bookmarkStart w:id="14" w:name="critical-suspension-rate-definition"/>
+    <w:p>
+      <w:pPr>
+        <w:pStyle w:val="Heading2"/>
+      </w:pPr>
+      <w:r>
+        <w:t xml:space="preserve">CRITICAL: Suspension Rate Definition</w:t>
+      </w:r>
+    </w:p>
+    <w:p>
+      <w:pPr>
+        <w:pStyle w:val="FirstParagraph"/>
+      </w:pPr>
+      <w:r>
+        <w:rPr>
+          <w:b/>
+          <w:bCs/>
+        </w:rPr>
+        <w:t xml:space="preserve">IMPORTANT METHODOLOGICAL NOTE</w:t>
+      </w:r>
+      <w:r>
+        <w:t xml:space="preserve">: This analysis uses</w:t>
+      </w:r>
+      <w:r>
+        <w:t xml:space="preserve"> </w:t>
+      </w:r>
+      <w:r>
+        <w:rPr>
+          <w:b/>
+          <w:bCs/>
+        </w:rPr>
+        <w:t xml:space="preserve">TOTAL SUSPENSION INCIDENTS</w:t>
+      </w:r>
+      <w:r>
+        <w:t xml:space="preserve">, not</w:t>
+      </w:r>
+      <w:r>
+        <w:t xml:space="preserve"> </w:t>
+      </w:r>
+      <w:r>
+        <w:rPr>
+          <w:b/>
+          <w:bCs/>
+        </w:rPr>
+        <w:t xml:space="preserve">UNDUPLICATED STUDENT COUNT</w:t>
+      </w:r>
+      <w:r>
+        <w:t xml:space="preserve">.</w:t>
+      </w:r>
+    </w:p>
+    <w:bookmarkStart w:id="11" w:name="what-this-means"/>
+    <w:p>
+      <w:pPr>
+        <w:pStyle w:val="Heading3"/>
+      </w:pPr>
+      <w:r>
+        <w:t xml:space="preserve">What This Means</w:t>
+      </w:r>
+    </w:p>
+    <w:p>
+      <w:pPr>
+        <w:pStyle w:val="FirstParagraph"/>
+      </w:pPr>
+      <w:r>
+        <w:rPr>
+          <w:b/>
+          <w:bCs/>
+        </w:rPr>
+        <w:t xml:space="preserve">Numerator</w:t>
+      </w:r>
+      <w:r>
+        <w:t xml:space="preserve">:</w:t>
+      </w:r>
+      <w:r>
+        <w:t xml:space="preserve"> </w:t>
+      </w:r>
+      <w:r>
+        <w:rPr>
+          <w:rStyle w:val="VerbatimChar"/>
+        </w:rPr>
+        <w:t xml:space="preserve">total_suspensions</w:t>
+      </w:r>
+      <w:r>
+        <w:t xml:space="preserve"> </w:t>
+      </w:r>
+      <w:r>
+        <w:t xml:space="preserve">- Total count of all suspension incidents/events</w:t>
+      </w:r>
+      <w:r>
+        <w:t xml:space="preserve"> </w:t>
+      </w:r>
+      <w:r>
+        <w:t xml:space="preserve">- If a student is suspended multiple times,</w:t>
+      </w:r>
+      <w:r>
+        <w:t xml:space="preserve"> </w:t>
+      </w:r>
+      <w:r>
+        <w:rPr>
+          <w:b/>
+          <w:bCs/>
+        </w:rPr>
+        <w:t xml:space="preserve">each incident is counted</w:t>
+      </w:r>
+      <w:r>
+        <w:t xml:space="preserve"> </w:t>
+      </w:r>
+      <w:r>
+        <w:t xml:space="preserve">- Example: Student A suspended 3 times =</w:t>
+      </w:r>
+      <w:r>
+        <w:t xml:space="preserve"> </w:t>
+      </w:r>
+      <w:r>
+        <w:rPr>
+          <w:b/>
+          <w:bCs/>
+        </w:rPr>
+        <w:t xml:space="preserve">3 suspensions</w:t>
+      </w:r>
+    </w:p>
+    <w:p>
+      <w:pPr>
+        <w:pStyle w:val="BodyText"/>
+      </w:pPr>
+      <w:r>
+        <w:rPr>
+          <w:b/>
+          <w:bCs/>
+        </w:rPr>
+        <w:t xml:space="preserve">Denominator</w:t>
+      </w:r>
+      <w:r>
+        <w:t xml:space="preserve">:</w:t>
+      </w:r>
+      <w:r>
+        <w:t xml:space="preserve"> </w:t>
+      </w:r>
+      <w:r>
+        <w:rPr>
+          <w:rStyle w:val="VerbatimChar"/>
+        </w:rPr>
+        <w:t xml:space="preserve">cumulative_enrollment</w:t>
+      </w:r>
+      <w:r>
+        <w:t xml:space="preserve"> </w:t>
+      </w:r>
+      <w:r>
+        <w:t xml:space="preserve">- Total student enrollment for the school-year</w:t>
+      </w:r>
+    </w:p>
+    <w:p>
+      <w:pPr>
+        <w:pStyle w:val="BodyText"/>
+      </w:pPr>
+      <w:r>
+        <w:rPr>
+          <w:b/>
+          <w:bCs/>
+        </w:rPr>
+        <w:t xml:space="preserve">Rate Calculation</w:t>
+      </w:r>
+      <w:r>
+        <w:t xml:space="preserve">:</w:t>
+      </w:r>
+    </w:p>
+    <w:p>
+      <w:pPr>
+        <w:pStyle w:val="SourceCode"/>
+      </w:pPr>
+      <w:r>
+        <w:rPr>
+          <w:rStyle w:val="VerbatimChar"/>
+        </w:rPr>
+        <w:t xml:space="preserve">Suspension Rate = total_suspensions / cumulative_enrollment</w:t>
+      </w:r>
+    </w:p>
+    <w:p>
+      <w:pPr>
+        <w:pStyle w:val="FirstParagraph"/>
+      </w:pPr>
+      <w:r>
+        <w:rPr>
+          <w:b/>
+          <w:bCs/>
+        </w:rPr>
+        <w:t xml:space="preserve">Interpretation</w:t>
+      </w:r>
+      <w:r>
+        <w:t xml:space="preserve">:</w:t>
+      </w:r>
+      <w:r>
+        <w:t xml:space="preserve"> </w:t>
+      </w:r>
+      <w:r>
+        <w:t xml:space="preserve">- Represents the</w:t>
+      </w:r>
+      <w:r>
+        <w:t xml:space="preserve"> </w:t>
+      </w:r>
+      <w:r>
+        <w:rPr>
+          <w:b/>
+          <w:bCs/>
+        </w:rPr>
+        <w:t xml:space="preserve">average number of suspension incidents per enrolled student</w:t>
+      </w:r>
+      <w:r>
+        <w:t xml:space="preserve"> </w:t>
+      </w:r>
+      <w:r>
+        <w:t xml:space="preserve">-</w:t>
+      </w:r>
+      <w:r>
+        <w:t xml:space="preserve"> </w:t>
+      </w:r>
+      <w:r>
+        <w:rPr>
+          <w:b/>
+          <w:bCs/>
+        </w:rPr>
+        <w:t xml:space="preserve">Can exceed 1.0</w:t>
+      </w:r>
+      <w:r>
+        <w:t xml:space="preserve"> </w:t>
+      </w:r>
+      <w:r>
+        <w:t xml:space="preserve">(or 100%) if students experience multiple suspensions</w:t>
+      </w:r>
+      <w:r>
+        <w:t xml:space="preserve"> </w:t>
+      </w:r>
+      <w:r>
+        <w:t xml:space="preserve">- Example: A rate of 0.15 (15%) means 0.15 suspension incidents per student on average</w:t>
+      </w:r>
+      <w:r>
+        <w:t xml:space="preserve"> </w:t>
+      </w:r>
+      <w:r>
+        <w:t xml:space="preserve">- Example: A rate of 1.5 (150%) means 1.5 suspension incidents per student (indicating repeat suspensions)</w:t>
+      </w:r>
+    </w:p>
+    <w:bookmarkEnd w:id="11"/>
+    <w:bookmarkStart w:id="12" w:name="why-this-measure"/>
+    <w:p>
+      <w:pPr>
+        <w:pStyle w:val="Heading3"/>
+      </w:pPr>
+      <w:r>
+        <w:t xml:space="preserve">Why This Measure?</w:t>
+      </w:r>
+    </w:p>
+    <w:p>
+      <w:pPr>
+        <w:pStyle w:val="FirstParagraph"/>
+      </w:pPr>
+      <w:r>
+        <w:rPr>
+          <w:b/>
+          <w:bCs/>
+        </w:rPr>
+        <w:t xml:space="preserve">Advantages</w:t>
+      </w:r>
+      <w:r>
+        <w:t xml:space="preserve">:</w:t>
+      </w:r>
+      <w:r>
+        <w:t xml:space="preserve"> </w:t>
+      </w:r>
+      <w:r>
+        <w:t xml:space="preserve">- Captures</w:t>
+      </w:r>
+      <w:r>
+        <w:t xml:space="preserve"> </w:t>
+      </w:r>
+      <w:r>
+        <w:rPr>
+          <w:b/>
+          <w:bCs/>
+        </w:rPr>
+        <w:t xml:space="preserve">severity</w:t>
+      </w:r>
+      <w:r>
+        <w:t xml:space="preserve">: Multiple suspensions per student increase the rate</w:t>
+      </w:r>
+      <w:r>
+        <w:t xml:space="preserve"> </w:t>
+      </w:r>
+      <w:r>
+        <w:t xml:space="preserve">- Reflects</w:t>
+      </w:r>
+      <w:r>
+        <w:t xml:space="preserve"> </w:t>
+      </w:r>
+      <w:r>
+        <w:rPr>
+          <w:b/>
+          <w:bCs/>
+        </w:rPr>
+        <w:t xml:space="preserve">total disciplinary burden</w:t>
+      </w:r>
+      <w:r>
+        <w:t xml:space="preserve"> </w:t>
+      </w:r>
+      <w:r>
+        <w:t xml:space="preserve">on schools</w:t>
+      </w:r>
+      <w:r>
+        <w:t xml:space="preserve"> </w:t>
+      </w:r>
+      <w:r>
+        <w:t xml:space="preserve">- Consistent across all schools (comparable measure)</w:t>
+      </w:r>
+    </w:p>
+    <w:p>
+      <w:pPr>
+        <w:pStyle w:val="BodyText"/>
+      </w:pPr>
+      <w:r>
+        <w:rPr>
+          <w:b/>
+          <w:bCs/>
+        </w:rPr>
+        <w:t xml:space="preserve">Important Note</w:t>
+      </w:r>
+      <w:r>
+        <w:t xml:space="preserve">:</w:t>
+      </w:r>
+      <w:r>
+        <w:t xml:space="preserve"> </w:t>
+      </w:r>
+      <w:r>
+        <w:t xml:space="preserve">- Rates</w:t>
+      </w:r>
+      <w:r>
+        <w:t xml:space="preserve"> </w:t>
+      </w:r>
+      <w:r>
+        <w:rPr>
+          <w:b/>
+          <w:bCs/>
+        </w:rPr>
+        <w:t xml:space="preserve">CAN exceed 100%</w:t>
+      </w:r>
+      <w:r>
+        <w:t xml:space="preserve"> </w:t>
+      </w:r>
+      <w:r>
+        <w:t xml:space="preserve">if many students receive multiple suspensions</w:t>
+      </w:r>
+      <w:r>
+        <w:t xml:space="preserve"> </w:t>
+      </w:r>
+      <w:r>
+        <w:t xml:space="preserve">- This is NOT an error - it indicates high rates of repeat suspensions</w:t>
+      </w:r>
+    </w:p>
+    <w:bookmarkEnd w:id="12"/>
+    <w:bookmarkStart w:id="13" w:name="alternative-measure-not-used-here"/>
+    <w:p>
+      <w:pPr>
+        <w:pStyle w:val="Heading3"/>
+      </w:pPr>
+      <w:r>
+        <w:t xml:space="preserve">Alternative Measure (NOT Used Here)</w:t>
+      </w:r>
+    </w:p>
+    <w:p>
+      <w:pPr>
+        <w:pStyle w:val="FirstParagraph"/>
+      </w:pPr>
+      <w:r>
+        <w:rPr>
+          <w:b/>
+          <w:bCs/>
+        </w:rPr>
+        <w:t xml:space="preserve">Unduplicated Suspension Rate</w:t>
+      </w:r>
+      <w:r>
+        <w:t xml:space="preserve">:</w:t>
+      </w:r>
+      <w:r>
+        <w:t xml:space="preserve"> </w:t>
+      </w:r>
+      <w:r>
+        <w:t xml:space="preserve">- Numerator: Count of unique students suspended at least once</w:t>
+      </w:r>
+      <w:r>
+        <w:t xml:space="preserve"> </w:t>
+      </w:r>
+      <w:r>
+        <w:t xml:space="preserve">- Example: Student A suspended 3 times =</w:t>
+      </w:r>
+      <w:r>
+        <w:t xml:space="preserve"> </w:t>
+      </w:r>
+      <w:r>
+        <w:rPr>
+          <w:b/>
+          <w:bCs/>
+        </w:rPr>
+        <w:t xml:space="preserve">1 student</w:t>
+      </w:r>
+      <w:r>
+        <w:t xml:space="preserve"> </w:t>
+      </w:r>
+      <w:r>
+        <w:t xml:space="preserve">- Interpretation: Percentage of students who experienced at least one suspension</w:t>
+      </w:r>
+      <w:r>
+        <w:t xml:space="preserve"> </w:t>
+      </w:r>
+      <w:r>
+        <w:t xml:space="preserve">-</w:t>
+      </w:r>
+      <w:r>
+        <w:t xml:space="preserve"> </w:t>
+      </w:r>
+      <w:r>
+        <w:rPr>
+          <w:b/>
+          <w:bCs/>
+        </w:rPr>
+        <w:t xml:space="preserve">Always between 0-100%</w:t>
+      </w:r>
+      <w:r>
+        <w:t xml:space="preserve"> </w:t>
+      </w:r>
+      <w:r>
+        <w:t xml:space="preserve">(cannot exceed 100%)</w:t>
+      </w:r>
+    </w:p>
+    <w:p>
+      <w:pPr>
+        <w:pStyle w:val="BodyText"/>
+      </w:pPr>
+      <w:r>
+        <w:rPr>
+          <w:b/>
+          <w:bCs/>
+        </w:rPr>
+        <w:t xml:space="preserve">Why not use unduplicated count?</w:t>
+      </w:r>
+      <w:r>
+        <w:t xml:space="preserve"> </w:t>
+      </w:r>
+      <w:r>
+        <w:t xml:space="preserve">- The unduplicated measure was not available in the aggregated dataset used for regression analysis</w:t>
+      </w:r>
+      <w:r>
+        <w:t xml:space="preserve"> </w:t>
+      </w:r>
+      <w:r>
+        <w:t xml:space="preserve">- Total incidents measure captures the full disciplinary burden and repeat suspension patterns</w:t>
+      </w:r>
+      <w:r>
+        <w:t xml:space="preserve"> </w:t>
+      </w:r>
+      <w:r>
+        <w:t xml:space="preserve">- Both measures are reported in complementary analyses (see Analysis 22)</w:t>
+      </w:r>
+    </w:p>
+    <w:p>
+      <w:pPr>
+        <w:pStyle w:val="BodyText"/>
+      </w:pPr>
+      <w:r>
+        <w:rPr>
+          <w:b/>
+          <w:bCs/>
+        </w:rPr>
+        <w:t xml:space="preserve">This distinction appears on all graphs and tables in this analysis.</w:t>
+      </w:r>
+    </w:p>
+    <w:p>
+      <w:r>
+        <w:pict>
+          <v:rect style="width:0;height:1.5pt" o:hralign="center" o:hrstd="t" o:hr="t"/>
+        </w:pict>
+      </w:r>
+    </w:p>
+    <w:bookmarkEnd w:id="13"/>
+    <w:bookmarkEnd w:id="14"/>
+    <w:bookmarkStart w:id="18" w:name="major-findings"/>
+    <w:p>
+      <w:pPr>
+        <w:pStyle w:val="Heading2"/>
+      </w:pPr>
+      <w:r>
         <w:t xml:space="preserve">Major Findings</w:t>
       </w:r>
     </w:p>
-    <w:bookmarkStart w:id="10" w:name="X3e4f22358029bd3b30a43cf39193beede4bf4d0"/>
+    <w:bookmarkStart w:id="15" w:name="X3e4f22358029bd3b30a43cf39193beede4bf4d0"/>
     <w:p>
       <w:pPr>
         <w:pStyle w:val="Heading3"/>
@@ -753,25 +1417,25 @@
         <w:t xml:space="preserve"> </w:t>
       </w:r>
       <w:r>
-        <w:t xml:space="preserve">- *** = p &lt; 0.001 (highly statistically significant)</w:t>
-      </w:r>
-      <w:r>
-        <w:t xml:space="preserve"> </w:t>
-      </w:r>
-      <w:r>
-        <w:t xml:space="preserve">- ** = p &lt; 0.01 (very statistically significant)</w:t>
-      </w:r>
-      <w:r>
-        <w:t xml:space="preserve"> </w:t>
-      </w:r>
-      <w:r>
-        <w:t xml:space="preserve">- * = p &lt; 0.05 (statistically significant)</w:t>
-      </w:r>
-      <w:r>
-        <w:t xml:space="preserve"> </w:t>
-      </w:r>
-      <w:r>
-        <w:t xml:space="preserve">- NS = not statistically significant (p ≥ 0.05)</w:t>
+        <w:t xml:space="preserve">*** = p &lt; 0.001 (highly significant)</w:t>
+      </w:r>
+      <w:r>
+        <w:t xml:space="preserve"> </w:t>
+      </w:r>
+      <w:r>
+        <w:t xml:space="preserve">** = p &lt; 0.01 (very significant)</w:t>
+      </w:r>
+      <w:r>
+        <w:t xml:space="preserve"> </w:t>
+      </w:r>
+      <w:r>
+        <w:t xml:space="preserve">* = p &lt; 0.05 (significant)</w:t>
+      </w:r>
+      <w:r>
+        <w:t xml:space="preserve"> </w:t>
+      </w:r>
+      <w:r>
+        <w:t xml:space="preserve">NS = not statistically significant</w:t>
       </w:r>
     </w:p>
     <w:p>
@@ -816,8 +1480,8 @@
         <w:t xml:space="preserve">: Teacher diversity shows statistically significant associations with lower suspension rates for the four largest student groups (Black, Hispanic, White, Filipino), accounting for ~73,000 school-year-race observations. Effects are small but consistent in direction.</w:t>
       </w:r>
     </w:p>
-    <w:bookmarkEnd w:id="10"/>
-    <w:bookmarkStart w:id="11" w:name="Xfa0138f93db86d2f62d69b8a465beab74c94306"/>
+    <w:bookmarkEnd w:id="15"/>
+    <w:bookmarkStart w:id="16" w:name="Xfa0138f93db86d2f62d69b8a465beab74c94306"/>
     <w:p>
       <w:pPr>
         <w:pStyle w:val="Heading3"/>
@@ -1298,8 +1962,8 @@
         <w:t xml:space="preserve">: Administrator diversity shows significant associations for only 2 of 8 groups. The positive association for Asian students (higher diversity → slightly higher suspension rates) is unexpected and may reflect confounding factors.</w:t>
       </w:r>
     </w:p>
-    <w:bookmarkEnd w:id="11"/>
-    <w:bookmarkStart w:id="12" w:name="X084ca9e4f7112a0c2d394bd4caba033e9a22d29"/>
+    <w:bookmarkEnd w:id="16"/>
+    <w:bookmarkStart w:id="17" w:name="X084ca9e4f7112a0c2d394bd4caba033e9a22d29"/>
     <w:p>
       <w:pPr>
         <w:pStyle w:val="Heading3"/>
@@ -1420,23 +2084,443 @@
         </w:pict>
       </w:r>
     </w:p>
-    <w:bookmarkEnd w:id="12"/>
-    <w:bookmarkEnd w:id="13"/>
-    <w:bookmarkStart w:id="20" w:name="detailed-breakdowns-by-student-group"/>
+    <w:bookmarkEnd w:id="17"/>
+    <w:bookmarkEnd w:id="18"/>
+    <w:bookmarkStart w:id="27" w:name="detailed-breakdowns"/>
     <w:p>
       <w:pPr>
         <w:pStyle w:val="Heading2"/>
       </w:pPr>
       <w:r>
-        <w:t xml:space="preserve">Detailed Breakdowns by Student Group</w:t>
-      </w:r>
-    </w:p>
-    <w:bookmarkStart w:id="14" w:name="blackafrican-american-students"/>
+        <w:t xml:space="preserve">Detailed Breakdowns</w:t>
+      </w:r>
+    </w:p>
+    <w:bookmarkStart w:id="19" w:name="data-scope-and-time-period"/>
     <w:p>
       <w:pPr>
         <w:pStyle w:val="Heading3"/>
       </w:pPr>
       <w:r>
+        <w:t xml:space="preserve">Data Scope and Time Period</w:t>
+      </w:r>
+    </w:p>
+    <w:p>
+      <w:pPr>
+        <w:pStyle w:val="FirstParagraph"/>
+      </w:pPr>
+      <w:r>
+        <w:rPr>
+          <w:b/>
+          <w:bCs/>
+        </w:rPr>
+        <w:t xml:space="preserve">Analysis Date</w:t>
+      </w:r>
+      <w:r>
+        <w:t xml:space="preserve">: 2025-11-20</w:t>
+      </w:r>
+    </w:p>
+    <w:p>
+      <w:pPr>
+        <w:pStyle w:val="BodyText"/>
+      </w:pPr>
+      <w:r>
+        <w:rPr>
+          <w:b/>
+          <w:bCs/>
+        </w:rPr>
+        <w:t xml:space="preserve">Data Collection Period</w:t>
+      </w:r>
+      <w:r>
+        <w:t xml:space="preserve">: California Department of Education suspension and teacher staff data for academic years 2017-18 through 2023-24</w:t>
+      </w:r>
+    </w:p>
+    <w:p>
+      <w:pPr>
+        <w:pStyle w:val="BodyText"/>
+      </w:pPr>
+      <w:r>
+        <w:rPr>
+          <w:b/>
+          <w:bCs/>
+        </w:rPr>
+        <w:t xml:space="preserve">Academic Years Covered</w:t>
+      </w:r>
+      <w:r>
+        <w:t xml:space="preserve">:</w:t>
+      </w:r>
+      <w:r>
+        <w:t xml:space="preserve"> </w:t>
+      </w:r>
+      <w:r>
+        <w:t xml:space="preserve">- 2017-18, 2018-19, 2019-20, 2021-22, 2022-23, 2023-24</w:t>
+      </w:r>
+      <w:r>
+        <w:t xml:space="preserve"> </w:t>
+      </w:r>
+      <w:r>
+        <w:t xml:space="preserve">-</w:t>
+      </w:r>
+      <w:r>
+        <w:t xml:space="preserve"> </w:t>
+      </w:r>
+      <w:r>
+        <w:rPr>
+          <w:b/>
+          <w:bCs/>
+        </w:rPr>
+        <w:t xml:space="preserve">Total: 6 academic years</w:t>
+      </w:r>
+      <w:r>
+        <w:t xml:space="preserve"> </w:t>
+      </w:r>
+      <w:r>
+        <w:t xml:space="preserve">- 2020-21 excluded due to COVID-19 disruptions</w:t>
+      </w:r>
+    </w:p>
+    <w:p>
+      <w:pPr>
+        <w:pStyle w:val="BodyText"/>
+      </w:pPr>
+      <w:r>
+        <w:rPr>
+          <w:b/>
+          <w:bCs/>
+        </w:rPr>
+        <w:t xml:space="preserve">Sample Size Breakdown</w:t>
+      </w:r>
+      <w:r>
+        <w:t xml:space="preserve">:</w:t>
+      </w:r>
+      <w:r>
+        <w:t xml:space="preserve"> </w:t>
+      </w:r>
+      <w:r>
+        <w:t xml:space="preserve">-</w:t>
+      </w:r>
+      <w:r>
+        <w:t xml:space="preserve"> </w:t>
+      </w:r>
+      <w:r>
+        <w:rPr>
+          <w:b/>
+          <w:bCs/>
+        </w:rPr>
+        <w:t xml:space="preserve">Raw observations</w:t>
+      </w:r>
+      <w:r>
+        <w:t xml:space="preserve">: 3,402,282 school-year-race-reason records</w:t>
+      </w:r>
+      <w:r>
+        <w:t xml:space="preserve"> </w:t>
+      </w:r>
+      <w:r>
+        <w:t xml:space="preserve">-</w:t>
+      </w:r>
+      <w:r>
+        <w:t xml:space="preserve"> </w:t>
+      </w:r>
+      <w:r>
+        <w:rPr>
+          <w:b/>
+          <w:bCs/>
+        </w:rPr>
+        <w:t xml:space="preserve">Aggregated observations</w:t>
+      </w:r>
+      <w:r>
+        <w:t xml:space="preserve">: 515,947 school-year-race combinations</w:t>
+      </w:r>
+      <w:r>
+        <w:t xml:space="preserve"> </w:t>
+      </w:r>
+      <w:r>
+        <w:t xml:space="preserve">-</w:t>
+      </w:r>
+      <w:r>
+        <w:t xml:space="preserve"> </w:t>
+      </w:r>
+      <w:r>
+        <w:rPr>
+          <w:b/>
+          <w:bCs/>
+        </w:rPr>
+        <w:t xml:space="preserve">Unique schools</w:t>
+      </w:r>
+      <w:r>
+        <w:t xml:space="preserve">: Approximately 21,700 California public schools</w:t>
+      </w:r>
+      <w:r>
+        <w:t xml:space="preserve"> </w:t>
+      </w:r>
+      <w:r>
+        <w:t xml:space="preserve">-</w:t>
+      </w:r>
+      <w:r>
+        <w:t xml:space="preserve"> </w:t>
+      </w:r>
+      <w:r>
+        <w:rPr>
+          <w:b/>
+          <w:bCs/>
+        </w:rPr>
+        <w:t xml:space="preserve">Student groups analyzed</w:t>
+      </w:r>
+      <w:r>
+        <w:t xml:space="preserve">: 8 racial/ethnic groups</w:t>
+      </w:r>
+      <w:r>
+        <w:t xml:space="preserve"> </w:t>
+      </w:r>
+      <w:r>
+        <w:t xml:space="preserve">-</w:t>
+      </w:r>
+      <w:r>
+        <w:t xml:space="preserve"> </w:t>
+      </w:r>
+      <w:r>
+        <w:rPr>
+          <w:b/>
+          <w:bCs/>
+        </w:rPr>
+        <w:t xml:space="preserve">Average reasons per school-year-race</w:t>
+      </w:r>
+      <w:r>
+        <w:t xml:space="preserve">: 6.6 (defiance, violence, drugs, etc.)</w:t>
+      </w:r>
+    </w:p>
+    <w:p>
+      <w:pPr>
+        <w:pStyle w:val="BodyText"/>
+      </w:pPr>
+      <w:r>
+        <w:rPr>
+          <w:b/>
+          <w:bCs/>
+        </w:rPr>
+        <w:t xml:space="preserve">What Each</w:t>
+      </w:r>
+      <w:r>
+        <w:rPr>
+          <w:b/>
+          <w:bCs/>
+        </w:rPr>
+        <w:t xml:space="preserve"> </w:t>
+      </w:r>
+      <w:r>
+        <w:rPr>
+          <w:b/>
+          <w:bCs/>
+        </w:rPr>
+        <w:t xml:space="preserve">“Observation”</w:t>
+      </w:r>
+      <w:r>
+        <w:rPr>
+          <w:b/>
+          <w:bCs/>
+        </w:rPr>
+        <w:t xml:space="preserve"> </w:t>
+      </w:r>
+      <w:r>
+        <w:rPr>
+          <w:b/>
+          <w:bCs/>
+        </w:rPr>
+        <w:t xml:space="preserve">Represents</w:t>
+      </w:r>
+      <w:r>
+        <w:t xml:space="preserve">:</w:t>
+      </w:r>
+      <w:r>
+        <w:t xml:space="preserve"> </w:t>
+      </w:r>
+      <w:r>
+        <w:t xml:space="preserve">- One</w:t>
+      </w:r>
+      <w:r>
+        <w:t xml:space="preserve"> </w:t>
+      </w:r>
+      <w:r>
+        <w:rPr>
+          <w:b/>
+          <w:bCs/>
+        </w:rPr>
+        <w:t xml:space="preserve">school</w:t>
+      </w:r>
+      <w:r>
+        <w:t xml:space="preserve"> </w:t>
+      </w:r>
+      <w:r>
+        <w:t xml:space="preserve">(identified by 14-digit CDS code)</w:t>
+      </w:r>
+      <w:r>
+        <w:t xml:space="preserve"> </w:t>
+      </w:r>
+      <w:r>
+        <w:t xml:space="preserve">- In one</w:t>
+      </w:r>
+      <w:r>
+        <w:t xml:space="preserve"> </w:t>
+      </w:r>
+      <w:r>
+        <w:rPr>
+          <w:b/>
+          <w:bCs/>
+        </w:rPr>
+        <w:t xml:space="preserve">academic year</w:t>
+      </w:r>
+      <w:r>
+        <w:t xml:space="preserve"> </w:t>
+      </w:r>
+      <w:r>
+        <w:t xml:space="preserve">(e.g., 2023-24)</w:t>
+      </w:r>
+      <w:r>
+        <w:t xml:space="preserve"> </w:t>
+      </w:r>
+      <w:r>
+        <w:t xml:space="preserve">- For one</w:t>
+      </w:r>
+      <w:r>
+        <w:t xml:space="preserve"> </w:t>
+      </w:r>
+      <w:r>
+        <w:rPr>
+          <w:b/>
+          <w:bCs/>
+        </w:rPr>
+        <w:t xml:space="preserve">student racial/ethnic group</w:t>
+      </w:r>
+      <w:r>
+        <w:t xml:space="preserve"> </w:t>
+      </w:r>
+      <w:r>
+        <w:t xml:space="preserve">(e.g., Black/African American)</w:t>
+      </w:r>
+      <w:r>
+        <w:t xml:space="preserve"> </w:t>
+      </w:r>
+      <w:r>
+        <w:t xml:space="preserve">-</w:t>
+      </w:r>
+      <w:r>
+        <w:t xml:space="preserve"> </w:t>
+      </w:r>
+      <w:r>
+        <w:rPr>
+          <w:b/>
+          <w:bCs/>
+        </w:rPr>
+        <w:t xml:space="preserve">Aggregated across all suspension reasons</w:t>
+      </w:r>
+      <w:r>
+        <w:t xml:space="preserve"> </w:t>
+      </w:r>
+      <w:r>
+        <w:t xml:space="preserve">(to avoid clustering issues)</w:t>
+      </w:r>
+    </w:p>
+    <w:p>
+      <w:pPr>
+        <w:pStyle w:val="BodyText"/>
+      </w:pPr>
+      <w:r>
+        <w:rPr>
+          <w:b/>
+          <w:bCs/>
+        </w:rPr>
+        <w:t xml:space="preserve">Geographic Coverage</w:t>
+      </w:r>
+      <w:r>
+        <w:t xml:space="preserve">: All California public schools reporting complete data</w:t>
+      </w:r>
+    </w:p>
+    <w:p>
+      <w:pPr>
+        <w:pStyle w:val="BodyText"/>
+      </w:pPr>
+      <w:r>
+        <w:rPr>
+          <w:b/>
+          <w:bCs/>
+        </w:rPr>
+        <w:t xml:space="preserve">Inclusion Criteria</w:t>
+      </w:r>
+      <w:r>
+        <w:t xml:space="preserve">:</w:t>
+      </w:r>
+      <w:r>
+        <w:t xml:space="preserve"> </w:t>
+      </w:r>
+      <w:r>
+        <w:t xml:space="preserve">- Non-missing teacher diversity measure</w:t>
+      </w:r>
+      <w:r>
+        <w:t xml:space="preserve"> </w:t>
+      </w:r>
+      <w:r>
+        <w:t xml:space="preserve">- Non-missing administrator diversity measure</w:t>
+      </w:r>
+      <w:r>
+        <w:t xml:space="preserve"> </w:t>
+      </w:r>
+      <w:r>
+        <w:t xml:space="preserve">- Non-missing suspension rate</w:t>
+      </w:r>
+      <w:r>
+        <w:t xml:space="preserve"> </w:t>
+      </w:r>
+      <w:r>
+        <w:t xml:space="preserve">- Positive student enrollment (&gt;0) for the racial group</w:t>
+      </w:r>
+    </w:p>
+    <w:p>
+      <w:pPr>
+        <w:pStyle w:val="BodyText"/>
+      </w:pPr>
+      <w:r>
+        <w:rPr>
+          <w:b/>
+          <w:bCs/>
+        </w:rPr>
+        <w:t xml:space="preserve">Exclusion Criteria</w:t>
+      </w:r>
+      <w:r>
+        <w:t xml:space="preserve">:</w:t>
+      </w:r>
+      <w:r>
+        <w:t xml:space="preserve"> </w:t>
+      </w:r>
+      <w:r>
+        <w:t xml:space="preserve">- Schools missing teacher demographic data</w:t>
+      </w:r>
+      <w:r>
+        <w:t xml:space="preserve"> </w:t>
+      </w:r>
+      <w:r>
+        <w:t xml:space="preserve">- Student groups with zero enrollment</w:t>
+      </w:r>
+      <w:r>
+        <w:t xml:space="preserve"> </w:t>
+      </w:r>
+      <w:r>
+        <w:t xml:space="preserve">- 2020-21 academic year</w:t>
+      </w:r>
+    </w:p>
+    <w:bookmarkEnd w:id="19"/>
+    <w:bookmarkStart w:id="26" w:name="results-by-student-group"/>
+    <w:p>
+      <w:pPr>
+        <w:pStyle w:val="Heading3"/>
+      </w:pPr>
+      <w:r>
+        <w:t xml:space="preserve">Results by Student Group</w:t>
+      </w:r>
+    </w:p>
+    <w:bookmarkStart w:id="20" w:name="blackafrican-american-students"/>
+    <w:p>
+      <w:pPr>
+        <w:pStyle w:val="Heading4"/>
+      </w:pPr>
+      <w:r>
         <w:t xml:space="preserve">Black/African American Students</w:t>
       </w:r>
     </w:p>
@@ -1581,11 +2665,11 @@
         <w:t xml:space="preserve">: Both teacher and administrator diversity show significant negative associations with Black student suspension rates. This is the strongest evidence of diversity associations in the data.</w:t>
       </w:r>
     </w:p>
-    <w:bookmarkEnd w:id="14"/>
-    <w:bookmarkStart w:id="15" w:name="hispaniclatino-students"/>
-    <w:p>
-      <w:pPr>
-        <w:pStyle w:val="Heading3"/>
+    <w:bookmarkEnd w:id="20"/>
+    <w:bookmarkStart w:id="21" w:name="hispaniclatino-students"/>
+    <w:p>
+      <w:pPr>
+        <w:pStyle w:val="Heading4"/>
       </w:pPr>
       <w:r>
         <w:t xml:space="preserve">Hispanic/Latino Students</w:t>
@@ -1720,11 +2804,11 @@
         <w:t xml:space="preserve">: Teacher diversity shows significant association; administrator diversity does not.</w:t>
       </w:r>
     </w:p>
-    <w:bookmarkEnd w:id="15"/>
-    <w:bookmarkStart w:id="16" w:name="white-students"/>
-    <w:p>
-      <w:pPr>
-        <w:pStyle w:val="Heading3"/>
+    <w:bookmarkEnd w:id="21"/>
+    <w:bookmarkStart w:id="22" w:name="white-students"/>
+    <w:p>
+      <w:pPr>
+        <w:pStyle w:val="Heading4"/>
       </w:pPr>
       <w:r>
         <w:t xml:space="preserve">White Students</w:t>
@@ -1859,11 +2943,11 @@
         <w:t xml:space="preserve">: Teacher diversity shows small but significant negative association; administrator diversity shows no association.</w:t>
       </w:r>
     </w:p>
-    <w:bookmarkEnd w:id="16"/>
-    <w:bookmarkStart w:id="17" w:name="asian-students"/>
-    <w:p>
-      <w:pPr>
-        <w:pStyle w:val="Heading3"/>
+    <w:bookmarkEnd w:id="22"/>
+    <w:bookmarkStart w:id="23" w:name="asian-students"/>
+    <w:p>
+      <w:pPr>
+        <w:pStyle w:val="Heading4"/>
       </w:pPr>
       <w:r>
         <w:t xml:space="preserve">Asian Students</w:t>
@@ -1998,11 +3082,11 @@
         <w:t xml:space="preserve">: Teacher diversity shows no association. Administrator diversity shows unexpected positive association (higher diversity → slightly higher suspension rates), possibly due to confounding factors.</w:t>
       </w:r>
     </w:p>
-    <w:bookmarkEnd w:id="17"/>
-    <w:bookmarkStart w:id="18" w:name="filipino-students"/>
-    <w:p>
-      <w:pPr>
-        <w:pStyle w:val="Heading3"/>
+    <w:bookmarkEnd w:id="23"/>
+    <w:bookmarkStart w:id="24" w:name="filipino-students"/>
+    <w:p>
+      <w:pPr>
+        <w:pStyle w:val="Heading4"/>
       </w:pPr>
       <w:r>
         <w:t xml:space="preserve">Filipino Students</w:t>
@@ -2125,11 +3209,11 @@
         <w:t xml:space="preserve">: Small negative teacher diversity association; no administrator diversity effect.</w:t>
       </w:r>
     </w:p>
-    <w:bookmarkEnd w:id="18"/>
-    <w:bookmarkStart w:id="19" w:name="smaller-sample-groups"/>
-    <w:p>
-      <w:pPr>
-        <w:pStyle w:val="Heading3"/>
+    <w:bookmarkEnd w:id="24"/>
+    <w:bookmarkStart w:id="25" w:name="smaller-sample-groups"/>
+    <w:p>
+      <w:pPr>
+        <w:pStyle w:val="Heading4"/>
       </w:pPr>
       <w:r>
         <w:t xml:space="preserve">Smaller Sample Groups</w:t>
@@ -2232,15 +3316,49 @@
         </w:pict>
       </w:r>
     </w:p>
-    <w:bookmarkEnd w:id="19"/>
-    <w:bookmarkEnd w:id="20"/>
-    <w:bookmarkStart w:id="21" w:name="data-scope-and-time-period"/>
+    <w:bookmarkEnd w:id="25"/>
+    <w:bookmarkEnd w:id="26"/>
+    <w:bookmarkEnd w:id="27"/>
+    <w:bookmarkStart w:id="32" w:name="implications-for-practice-and-policy"/>
     <w:p>
       <w:pPr>
         <w:pStyle w:val="Heading2"/>
       </w:pPr>
       <w:r>
-        <w:t xml:space="preserve">Data Scope and Time Period</w:t>
+        <w:t xml:space="preserve">Implications for Practice and Policy</w:t>
+      </w:r>
+    </w:p>
+    <w:bookmarkStart w:id="28" w:name="X21902bdcb307cc4cdd1b556098c4c39d04237d2"/>
+    <w:p>
+      <w:pPr>
+        <w:pStyle w:val="Heading3"/>
+      </w:pPr>
+      <w:r>
+        <w:t xml:space="preserve">1.</w:t>
+      </w:r>
+      <w:r>
+        <w:t xml:space="preserve"> </w:t>
+      </w:r>
+      <w:r>
+        <w:rPr>
+          <w:b/>
+          <w:bCs/>
+        </w:rPr>
+        <w:t xml:space="preserve">Staff Diversity: Valuable But Not a</w:t>
+      </w:r>
+      <w:r>
+        <w:rPr>
+          <w:b/>
+          <w:bCs/>
+        </w:rPr>
+        <w:t xml:space="preserve"> </w:t>
+      </w:r>
+      <w:r>
+        <w:rPr>
+          <w:b/>
+          <w:bCs/>
+        </w:rPr>
+        <w:t xml:space="preserve">“Silver Bullet”</w:t>
       </w:r>
     </w:p>
     <w:p>
@@ -2252,10 +3370,10 @@
           <w:b/>
           <w:bCs/>
         </w:rPr>
-        <w:t xml:space="preserve">Analysis Date</w:t>
-      </w:r>
-      <w:r>
-        <w:t xml:space="preserve">: 2025-11-20</w:t>
+        <w:t xml:space="preserve">Finding</w:t>
+      </w:r>
+      <w:r>
+        <w:t xml:space="preserve">: Teacher diversity shows statistically significant associations with lower suspension rates for major student groups, but effect sizes are small.</w:t>
       </w:r>
     </w:p>
     <w:p>
@@ -2267,10 +3385,65 @@
           <w:b/>
           <w:bCs/>
         </w:rPr>
-        <w:t xml:space="preserve">Data Collection Period</w:t>
-      </w:r>
-      <w:r>
-        <w:t xml:space="preserve">: California Department of Education suspension and teacher staff data for academic years 2017-18 through 2023-24</w:t>
+        <w:t xml:space="preserve">Implication</w:t>
+      </w:r>
+      <w:r>
+        <w:t xml:space="preserve">:</w:t>
+      </w:r>
+      <w:r>
+        <w:t xml:space="preserve"> </w:t>
+      </w:r>
+      <w:r>
+        <w:t xml:space="preserve">- Diversifying teaching staff is valuable for many reasons:</w:t>
+      </w:r>
+      <w:r>
+        <w:t xml:space="preserve"> </w:t>
+      </w:r>
+      <w:r>
+        <w:t xml:space="preserve">- Role models and representation</w:t>
+      </w:r>
+      <w:r>
+        <w:t xml:space="preserve"> </w:t>
+      </w:r>
+      <w:r>
+        <w:t xml:space="preserve">- Cultural competency and understanding</w:t>
+      </w:r>
+      <w:r>
+        <w:t xml:space="preserve"> </w:t>
+      </w:r>
+      <w:r>
+        <w:t xml:space="preserve">- Community connections</w:t>
+      </w:r>
+      <w:r>
+        <w:t xml:space="preserve"> </w:t>
+      </w:r>
+      <w:r>
+        <w:t xml:space="preserve">-</w:t>
+      </w:r>
+      <w:r>
+        <w:t xml:space="preserve"> </w:t>
+      </w:r>
+      <w:r>
+        <w:rPr>
+          <w:b/>
+          <w:bCs/>
+        </w:rPr>
+        <w:t xml:space="preserve">However</w:t>
+      </w:r>
+      <w:r>
+        <w:t xml:space="preserve">, diversity alone is unlikely to substantially reduce suspension disparities</w:t>
+      </w:r>
+      <w:r>
+        <w:t xml:space="preserve"> </w:t>
+      </w:r>
+      <w:r>
+        <w:t xml:space="preserve">- Do not expect measurable suspension rate changes solely from hiring more diverse staff</w:t>
+      </w:r>
+      <w:r>
+        <w:t xml:space="preserve"> </w:t>
+      </w:r>
+      <w:r>
+        <w:t xml:space="preserve">- Combine diversity initiatives with evidence-based discipline reforms</w:t>
       </w:r>
     </w:p>
     <w:p>
@@ -2282,7 +3455,7 @@
           <w:b/>
           <w:bCs/>
         </w:rPr>
-        <w:t xml:space="preserve">Academic Years Covered</w:t>
+        <w:t xml:space="preserve">Recommended Actions</w:t>
       </w:r>
       <w:r>
         <w:t xml:space="preserve">:</w:t>
@@ -2291,29 +3464,60 @@
         <w:t xml:space="preserve"> </w:t>
       </w:r>
       <w:r>
-        <w:t xml:space="preserve">- 2017-18, 2018-19, 2019-20, 2021-22, 2022-23, 2023-24</w:t>
-      </w:r>
-      <w:r>
-        <w:t xml:space="preserve"> </w:t>
-      </w:r>
-      <w:r>
-        <w:t xml:space="preserve">-</w:t>
-      </w:r>
-      <w:r>
-        <w:t xml:space="preserve"> </w:t>
-      </w:r>
-      <w:r>
-        <w:rPr>
-          <w:b/>
-          <w:bCs/>
-        </w:rPr>
-        <w:t xml:space="preserve">Total: 6 academic years</w:t>
-      </w:r>
-      <w:r>
-        <w:t xml:space="preserve"> </w:t>
-      </w:r>
-      <w:r>
-        <w:t xml:space="preserve">- 2020-21 excluded due to COVID-19 disruptions</w:t>
+        <w:t xml:space="preserve">- Continue efforts to recruit and retain diverse educators</w:t>
+      </w:r>
+      <w:r>
+        <w:t xml:space="preserve"> </w:t>
+      </w:r>
+      <w:r>
+        <w:t xml:space="preserve">- Provide cultural responsiveness training for ALL staff (regardless of race)</w:t>
+      </w:r>
+      <w:r>
+        <w:t xml:space="preserve"> </w:t>
+      </w:r>
+      <w:r>
+        <w:t xml:space="preserve">- Implement restorative justice practices</w:t>
+      </w:r>
+      <w:r>
+        <w:t xml:space="preserve"> </w:t>
+      </w:r>
+      <w:r>
+        <w:t xml:space="preserve">- Revise disciplinary codes to reduce subjective infractions</w:t>
+      </w:r>
+    </w:p>
+    <w:bookmarkEnd w:id="28"/>
+    <w:bookmarkStart w:id="29" w:name="X404132e7001f3d8c411e73a3bdc4c300a0a906f"/>
+    <w:p>
+      <w:pPr>
+        <w:pStyle w:val="Heading3"/>
+      </w:pPr>
+      <w:r>
+        <w:t xml:space="preserve">2.</w:t>
+      </w:r>
+      <w:r>
+        <w:t xml:space="preserve"> </w:t>
+      </w:r>
+      <w:r>
+        <w:rPr>
+          <w:b/>
+          <w:bCs/>
+        </w:rPr>
+        <w:t xml:space="preserve">Prioritize Structural and Policy Interventions</w:t>
+      </w:r>
+    </w:p>
+    <w:p>
+      <w:pPr>
+        <w:pStyle w:val="FirstParagraph"/>
+      </w:pPr>
+      <w:r>
+        <w:rPr>
+          <w:b/>
+          <w:bCs/>
+        </w:rPr>
+        <w:t xml:space="preserve">Finding</w:t>
+      </w:r>
+      <w:r>
+        <w:t xml:space="preserve">: Charter status and school level show associations 15-30× larger than staff diversity.</w:t>
       </w:r>
     </w:p>
     <w:p>
@@ -2325,7 +3529,7 @@
           <w:b/>
           <w:bCs/>
         </w:rPr>
-        <w:t xml:space="preserve">Sample Size Breakdown</w:t>
+        <w:t xml:space="preserve">Implication</w:t>
       </w:r>
       <w:r>
         <w:t xml:space="preserve">:</w:t>
@@ -2334,96 +3538,37 @@
         <w:t xml:space="preserve"> </w:t>
       </w:r>
       <w:r>
-        <w:t xml:space="preserve">-</w:t>
-      </w:r>
-      <w:r>
-        <w:t xml:space="preserve"> </w:t>
-      </w:r>
-      <w:r>
-        <w:rPr>
-          <w:b/>
-          <w:bCs/>
-        </w:rPr>
-        <w:t xml:space="preserve">Raw observations</w:t>
-      </w:r>
-      <w:r>
-        <w:t xml:space="preserve">: 3,402,282 school-year-race-reason records</w:t>
-      </w:r>
-      <w:r>
-        <w:t xml:space="preserve"> </w:t>
-      </w:r>
-      <w:r>
-        <w:t xml:space="preserve">-</w:t>
-      </w:r>
-      <w:r>
-        <w:t xml:space="preserve"> </w:t>
-      </w:r>
-      <w:r>
-        <w:rPr>
-          <w:b/>
-          <w:bCs/>
-        </w:rPr>
-        <w:t xml:space="preserve">Aggregated observations</w:t>
-      </w:r>
-      <w:r>
-        <w:t xml:space="preserve">: 515,947 school-year-race combinations</w:t>
-      </w:r>
-      <w:r>
-        <w:t xml:space="preserve"> </w:t>
-      </w:r>
-      <w:r>
-        <w:t xml:space="preserve">-</w:t>
-      </w:r>
-      <w:r>
-        <w:t xml:space="preserve"> </w:t>
-      </w:r>
-      <w:r>
-        <w:rPr>
-          <w:b/>
-          <w:bCs/>
-        </w:rPr>
-        <w:t xml:space="preserve">Unique schools</w:t>
-      </w:r>
-      <w:r>
-        <w:t xml:space="preserve">: Approximately 21,700 California public schools</w:t>
-      </w:r>
-      <w:r>
-        <w:t xml:space="preserve"> </w:t>
-      </w:r>
-      <w:r>
-        <w:t xml:space="preserve">-</w:t>
-      </w:r>
-      <w:r>
-        <w:t xml:space="preserve"> </w:t>
-      </w:r>
-      <w:r>
-        <w:rPr>
-          <w:b/>
-          <w:bCs/>
-        </w:rPr>
-        <w:t xml:space="preserve">Student groups analyzed</w:t>
-      </w:r>
-      <w:r>
-        <w:t xml:space="preserve">: 8 racial/ethnic groups</w:t>
-      </w:r>
-      <w:r>
-        <w:t xml:space="preserve"> </w:t>
-      </w:r>
-      <w:r>
-        <w:t xml:space="preserve">-</w:t>
-      </w:r>
-      <w:r>
-        <w:t xml:space="preserve"> </w:t>
-      </w:r>
-      <w:r>
-        <w:rPr>
-          <w:b/>
-          <w:bCs/>
-        </w:rPr>
-        <w:t xml:space="preserve">Average reasons per school-year-race</w:t>
-      </w:r>
-      <w:r>
-        <w:t xml:space="preserve">: 6.6 (defiance, violence, drugs, etc.)</w:t>
+        <w:t xml:space="preserve">- School structure, policies, and disciplinary frameworks have larger associations with suspension outcomes</w:t>
+      </w:r>
+      <w:r>
+        <w:t xml:space="preserve"> </w:t>
+      </w:r>
+      <w:r>
+        <w:t xml:space="preserve">- Resource allocation should prioritize:</w:t>
+      </w:r>
+      <w:r>
+        <w:t xml:space="preserve"> </w:t>
+      </w:r>
+      <w:r>
+        <w:t xml:space="preserve">- Policy changes (alternative consequences, restorative justice)</w:t>
+      </w:r>
+      <w:r>
+        <w:t xml:space="preserve"> </w:t>
+      </w:r>
+      <w:r>
+        <w:t xml:space="preserve">- Training programs (implicit bias, de-escalation, trauma-informed practices)</w:t>
+      </w:r>
+      <w:r>
+        <w:t xml:space="preserve"> </w:t>
+      </w:r>
+      <w:r>
+        <w:t xml:space="preserve">- Support systems (counseling, mentoring, behavioral interventions)</w:t>
+      </w:r>
+      <w:r>
+        <w:t xml:space="preserve"> </w:t>
+      </w:r>
+      <w:r>
+        <w:t xml:space="preserve">- Leadership development focused on equitable discipline</w:t>
       </w:r>
     </w:p>
     <w:p>
@@ -2435,35 +3580,90 @@
           <w:b/>
           <w:bCs/>
         </w:rPr>
-        <w:t xml:space="preserve">What Each</w:t>
-      </w:r>
-      <w:r>
-        <w:rPr>
-          <w:b/>
-          <w:bCs/>
-        </w:rPr>
-        <w:t xml:space="preserve"> </w:t>
-      </w:r>
-      <w:r>
-        <w:rPr>
-          <w:b/>
-          <w:bCs/>
-        </w:rPr>
-        <w:t xml:space="preserve">“Observation”</w:t>
-      </w:r>
-      <w:r>
-        <w:rPr>
-          <w:b/>
-          <w:bCs/>
-        </w:rPr>
-        <w:t xml:space="preserve"> </w:t>
-      </w:r>
-      <w:r>
-        <w:rPr>
-          <w:b/>
-          <w:bCs/>
-        </w:rPr>
-        <w:t xml:space="preserve">Represents</w:t>
+        <w:t xml:space="preserve">Examples of High-Impact Interventions</w:t>
+      </w:r>
+      <w:r>
+        <w:t xml:space="preserve"> </w:t>
+      </w:r>
+      <w:r>
+        <w:t xml:space="preserve">(from research literature):</w:t>
+      </w:r>
+      <w:r>
+        <w:t xml:space="preserve"> </w:t>
+      </w:r>
+      <w:r>
+        <w:t xml:space="preserve">- Restorative justice circles</w:t>
+      </w:r>
+      <w:r>
+        <w:t xml:space="preserve"> </w:t>
+      </w:r>
+      <w:r>
+        <w:t xml:space="preserve">- Positive Behavioral Interventions and Supports (PBIS)</w:t>
+      </w:r>
+      <w:r>
+        <w:t xml:space="preserve"> </w:t>
+      </w:r>
+      <w:r>
+        <w:t xml:space="preserve">- Social-emotional learning curricula</w:t>
+      </w:r>
+      <w:r>
+        <w:t xml:space="preserve"> </w:t>
+      </w:r>
+      <w:r>
+        <w:t xml:space="preserve">- Administrator training in equitable discipline</w:t>
+      </w:r>
+      <w:r>
+        <w:t xml:space="preserve"> </w:t>
+      </w:r>
+      <w:r>
+        <w:t xml:space="preserve">- Clear, objective discipline codes (reducing subjectivity)</w:t>
+      </w:r>
+    </w:p>
+    <w:bookmarkEnd w:id="29"/>
+    <w:bookmarkStart w:id="30" w:name="context-specific-approaches-needed"/>
+    <w:p>
+      <w:pPr>
+        <w:pStyle w:val="Heading3"/>
+      </w:pPr>
+      <w:r>
+        <w:t xml:space="preserve">3.</w:t>
+      </w:r>
+      <w:r>
+        <w:t xml:space="preserve"> </w:t>
+      </w:r>
+      <w:r>
+        <w:rPr>
+          <w:b/>
+          <w:bCs/>
+        </w:rPr>
+        <w:t xml:space="preserve">Context-Specific Approaches Needed</w:t>
+      </w:r>
+    </w:p>
+    <w:p>
+      <w:pPr>
+        <w:pStyle w:val="FirstParagraph"/>
+      </w:pPr>
+      <w:r>
+        <w:rPr>
+          <w:b/>
+          <w:bCs/>
+        </w:rPr>
+        <w:t xml:space="preserve">Finding</w:t>
+      </w:r>
+      <w:r>
+        <w:t xml:space="preserve">: Associations vary substantially by student racial/ethnic group (significant for some, not others).</w:t>
+      </w:r>
+    </w:p>
+    <w:p>
+      <w:pPr>
+        <w:pStyle w:val="BodyText"/>
+      </w:pPr>
+      <w:r>
+        <w:rPr>
+          <w:b/>
+          <w:bCs/>
+        </w:rPr>
+        <w:t xml:space="preserve">Implication</w:t>
       </w:r>
       <w:r>
         <w:t xml:space="preserve">:</w:t>
@@ -2472,89 +3672,37 @@
         <w:t xml:space="preserve"> </w:t>
       </w:r>
       <w:r>
-        <w:t xml:space="preserve">- One</w:t>
-      </w:r>
-      <w:r>
-        <w:t xml:space="preserve"> </w:t>
-      </w:r>
-      <w:r>
-        <w:rPr>
-          <w:b/>
-          <w:bCs/>
-        </w:rPr>
-        <w:t xml:space="preserve">school</w:t>
-      </w:r>
-      <w:r>
-        <w:t xml:space="preserve"> </w:t>
-      </w:r>
-      <w:r>
-        <w:t xml:space="preserve">(identified by 14-digit CDS code)</w:t>
-      </w:r>
-      <w:r>
-        <w:t xml:space="preserve"> </w:t>
-      </w:r>
-      <w:r>
-        <w:t xml:space="preserve">- In one</w:t>
-      </w:r>
-      <w:r>
-        <w:t xml:space="preserve"> </w:t>
-      </w:r>
-      <w:r>
-        <w:rPr>
-          <w:b/>
-          <w:bCs/>
-        </w:rPr>
-        <w:t xml:space="preserve">academic year</w:t>
-      </w:r>
-      <w:r>
-        <w:t xml:space="preserve"> </w:t>
-      </w:r>
-      <w:r>
-        <w:t xml:space="preserve">(e.g., 2023-24)</w:t>
-      </w:r>
-      <w:r>
-        <w:t xml:space="preserve"> </w:t>
-      </w:r>
-      <w:r>
-        <w:t xml:space="preserve">- For one</w:t>
-      </w:r>
-      <w:r>
-        <w:t xml:space="preserve"> </w:t>
-      </w:r>
-      <w:r>
-        <w:rPr>
-          <w:b/>
-          <w:bCs/>
-        </w:rPr>
-        <w:t xml:space="preserve">student racial/ethnic group</w:t>
-      </w:r>
-      <w:r>
-        <w:t xml:space="preserve"> </w:t>
-      </w:r>
-      <w:r>
-        <w:t xml:space="preserve">(e.g., Black/African American)</w:t>
-      </w:r>
-      <w:r>
-        <w:t xml:space="preserve"> </w:t>
-      </w:r>
-      <w:r>
-        <w:t xml:space="preserve">-</w:t>
-      </w:r>
-      <w:r>
-        <w:t xml:space="preserve"> </w:t>
-      </w:r>
-      <w:r>
-        <w:rPr>
-          <w:b/>
-          <w:bCs/>
-        </w:rPr>
-        <w:t xml:space="preserve">Aggregated across all suspension reasons</w:t>
-      </w:r>
-      <w:r>
-        <w:t xml:space="preserve"> </w:t>
-      </w:r>
-      <w:r>
-        <w:t xml:space="preserve">(to avoid clustering issues)</w:t>
+        <w:t xml:space="preserve">- One-size-fits-all diversity initiatives unlikely to work uniformly</w:t>
+      </w:r>
+      <w:r>
+        <w:t xml:space="preserve"> </w:t>
+      </w:r>
+      <w:r>
+        <w:t xml:space="preserve">- Schools should consider:</w:t>
+      </w:r>
+      <w:r>
+        <w:t xml:space="preserve"> </w:t>
+      </w:r>
+      <w:r>
+        <w:t xml:space="preserve">- Which student groups face highest suspension rates?</w:t>
+      </w:r>
+      <w:r>
+        <w:t xml:space="preserve"> </w:t>
+      </w:r>
+      <w:r>
+        <w:t xml:space="preserve">- What is the local community racial/ethnic composition?</w:t>
+      </w:r>
+      <w:r>
+        <w:t xml:space="preserve"> </w:t>
+      </w:r>
+      <w:r>
+        <w:t xml:space="preserve">- What disciplinary practices are currently in use?</w:t>
+      </w:r>
+      <w:r>
+        <w:t xml:space="preserve"> </w:t>
+      </w:r>
+      <w:r>
+        <w:t xml:space="preserve">- Who makes suspension decisions (teachers, administrators, both)?</w:t>
       </w:r>
     </w:p>
     <w:p>
@@ -2566,10 +3714,69 @@
           <w:b/>
           <w:bCs/>
         </w:rPr>
-        <w:t xml:space="preserve">Geographic Coverage</w:t>
-      </w:r>
-      <w:r>
-        <w:t xml:space="preserve">: All California public schools reporting complete data</w:t>
+        <w:t xml:space="preserve">Recommended Actions</w:t>
+      </w:r>
+      <w:r>
+        <w:t xml:space="preserve">:</w:t>
+      </w:r>
+      <w:r>
+        <w:t xml:space="preserve"> </w:t>
+      </w:r>
+      <w:r>
+        <w:t xml:space="preserve">- Conduct local data analysis before implementing interventions</w:t>
+      </w:r>
+      <w:r>
+        <w:t xml:space="preserve"> </w:t>
+      </w:r>
+      <w:r>
+        <w:t xml:space="preserve">- Engage with affected communities to understand context</w:t>
+      </w:r>
+      <w:r>
+        <w:t xml:space="preserve"> </w:t>
+      </w:r>
+      <w:r>
+        <w:t xml:space="preserve">- Pilot interventions and evaluate effectiveness locally</w:t>
+      </w:r>
+      <w:r>
+        <w:t xml:space="preserve"> </w:t>
+      </w:r>
+      <w:r>
+        <w:t xml:space="preserve">- Adapt strategies based on student population needs</w:t>
+      </w:r>
+    </w:p>
+    <w:bookmarkEnd w:id="30"/>
+    <w:bookmarkStart w:id="31" w:name="Xe39f0cc1f8b58d92e719fe88b3452c9f16dfd80"/>
+    <w:p>
+      <w:pPr>
+        <w:pStyle w:val="Heading3"/>
+      </w:pPr>
+      <w:r>
+        <w:t xml:space="preserve">4.</w:t>
+      </w:r>
+      <w:r>
+        <w:t xml:space="preserve"> </w:t>
+      </w:r>
+      <w:r>
+        <w:rPr>
+          <w:b/>
+          <w:bCs/>
+        </w:rPr>
+        <w:t xml:space="preserve">Beware of Paradoxical Findings and Confounding</w:t>
+      </w:r>
+    </w:p>
+    <w:p>
+      <w:pPr>
+        <w:pStyle w:val="FirstParagraph"/>
+      </w:pPr>
+      <w:r>
+        <w:rPr>
+          <w:b/>
+          <w:bCs/>
+        </w:rPr>
+        <w:t xml:space="preserve">Finding</w:t>
+      </w:r>
+      <w:r>
+        <w:t xml:space="preserve">: Some groups show unexpected positive associations (e.g., Asian students: higher admin diversity → higher suspension rates).</w:t>
       </w:r>
     </w:p>
     <w:p>
@@ -2581,34 +3788,47 @@
           <w:b/>
           <w:bCs/>
         </w:rPr>
-        <w:t xml:space="preserve">Inclusion Criteria</w:t>
-      </w:r>
-      <w:r>
-        <w:t xml:space="preserve">:</w:t>
-      </w:r>
-      <w:r>
-        <w:t xml:space="preserve"> </w:t>
-      </w:r>
-      <w:r>
-        <w:t xml:space="preserve">- Non-missing teacher diversity measure</w:t>
-      </w:r>
-      <w:r>
-        <w:t xml:space="preserve"> </w:t>
-      </w:r>
-      <w:r>
-        <w:t xml:space="preserve">- Non-missing administrator diversity measure</w:t>
-      </w:r>
-      <w:r>
-        <w:t xml:space="preserve"> </w:t>
-      </w:r>
-      <w:r>
-        <w:t xml:space="preserve">- Non-missing suspension rate</w:t>
-      </w:r>
-      <w:r>
-        <w:t xml:space="preserve"> </w:t>
-      </w:r>
-      <w:r>
-        <w:t xml:space="preserve">- Positive student enrollment (&gt;0) for the racial group</w:t>
+        <w:t xml:space="preserve">Interpretation</w:t>
+      </w:r>
+      <w:r>
+        <w:t xml:space="preserve">: These are</w:t>
+      </w:r>
+      <w:r>
+        <w:t xml:space="preserve"> </w:t>
+      </w:r>
+      <w:r>
+        <w:rPr>
+          <w:b/>
+          <w:bCs/>
+        </w:rPr>
+        <w:t xml:space="preserve">not causal effects</w:t>
+      </w:r>
+      <w:r>
+        <w:t xml:space="preserve">. Likely explanations:</w:t>
+      </w:r>
+      <w:r>
+        <w:t xml:space="preserve"> </w:t>
+      </w:r>
+      <w:r>
+        <w:t xml:space="preserve">- Schools with diverse administrators may be in communities with existing discipline challenges</w:t>
+      </w:r>
+      <w:r>
+        <w:t xml:space="preserve"> </w:t>
+      </w:r>
+      <w:r>
+        <w:t xml:space="preserve">- Districts may hire diverse administrators specifically to address problem schools (reverse causation)</w:t>
+      </w:r>
+      <w:r>
+        <w:t xml:space="preserve"> </w:t>
+      </w:r>
+      <w:r>
+        <w:t xml:space="preserve">- Geographic/regional factors not captured in model</w:t>
+      </w:r>
+      <w:r>
+        <w:t xml:space="preserve"> </w:t>
+      </w:r>
+      <w:r>
+        <w:t xml:space="preserve">- Unmeasured confounders (school culture, leadership quality, resources)</w:t>
       </w:r>
     </w:p>
     <w:p>
@@ -2620,28 +3840,10 @@
           <w:b/>
           <w:bCs/>
         </w:rPr>
-        <w:t xml:space="preserve">Exclusion Criteria</w:t>
-      </w:r>
-      <w:r>
-        <w:t xml:space="preserve">:</w:t>
-      </w:r>
-      <w:r>
-        <w:t xml:space="preserve"> </w:t>
-      </w:r>
-      <w:r>
-        <w:t xml:space="preserve">- Schools missing teacher demographic data</w:t>
-      </w:r>
-      <w:r>
-        <w:t xml:space="preserve"> </w:t>
-      </w:r>
-      <w:r>
-        <w:t xml:space="preserve">- Student groups with zero enrollment</w:t>
-      </w:r>
-      <w:r>
-        <w:t xml:space="preserve"> </w:t>
-      </w:r>
-      <w:r>
-        <w:t xml:space="preserve">- 2020-21 academic year</w:t>
+        <w:t xml:space="preserve">Implication</w:t>
+      </w:r>
+      <w:r>
+        <w:t xml:space="preserve">: Do NOT conclude that diverse administrators cause higher suspension rates. This demonstrates the limitation of observational data and the need for causal inference methods.</w:t>
       </w:r>
     </w:p>
     <w:p>
@@ -2651,17 +3853,18 @@
         </w:pict>
       </w:r>
     </w:p>
-    <w:bookmarkEnd w:id="21"/>
-    <w:bookmarkStart w:id="27" w:name="methodological-notes"/>
+    <w:bookmarkEnd w:id="31"/>
+    <w:bookmarkEnd w:id="32"/>
+    <w:bookmarkStart w:id="37" w:name="limitations-and-caveats"/>
     <w:p>
       <w:pPr>
         <w:pStyle w:val="Heading2"/>
       </w:pPr>
       <w:r>
-        <w:t xml:space="preserve">Methodological Notes</w:t>
-      </w:r>
-    </w:p>
-    <w:bookmarkStart w:id="22" w:name="X13addfab65d0267143392cca32405a6f081c6c2"/>
+        <w:t xml:space="preserve">Limitations and Caveats</w:t>
+      </w:r>
+    </w:p>
+    <w:bookmarkStart w:id="33" w:name="critical-correlational-not-causal"/>
     <w:p>
       <w:pPr>
         <w:pStyle w:val="Heading3"/>
@@ -2671,7 +3874,7 @@
           <w:b/>
           <w:bCs/>
         </w:rPr>
-        <w:t xml:space="preserve">CRITICAL: Aggregation to School-Year-Race Level (Methodological Fix, 2025-11-20)</w:t>
+        <w:t xml:space="preserve">CRITICAL: Correlational, Not Causal</w:t>
       </w:r>
     </w:p>
     <w:p>
@@ -2679,60 +3882,65 @@
         <w:pStyle w:val="FirstParagraph"/>
       </w:pPr>
       <w:r>
-        <w:rPr>
-          <w:b/>
-          <w:bCs/>
-        </w:rPr>
-        <w:t xml:space="preserve">Problem Identified</w:t>
-      </w:r>
-      <w:r>
-        <w:t xml:space="preserve">: Raw CDE data is reported at</w:t>
-      </w:r>
-      <w:r>
-        <w:t xml:space="preserve"> </w:t>
-      </w:r>
-      <w:r>
-        <w:rPr>
-          <w:b/>
-          <w:bCs/>
-        </w:rPr>
-        <w:t xml:space="preserve">school-year-race-reason</w:t>
-      </w:r>
-      <w:r>
-        <w:t xml:space="preserve"> </w:t>
-      </w:r>
-      <w:r>
-        <w:t xml:space="preserve">level (6 suspension reasons per school-year-race combination). Running regressions on this data treats 6 clustered observations as independent, which:</w:t>
-      </w:r>
-      <w:r>
-        <w:t xml:space="preserve"> </w:t>
-      </w:r>
-      <w:r>
-        <w:t xml:space="preserve">- Underestimates standard errors by ~√6 ≈ 2.45×</w:t>
-      </w:r>
-      <w:r>
-        <w:t xml:space="preserve"> </w:t>
-      </w:r>
-      <w:r>
-        <w:t xml:space="preserve">- Produces artificially small p-values</w:t>
-      </w:r>
-      <w:r>
-        <w:t xml:space="preserve"> </w:t>
-      </w:r>
-      <w:r>
-        <w:t xml:space="preserve">- Leads to anti-conservative inference (too many</w:t>
-      </w:r>
-      <w:r>
-        <w:t xml:space="preserve"> </w:t>
-      </w:r>
-      <w:r>
-        <w:t xml:space="preserve">“significant”</w:t>
-      </w:r>
-      <w:r>
-        <w:t xml:space="preserve"> </w:t>
-      </w:r>
-      <w:r>
-        <w:t xml:space="preserve">findings)</w:t>
+        <w:t xml:space="preserve">This analysis uses</w:t>
+      </w:r>
+      <w:r>
+        <w:t xml:space="preserve"> </w:t>
+      </w:r>
+      <w:r>
+        <w:rPr>
+          <w:b/>
+          <w:bCs/>
+        </w:rPr>
+        <w:t xml:space="preserve">observational data</w:t>
+      </w:r>
+      <w:r>
+        <w:t xml:space="preserve"> </w:t>
+      </w:r>
+      <w:r>
+        <w:t xml:space="preserve">and</w:t>
+      </w:r>
+      <w:r>
+        <w:t xml:space="preserve"> </w:t>
+      </w:r>
+      <w:r>
+        <w:rPr>
+          <w:b/>
+          <w:bCs/>
+        </w:rPr>
+        <w:t xml:space="preserve">linear regression</w:t>
+      </w:r>
+      <w:r>
+        <w:t xml:space="preserve">, which can detect</w:t>
+      </w:r>
+      <w:r>
+        <w:t xml:space="preserve"> </w:t>
+      </w:r>
+      <w:r>
+        <w:rPr>
+          <w:b/>
+          <w:bCs/>
+        </w:rPr>
+        <w:t xml:space="preserve">associations</w:t>
+      </w:r>
+      <w:r>
+        <w:t xml:space="preserve"> </w:t>
+      </w:r>
+      <w:r>
+        <w:t xml:space="preserve">but cannot prove</w:t>
+      </w:r>
+      <w:r>
+        <w:t xml:space="preserve"> </w:t>
+      </w:r>
+      <w:r>
+        <w:rPr>
+          <w:b/>
+          <w:bCs/>
+        </w:rPr>
+        <w:t xml:space="preserve">causation</w:t>
+      </w:r>
+      <w:r>
+        <w:t xml:space="preserve">.</w:t>
       </w:r>
     </w:p>
     <w:p>
@@ -2744,44 +3952,34 @@
           <w:b/>
           <w:bCs/>
         </w:rPr>
-        <w:t xml:space="preserve">Solution Implemented</w:t>
-      </w:r>
-      <w:r>
-        <w:t xml:space="preserve">: Before regression, data are aggregated to</w:t>
-      </w:r>
-      <w:r>
-        <w:t xml:space="preserve"> </w:t>
-      </w:r>
-      <w:r>
-        <w:rPr>
-          <w:b/>
-          <w:bCs/>
-        </w:rPr>
-        <w:t xml:space="preserve">school-year-race level</w:t>
-      </w:r>
-      <w:r>
-        <w:t xml:space="preserve"> </w:t>
-      </w:r>
-      <w:r>
-        <w:t xml:space="preserve">by:</w:t>
-      </w:r>
-      <w:r>
-        <w:t xml:space="preserve"> </w:t>
-      </w:r>
-      <w:r>
-        <w:t xml:space="preserve">- Summing total suspensions across all reason categories</w:t>
-      </w:r>
-      <w:r>
-        <w:t xml:space="preserve"> </w:t>
-      </w:r>
-      <w:r>
-        <w:t xml:space="preserve">- Taking first value of school-level variables (teacher diversity, charter status, enrollment)</w:t>
-      </w:r>
-      <w:r>
-        <w:t xml:space="preserve"> </w:t>
-      </w:r>
-      <w:r>
-        <w:t xml:space="preserve">- Recalculating suspension rates</w:t>
+        <w:t xml:space="preserve">What we CAN say</w:t>
+      </w:r>
+      <w:r>
+        <w:t xml:space="preserve">:</w:t>
+      </w:r>
+      <w:r>
+        <w:t xml:space="preserve"> </w:t>
+      </w:r>
+      <w:r>
+        <w:t xml:space="preserve">- There are small statistical associations between staff racial diversity and suspension rates</w:t>
+      </w:r>
+      <w:r>
+        <w:t xml:space="preserve"> </w:t>
+      </w:r>
+      <w:r>
+        <w:t xml:space="preserve">- These associations vary by student racial/ethnic group</w:t>
+      </w:r>
+      <w:r>
+        <w:t xml:space="preserve"> </w:t>
+      </w:r>
+      <w:r>
+        <w:t xml:space="preserve">- Effect sizes are small compared to structural factors</w:t>
+      </w:r>
+      <w:r>
+        <w:t xml:space="preserve"> </w:t>
+      </w:r>
+      <w:r>
+        <w:t xml:space="preserve">- Results hold after controlling for charter status and school level</w:t>
       </w:r>
     </w:p>
     <w:p>
@@ -2793,7 +3991,7 @@
           <w:b/>
           <w:bCs/>
         </w:rPr>
-        <w:t xml:space="preserve">Impact</w:t>
+        <w:t xml:space="preserve">What we CANNOT say</w:t>
       </w:r>
       <w:r>
         <w:t xml:space="preserve">:</w:t>
@@ -2802,19 +4000,37 @@
         <w:t xml:space="preserve"> </w:t>
       </w:r>
       <w:r>
-        <w:t xml:space="preserve">- Reduced observations: 3,402,282 → 515,947</w:t>
-      </w:r>
-      <w:r>
-        <w:t xml:space="preserve"> </w:t>
-      </w:r>
-      <w:r>
-        <w:t xml:space="preserve">- Standard errors now appropriate for unit of analysis</w:t>
-      </w:r>
-      <w:r>
-        <w:t xml:space="preserve"> </w:t>
-      </w:r>
-      <w:r>
-        <w:t xml:space="preserve">- P-values and confidence intervals now valid</w:t>
+        <w:t xml:space="preserve">- Staff diversity</w:t>
+      </w:r>
+      <w:r>
+        <w:t xml:space="preserve"> </w:t>
+      </w:r>
+      <w:r>
+        <w:t xml:space="preserve">“causes”</w:t>
+      </w:r>
+      <w:r>
+        <w:t xml:space="preserve"> </w:t>
+      </w:r>
+      <w:r>
+        <w:t xml:space="preserve">changes in suspension rates</w:t>
+      </w:r>
+      <w:r>
+        <w:t xml:space="preserve"> </w:t>
+      </w:r>
+      <w:r>
+        <w:t xml:space="preserve">- Increasing diversity will reduce suspensions</w:t>
+      </w:r>
+      <w:r>
+        <w:t xml:space="preserve"> </w:t>
+      </w:r>
+      <w:r>
+        <w:t xml:space="preserve">- The direction of causality (diversity → suspensions vs. suspensions → hiring diversity)</w:t>
+      </w:r>
+      <w:r>
+        <w:t xml:space="preserve"> </w:t>
+      </w:r>
+      <w:r>
+        <w:t xml:space="preserve">- That confounding factors are not responsible for observed associations</w:t>
       </w:r>
     </w:p>
     <w:p>
@@ -2822,416 +4038,14 @@
         <w:pStyle w:val="BodyText"/>
       </w:pPr>
       <w:r>
-        <w:t xml:space="preserve">This fix was implemented on 2025-11-20 and is documented in</w:t>
-      </w:r>
-      <w:r>
-        <w:t xml:space="preserve"> </w:t>
-      </w:r>
-      <w:r>
-        <w:rPr>
-          <w:rStyle w:val="VerbatimChar"/>
-        </w:rPr>
-        <w:t xml:space="preserve">Analysis/21_teacher_diversity_regression.R</w:t>
-      </w:r>
-      <w:r>
-        <w:t xml:space="preserve"> </w:t>
-      </w:r>
-      <w:r>
-        <w:t xml:space="preserve">(lines 214-294).</w:t>
-      </w:r>
-    </w:p>
-    <w:bookmarkEnd w:id="22"/>
-    <w:bookmarkStart w:id="23" w:name="regression-model"/>
-    <w:p>
-      <w:pPr>
-        <w:pStyle w:val="Heading3"/>
-      </w:pPr>
-      <w:r>
-        <w:t xml:space="preserve">Regression Model</w:t>
-      </w:r>
-    </w:p>
-    <w:p>
-      <w:pPr>
-        <w:pStyle w:val="FirstParagraph"/>
-      </w:pPr>
-      <w:r>
-        <w:rPr>
-          <w:b/>
-          <w:bCs/>
-        </w:rPr>
-        <w:t xml:space="preserve">Formula</w:t>
+        <w:rPr>
+          <w:b/>
+          <w:bCs/>
+        </w:rPr>
+        <w:t xml:space="preserve">Why Causal Inference is Limited</w:t>
       </w:r>
       <w:r>
         <w:t xml:space="preserve">:</w:t>
-      </w:r>
-    </w:p>
-    <w:p>
-      <w:pPr>
-        <w:pStyle w:val="SourceCode"/>
-      </w:pPr>
-      <w:r>
-        <w:rPr>
-          <w:rStyle w:val="VerbatimChar"/>
-        </w:rPr>
-        <w:t xml:space="preserve">Suspension Rate ~ Teacher Non-White Share + Admin Non-White Share +</w:t>
-      </w:r>
-      <w:r>
-        <w:br/>
-      </w:r>
-      <w:r>
-        <w:rPr>
-          <w:rStyle w:val="VerbatimChar"/>
-        </w:rPr>
-        <w:t xml:space="preserve">                  Charter Status + School Level</w:t>
-      </w:r>
-    </w:p>
-    <w:p>
-      <w:pPr>
-        <w:pStyle w:val="FirstParagraph"/>
-      </w:pPr>
-      <w:r>
-        <w:rPr>
-          <w:b/>
-          <w:bCs/>
-        </w:rPr>
-        <w:t xml:space="preserve">Key Features</w:t>
-      </w:r>
-      <w:r>
-        <w:t xml:space="preserve">:</w:t>
-      </w:r>
-      <w:r>
-        <w:t xml:space="preserve"> </w:t>
-      </w:r>
-      <w:r>
-        <w:t xml:space="preserve">-</w:t>
-      </w:r>
-      <w:r>
-        <w:t xml:space="preserve"> </w:t>
-      </w:r>
-      <w:r>
-        <w:rPr>
-          <w:b/>
-          <w:bCs/>
-        </w:rPr>
-        <w:t xml:space="preserve">Weighted least squares</w:t>
-      </w:r>
-      <w:r>
-        <w:t xml:space="preserve">: Schools weighted by student enrollment</w:t>
-      </w:r>
-      <w:r>
-        <w:t xml:space="preserve"> </w:t>
-      </w:r>
-      <w:r>
-        <w:t xml:space="preserve">-</w:t>
-      </w:r>
-      <w:r>
-        <w:t xml:space="preserve"> </w:t>
-      </w:r>
-      <w:r>
-        <w:rPr>
-          <w:b/>
-          <w:bCs/>
-        </w:rPr>
-        <w:t xml:space="preserve">Controls</w:t>
-      </w:r>
-      <w:r>
-        <w:t xml:space="preserve">: Charter status (binary), School level (5 categories: Elementary, Middle, High, Other, Alternative)</w:t>
-      </w:r>
-      <w:r>
-        <w:t xml:space="preserve"> </w:t>
-      </w:r>
-      <w:r>
-        <w:t xml:space="preserve">-</w:t>
-      </w:r>
-      <w:r>
-        <w:t xml:space="preserve"> </w:t>
-      </w:r>
-      <w:r>
-        <w:rPr>
-          <w:b/>
-          <w:bCs/>
-        </w:rPr>
-        <w:t xml:space="preserve">Stratified</w:t>
-      </w:r>
-      <w:r>
-        <w:t xml:space="preserve">: Separate regressions for each student racial/ethnic group</w:t>
-      </w:r>
-      <w:r>
-        <w:t xml:space="preserve"> </w:t>
-      </w:r>
-      <w:r>
-        <w:t xml:space="preserve">-</w:t>
-      </w:r>
-      <w:r>
-        <w:t xml:space="preserve"> </w:t>
-      </w:r>
-      <w:r>
-        <w:rPr>
-          <w:b/>
-          <w:bCs/>
-        </w:rPr>
-        <w:t xml:space="preserve">Diversity measurement</w:t>
-      </w:r>
-      <w:r>
-        <w:t xml:space="preserve">: Proportion of non-white staff (0-1 scale)</w:t>
-      </w:r>
-    </w:p>
-    <w:bookmarkEnd w:id="23"/>
-    <w:bookmarkStart w:id="24" w:name="diversity-measure-construction"/>
-    <w:p>
-      <w:pPr>
-        <w:pStyle w:val="Heading3"/>
-      </w:pPr>
-      <w:r>
-        <w:t xml:space="preserve">Diversity Measure Construction</w:t>
-      </w:r>
-    </w:p>
-    <w:p>
-      <w:pPr>
-        <w:pStyle w:val="FirstParagraph"/>
-      </w:pPr>
-      <w:r>
-        <w:rPr>
-          <w:b/>
-          <w:bCs/>
-        </w:rPr>
-        <w:t xml:space="preserve">Teacher Racial Diversity</w:t>
-      </w:r>
-      <w:r>
-        <w:t xml:space="preserve">:</w:t>
-      </w:r>
-      <w:r>
-        <w:t xml:space="preserve"> </w:t>
-      </w:r>
-      <w:r>
-        <w:t xml:space="preserve">- Sum of 84 non-white race share columns</w:t>
-      </w:r>
-      <w:r>
-        <w:t xml:space="preserve"> </w:t>
-      </w:r>
-      <w:r>
-        <w:t xml:space="preserve">- Includes: African American, Asian, Filipino, Hispanic/Latino, American Indian/Alaska Native, Native Hawaiian/Pacific Islander, Pacific Islander (legacy), Two or More Races</w:t>
-      </w:r>
-      <w:r>
-        <w:t xml:space="preserve"> </w:t>
-      </w:r>
-      <w:r>
-        <w:t xml:space="preserve">- Excludes: White, Not Reported</w:t>
-      </w:r>
-      <w:r>
-        <w:t xml:space="preserve"> </w:t>
-      </w:r>
-      <w:r>
-        <w:t xml:space="preserve">- Data source: CDE teacher staff files (stre*.txt)</w:t>
-      </w:r>
-    </w:p>
-    <w:p>
-      <w:pPr>
-        <w:pStyle w:val="BodyText"/>
-      </w:pPr>
-      <w:r>
-        <w:rPr>
-          <w:b/>
-          <w:bCs/>
-        </w:rPr>
-        <w:t xml:space="preserve">Administrator Racial Diversity</w:t>
-      </w:r>
-      <w:r>
-        <w:t xml:space="preserve">:</w:t>
-      </w:r>
-      <w:r>
-        <w:t xml:space="preserve"> </w:t>
-      </w:r>
-      <w:r>
-        <w:t xml:space="preserve">- Sum of 14 non-white administrator race share columns</w:t>
-      </w:r>
-      <w:r>
-        <w:t xml:space="preserve"> </w:t>
-      </w:r>
-      <w:r>
-        <w:t xml:space="preserve">- Uses</w:t>
-      </w:r>
-      <w:r>
-        <w:t xml:space="preserve"> </w:t>
-      </w:r>
-      <w:r>
-        <w:rPr>
-          <w:rStyle w:val="VerbatimChar"/>
-        </w:rPr>
-        <w:t xml:space="preserve">teacher_*_by_type_administrators_*_share</w:t>
-      </w:r>
-      <w:r>
-        <w:t xml:space="preserve"> </w:t>
-      </w:r>
-      <w:r>
-        <w:t xml:space="preserve">columns</w:t>
-      </w:r>
-      <w:r>
-        <w:t xml:space="preserve"> </w:t>
-      </w:r>
-      <w:r>
-        <w:t xml:space="preserve">- Same race categories as teacher measure</w:t>
-      </w:r>
-    </w:p>
-    <w:p>
-      <w:pPr>
-        <w:pStyle w:val="BodyText"/>
-      </w:pPr>
-      <w:r>
-        <w:rPr>
-          <w:b/>
-          <w:bCs/>
-        </w:rPr>
-        <w:t xml:space="preserve">Validation</w:t>
-      </w:r>
-      <w:r>
-        <w:t xml:space="preserve">: Script explicitly verifies RACE measures are used (not gender diversity) and matches canonical</w:t>
-      </w:r>
-      <w:r>
-        <w:t xml:space="preserve"> </w:t>
-      </w:r>
-      <w:r>
-        <w:rPr>
-          <w:rStyle w:val="VerbatimChar"/>
-        </w:rPr>
-        <w:t xml:space="preserve">TEACHER_RACE_SLUGS</w:t>
-      </w:r>
-      <w:r>
-        <w:t xml:space="preserve"> </w:t>
-      </w:r>
-      <w:r>
-        <w:t xml:space="preserve">pattern.</w:t>
-      </w:r>
-    </w:p>
-    <w:bookmarkEnd w:id="24"/>
-    <w:bookmarkStart w:id="25" w:name="statistical-significance"/>
-    <w:p>
-      <w:pPr>
-        <w:pStyle w:val="Heading3"/>
-      </w:pPr>
-      <w:r>
-        <w:t xml:space="preserve">Statistical Significance</w:t>
-      </w:r>
-    </w:p>
-    <w:p>
-      <w:pPr>
-        <w:pStyle w:val="FirstParagraph"/>
-      </w:pPr>
-      <w:r>
-        <w:t xml:space="preserve">Throughout this summary:</w:t>
-      </w:r>
-      <w:r>
-        <w:t xml:space="preserve"> </w:t>
-      </w:r>
-      <w:r>
-        <w:t xml:space="preserve">-</w:t>
-      </w:r>
-      <w:r>
-        <w:t xml:space="preserve"> </w:t>
-      </w:r>
-      <w:r>
-        <w:rPr>
-          <w:b/>
-          <w:bCs/>
-        </w:rPr>
-        <w:t xml:space="preserve">***</w:t>
-      </w:r>
-      <w:r>
-        <w:t xml:space="preserve"> </w:t>
-      </w:r>
-      <w:r>
-        <w:t xml:space="preserve">indicates p &lt; 0.001 (highly statistically significant)</w:t>
-      </w:r>
-      <w:r>
-        <w:t xml:space="preserve"> </w:t>
-      </w:r>
-      <w:r>
-        <w:t xml:space="preserve">-</w:t>
-      </w:r>
-      <w:r>
-        <w:t xml:space="preserve"> </w:t>
-      </w:r>
-      <w:r>
-        <w:rPr>
-          <w:b/>
-          <w:bCs/>
-        </w:rPr>
-        <w:t xml:space="preserve">**</w:t>
-      </w:r>
-      <w:r>
-        <w:t xml:space="preserve"> </w:t>
-      </w:r>
-      <w:r>
-        <w:t xml:space="preserve">indicates p &lt; 0.01 (very statistically significant)</w:t>
-      </w:r>
-      <w:r>
-        <w:t xml:space="preserve"> </w:t>
-      </w:r>
-      <w:r>
-        <w:t xml:space="preserve">-</w:t>
-      </w:r>
-      <w:r>
-        <w:t xml:space="preserve"> </w:t>
-      </w:r>
-      <w:r>
-        <w:rPr>
-          <w:b/>
-          <w:bCs/>
-        </w:rPr>
-        <w:t xml:space="preserve">*</w:t>
-      </w:r>
-      <w:r>
-        <w:t xml:space="preserve"> </w:t>
-      </w:r>
-      <w:r>
-        <w:t xml:space="preserve">indicates p &lt; 0.05 (statistically significant)</w:t>
-      </w:r>
-      <w:r>
-        <w:t xml:space="preserve"> </w:t>
-      </w:r>
-      <w:r>
-        <w:t xml:space="preserve">-</w:t>
-      </w:r>
-      <w:r>
-        <w:t xml:space="preserve"> </w:t>
-      </w:r>
-      <w:r>
-        <w:rPr>
-          <w:b/>
-          <w:bCs/>
-        </w:rPr>
-        <w:t xml:space="preserve">NS</w:t>
-      </w:r>
-      <w:r>
-        <w:t xml:space="preserve"> </w:t>
-      </w:r>
-      <w:r>
-        <w:t xml:space="preserve">indicates not statistically significant (p ≥ 0.05)</w:t>
-      </w:r>
-    </w:p>
-    <w:p>
-      <w:pPr>
-        <w:pStyle w:val="BodyText"/>
-      </w:pPr>
-      <w:r>
-        <w:rPr>
-          <w:b/>
-          <w:bCs/>
-        </w:rPr>
-        <w:t xml:space="preserve">Important</w:t>
-      </w:r>
-      <w:r>
-        <w:t xml:space="preserve">: Statistical significance does not imply practical importance. With large sample sizes (1,084 to 21,706 observations per group), even small effects reach statistical significance.</w:t>
-      </w:r>
-    </w:p>
-    <w:bookmarkEnd w:id="25"/>
-    <w:bookmarkStart w:id="26" w:name="model-fit"/>
-    <w:p>
-      <w:pPr>
-        <w:pStyle w:val="Heading3"/>
-      </w:pPr>
-      <w:r>
-        <w:t xml:space="preserve">Model Fit</w:t>
       </w:r>
     </w:p>
     <w:p>
@@ -3243,7 +4057,14 @@
         </w:numPr>
       </w:pPr>
       <w:r>
-        <w:t xml:space="preserve">R² ranges from 0.079 (Filipino) to 0.199 (American Indian/Alaska Native)</w:t>
+        <w:rPr>
+          <w:b/>
+          <w:bCs/>
+        </w:rPr>
+        <w:t xml:space="preserve">No random assignment</w:t>
+      </w:r>
+      <w:r>
+        <w:t xml:space="preserve">: Schools are not randomly assigned to have diverse staff</w:t>
       </w:r>
     </w:p>
     <w:p>
@@ -3255,7 +4076,110 @@
         </w:numPr>
       </w:pPr>
       <w:r>
-        <w:t xml:space="preserve">Most models explain 8-20% of suspension rate variation</w:t>
+        <w:rPr>
+          <w:b/>
+          <w:bCs/>
+        </w:rPr>
+        <w:t xml:space="preserve">Unmeasured confounders</w:t>
+      </w:r>
+      <w:r>
+        <w:t xml:space="preserve">: Many factors not controlled:</w:t>
+      </w:r>
+    </w:p>
+    <w:p>
+      <w:pPr>
+        <w:pStyle w:val="Compact"/>
+        <w:numPr>
+          <w:ilvl w:val="1"/>
+          <w:numId w:val="1002"/>
+        </w:numPr>
+      </w:pPr>
+      <w:r>
+        <w:t xml:space="preserve">School leadership quality and experience</w:t>
+      </w:r>
+    </w:p>
+    <w:p>
+      <w:pPr>
+        <w:pStyle w:val="Compact"/>
+        <w:numPr>
+          <w:ilvl w:val="1"/>
+          <w:numId w:val="1002"/>
+        </w:numPr>
+      </w:pPr>
+      <w:r>
+        <w:t xml:space="preserve">Community socioeconomic context</w:t>
+      </w:r>
+    </w:p>
+    <w:p>
+      <w:pPr>
+        <w:pStyle w:val="Compact"/>
+        <w:numPr>
+          <w:ilvl w:val="1"/>
+          <w:numId w:val="1002"/>
+        </w:numPr>
+      </w:pPr>
+      <w:r>
+        <w:t xml:space="preserve">School resources and funding levels</w:t>
+      </w:r>
+    </w:p>
+    <w:p>
+      <w:pPr>
+        <w:pStyle w:val="Compact"/>
+        <w:numPr>
+          <w:ilvl w:val="1"/>
+          <w:numId w:val="1002"/>
+        </w:numPr>
+      </w:pPr>
+      <w:r>
+        <w:t xml:space="preserve">Historical disciplinary culture</w:t>
+      </w:r>
+    </w:p>
+    <w:p>
+      <w:pPr>
+        <w:pStyle w:val="Compact"/>
+        <w:numPr>
+          <w:ilvl w:val="1"/>
+          <w:numId w:val="1002"/>
+        </w:numPr>
+      </w:pPr>
+      <w:r>
+        <w:t xml:space="preserve">Teacher experience and training</w:t>
+      </w:r>
+    </w:p>
+    <w:p>
+      <w:pPr>
+        <w:pStyle w:val="Compact"/>
+        <w:numPr>
+          <w:ilvl w:val="1"/>
+          <w:numId w:val="1002"/>
+        </w:numPr>
+      </w:pPr>
+      <w:r>
+        <w:t xml:space="preserve">School climate and culture</w:t>
+      </w:r>
+    </w:p>
+    <w:p>
+      <w:pPr>
+        <w:pStyle w:val="Compact"/>
+        <w:numPr>
+          <w:ilvl w:val="1"/>
+          <w:numId w:val="1002"/>
+        </w:numPr>
+      </w:pPr>
+      <w:r>
+        <w:t xml:space="preserve">District policies</w:t>
+      </w:r>
+    </w:p>
+    <w:p>
+      <w:pPr>
+        <w:pStyle w:val="Compact"/>
+        <w:numPr>
+          <w:ilvl w:val="1"/>
+          <w:numId w:val="1002"/>
+        </w:numPr>
+      </w:pPr>
+      <w:r>
+        <w:t xml:space="preserve">Neighborhood characteristics</w:t>
       </w:r>
     </w:p>
     <w:p>
@@ -3267,7 +4191,50 @@
         </w:numPr>
       </w:pPr>
       <w:r>
-        <w:t xml:space="preserve">80-92% of variation remains unexplained</w:t>
+        <w:rPr>
+          <w:b/>
+          <w:bCs/>
+        </w:rPr>
+        <w:t xml:space="preserve">Selection effects</w:t>
+      </w:r>
+      <w:r>
+        <w:t xml:space="preserve">:</w:t>
+      </w:r>
+    </w:p>
+    <w:p>
+      <w:pPr>
+        <w:pStyle w:val="Compact"/>
+        <w:numPr>
+          <w:ilvl w:val="1"/>
+          <w:numId w:val="1003"/>
+        </w:numPr>
+      </w:pPr>
+      <w:r>
+        <w:t xml:space="preserve">Diverse staff may choose schools with specific characteristics</w:t>
+      </w:r>
+    </w:p>
+    <w:p>
+      <w:pPr>
+        <w:pStyle w:val="Compact"/>
+        <w:numPr>
+          <w:ilvl w:val="1"/>
+          <w:numId w:val="1003"/>
+        </w:numPr>
+      </w:pPr>
+      <w:r>
+        <w:t xml:space="preserve">Districts may hire diverse staff for struggling schools</w:t>
+      </w:r>
+    </w:p>
+    <w:p>
+      <w:pPr>
+        <w:pStyle w:val="Compact"/>
+        <w:numPr>
+          <w:ilvl w:val="1"/>
+          <w:numId w:val="1003"/>
+        </w:numPr>
+      </w:pPr>
+      <w:r>
+        <w:t xml:space="preserve">Geographic clustering (diverse staff in diverse communities)</w:t>
       </w:r>
     </w:p>
     <w:p>
@@ -3279,745 +4246,14 @@
         </w:numPr>
       </w:pPr>
       <w:r>
-        <w:t xml:space="preserve">Control variables (charter status, school level) often show larger effects than diversity measures</w:t>
-      </w:r>
-    </w:p>
-    <w:p>
-      <w:r>
-        <w:pict>
-          <v:rect style="width:0;height:1.5pt" o:hralign="center" o:hrstd="t" o:hr="t"/>
-        </w:pict>
-      </w:r>
-    </w:p>
-    <w:bookmarkEnd w:id="26"/>
-    <w:bookmarkEnd w:id="27"/>
-    <w:bookmarkStart w:id="32" w:name="implications-for-practice-and-policy"/>
-    <w:p>
-      <w:pPr>
-        <w:pStyle w:val="Heading2"/>
-      </w:pPr>
-      <w:r>
-        <w:t xml:space="preserve">Implications for Practice and Policy</w:t>
-      </w:r>
-    </w:p>
-    <w:bookmarkStart w:id="28" w:name="X21902bdcb307cc4cdd1b556098c4c39d04237d2"/>
-    <w:p>
-      <w:pPr>
-        <w:pStyle w:val="Heading3"/>
-      </w:pPr>
-      <w:r>
-        <w:t xml:space="preserve">1.</w:t>
-      </w:r>
-      <w:r>
-        <w:t xml:space="preserve"> </w:t>
-      </w:r>
-      <w:r>
-        <w:rPr>
-          <w:b/>
-          <w:bCs/>
-        </w:rPr>
-        <w:t xml:space="preserve">Staff Diversity: Valuable But Not a</w:t>
-      </w:r>
-      <w:r>
-        <w:rPr>
-          <w:b/>
-          <w:bCs/>
-        </w:rPr>
-        <w:t xml:space="preserve"> </w:t>
-      </w:r>
-      <w:r>
-        <w:rPr>
-          <w:b/>
-          <w:bCs/>
-        </w:rPr>
-        <w:t xml:space="preserve">“Silver Bullet”</w:t>
-      </w:r>
-    </w:p>
-    <w:p>
-      <w:pPr>
-        <w:pStyle w:val="FirstParagraph"/>
-      </w:pPr>
-      <w:r>
-        <w:rPr>
-          <w:b/>
-          <w:bCs/>
-        </w:rPr>
-        <w:t xml:space="preserve">Finding</w:t>
-      </w:r>
-      <w:r>
-        <w:t xml:space="preserve">: Teacher diversity shows statistically significant associations with lower suspension rates for major student groups, but effect sizes are small.</w:t>
-      </w:r>
-    </w:p>
-    <w:p>
-      <w:pPr>
-        <w:pStyle w:val="BodyText"/>
-      </w:pPr>
-      <w:r>
-        <w:rPr>
-          <w:b/>
-          <w:bCs/>
-        </w:rPr>
-        <w:t xml:space="preserve">Implication</w:t>
-      </w:r>
-      <w:r>
-        <w:t xml:space="preserve">:</w:t>
-      </w:r>
-      <w:r>
-        <w:t xml:space="preserve"> </w:t>
-      </w:r>
-      <w:r>
-        <w:t xml:space="preserve">- Diversifying teaching staff is valuable for many reasons:</w:t>
-      </w:r>
-      <w:r>
-        <w:t xml:space="preserve"> </w:t>
-      </w:r>
-      <w:r>
-        <w:t xml:space="preserve">- Role models and representation</w:t>
-      </w:r>
-      <w:r>
-        <w:t xml:space="preserve"> </w:t>
-      </w:r>
-      <w:r>
-        <w:t xml:space="preserve">- Cultural competency and understanding</w:t>
-      </w:r>
-      <w:r>
-        <w:t xml:space="preserve"> </w:t>
-      </w:r>
-      <w:r>
-        <w:t xml:space="preserve">- Community connections</w:t>
-      </w:r>
-      <w:r>
-        <w:t xml:space="preserve"> </w:t>
-      </w:r>
-      <w:r>
-        <w:t xml:space="preserve">-</w:t>
-      </w:r>
-      <w:r>
-        <w:t xml:space="preserve"> </w:t>
-      </w:r>
-      <w:r>
-        <w:rPr>
-          <w:b/>
-          <w:bCs/>
-        </w:rPr>
-        <w:t xml:space="preserve">However</w:t>
-      </w:r>
-      <w:r>
-        <w:t xml:space="preserve">, diversity alone is unlikely to substantially reduce suspension disparities</w:t>
-      </w:r>
-      <w:r>
-        <w:t xml:space="preserve"> </w:t>
-      </w:r>
-      <w:r>
-        <w:t xml:space="preserve">- Do not expect measurable suspension rate changes solely from hiring more diverse staff</w:t>
-      </w:r>
-      <w:r>
-        <w:t xml:space="preserve"> </w:t>
-      </w:r>
-      <w:r>
-        <w:t xml:space="preserve">- Combine diversity initiatives with evidence-based discipline reforms</w:t>
-      </w:r>
-    </w:p>
-    <w:p>
-      <w:pPr>
-        <w:pStyle w:val="BodyText"/>
-      </w:pPr>
-      <w:r>
-        <w:rPr>
-          <w:b/>
-          <w:bCs/>
-        </w:rPr>
-        <w:t xml:space="preserve">Recommended Actions</w:t>
-      </w:r>
-      <w:r>
-        <w:t xml:space="preserve">:</w:t>
-      </w:r>
-      <w:r>
-        <w:t xml:space="preserve"> </w:t>
-      </w:r>
-      <w:r>
-        <w:t xml:space="preserve">- Continue efforts to recruit and retain diverse educators</w:t>
-      </w:r>
-      <w:r>
-        <w:t xml:space="preserve"> </w:t>
-      </w:r>
-      <w:r>
-        <w:t xml:space="preserve">- Provide cultural responsiveness training for ALL staff (regardless of race)</w:t>
-      </w:r>
-      <w:r>
-        <w:t xml:space="preserve"> </w:t>
-      </w:r>
-      <w:r>
-        <w:t xml:space="preserve">- Implement restorative justice practices</w:t>
-      </w:r>
-      <w:r>
-        <w:t xml:space="preserve"> </w:t>
-      </w:r>
-      <w:r>
-        <w:t xml:space="preserve">- Revise disciplinary codes to reduce subjective infractions</w:t>
-      </w:r>
-    </w:p>
-    <w:bookmarkEnd w:id="28"/>
-    <w:bookmarkStart w:id="29" w:name="X404132e7001f3d8c411e73a3bdc4c300a0a906f"/>
-    <w:p>
-      <w:pPr>
-        <w:pStyle w:val="Heading3"/>
-      </w:pPr>
-      <w:r>
-        <w:t xml:space="preserve">2.</w:t>
-      </w:r>
-      <w:r>
-        <w:t xml:space="preserve"> </w:t>
-      </w:r>
-      <w:r>
-        <w:rPr>
-          <w:b/>
-          <w:bCs/>
-        </w:rPr>
-        <w:t xml:space="preserve">Prioritize Structural and Policy Interventions</w:t>
-      </w:r>
-    </w:p>
-    <w:p>
-      <w:pPr>
-        <w:pStyle w:val="FirstParagraph"/>
-      </w:pPr>
-      <w:r>
-        <w:rPr>
-          <w:b/>
-          <w:bCs/>
-        </w:rPr>
-        <w:t xml:space="preserve">Finding</w:t>
-      </w:r>
-      <w:r>
-        <w:t xml:space="preserve">: Charter status and school level show associations 15-30× larger than staff diversity.</w:t>
-      </w:r>
-    </w:p>
-    <w:p>
-      <w:pPr>
-        <w:pStyle w:val="BodyText"/>
-      </w:pPr>
-      <w:r>
-        <w:rPr>
-          <w:b/>
-          <w:bCs/>
-        </w:rPr>
-        <w:t xml:space="preserve">Implication</w:t>
-      </w:r>
-      <w:r>
-        <w:t xml:space="preserve">:</w:t>
-      </w:r>
-      <w:r>
-        <w:t xml:space="preserve"> </w:t>
-      </w:r>
-      <w:r>
-        <w:t xml:space="preserve">- School structure, policies, and disciplinary frameworks have larger associations with suspension outcomes</w:t>
-      </w:r>
-      <w:r>
-        <w:t xml:space="preserve"> </w:t>
-      </w:r>
-      <w:r>
-        <w:t xml:space="preserve">- Resource allocation should prioritize:</w:t>
-      </w:r>
-      <w:r>
-        <w:t xml:space="preserve"> </w:t>
-      </w:r>
-      <w:r>
-        <w:t xml:space="preserve">- Policy changes (alternative consequences, restorative justice)</w:t>
-      </w:r>
-      <w:r>
-        <w:t xml:space="preserve"> </w:t>
-      </w:r>
-      <w:r>
-        <w:t xml:space="preserve">- Training programs (implicit bias, de-escalation, trauma-informed practices)</w:t>
-      </w:r>
-      <w:r>
-        <w:t xml:space="preserve"> </w:t>
-      </w:r>
-      <w:r>
-        <w:t xml:space="preserve">- Support systems (counseling, mentoring, behavioral interventions)</w:t>
-      </w:r>
-      <w:r>
-        <w:t xml:space="preserve"> </w:t>
-      </w:r>
-      <w:r>
-        <w:t xml:space="preserve">- Leadership development focused on equitable discipline</w:t>
-      </w:r>
-    </w:p>
-    <w:p>
-      <w:pPr>
-        <w:pStyle w:val="BodyText"/>
-      </w:pPr>
-      <w:r>
-        <w:rPr>
-          <w:b/>
-          <w:bCs/>
-        </w:rPr>
-        <w:t xml:space="preserve">Examples of High-Impact Interventions</w:t>
-      </w:r>
-      <w:r>
-        <w:t xml:space="preserve"> </w:t>
-      </w:r>
-      <w:r>
-        <w:t xml:space="preserve">(from research literature):</w:t>
-      </w:r>
-      <w:r>
-        <w:t xml:space="preserve"> </w:t>
-      </w:r>
-      <w:r>
-        <w:t xml:space="preserve">- Restorative justice circles</w:t>
-      </w:r>
-      <w:r>
-        <w:t xml:space="preserve"> </w:t>
-      </w:r>
-      <w:r>
-        <w:t xml:space="preserve">- Positive Behavioral Interventions and Supports (PBIS)</w:t>
-      </w:r>
-      <w:r>
-        <w:t xml:space="preserve"> </w:t>
-      </w:r>
-      <w:r>
-        <w:t xml:space="preserve">- Social-emotional learning curricula</w:t>
-      </w:r>
-      <w:r>
-        <w:t xml:space="preserve"> </w:t>
-      </w:r>
-      <w:r>
-        <w:t xml:space="preserve">- Administrator training in equitable discipline</w:t>
-      </w:r>
-      <w:r>
-        <w:t xml:space="preserve"> </w:t>
-      </w:r>
-      <w:r>
-        <w:t xml:space="preserve">- Clear, objective discipline codes (reducing subjectivity)</w:t>
-      </w:r>
-    </w:p>
-    <w:bookmarkEnd w:id="29"/>
-    <w:bookmarkStart w:id="30" w:name="context-specific-approaches-needed"/>
-    <w:p>
-      <w:pPr>
-        <w:pStyle w:val="Heading3"/>
-      </w:pPr>
-      <w:r>
-        <w:t xml:space="preserve">3.</w:t>
-      </w:r>
-      <w:r>
-        <w:t xml:space="preserve"> </w:t>
-      </w:r>
-      <w:r>
-        <w:rPr>
-          <w:b/>
-          <w:bCs/>
-        </w:rPr>
-        <w:t xml:space="preserve">Context-Specific Approaches Needed</w:t>
-      </w:r>
-    </w:p>
-    <w:p>
-      <w:pPr>
-        <w:pStyle w:val="FirstParagraph"/>
-      </w:pPr>
-      <w:r>
-        <w:rPr>
-          <w:b/>
-          <w:bCs/>
-        </w:rPr>
-        <w:t xml:space="preserve">Finding</w:t>
-      </w:r>
-      <w:r>
-        <w:t xml:space="preserve">: Associations vary substantially by student racial/ethnic group (significant for some, not others).</w:t>
-      </w:r>
-    </w:p>
-    <w:p>
-      <w:pPr>
-        <w:pStyle w:val="BodyText"/>
-      </w:pPr>
-      <w:r>
-        <w:rPr>
-          <w:b/>
-          <w:bCs/>
-        </w:rPr>
-        <w:t xml:space="preserve">Implication</w:t>
-      </w:r>
-      <w:r>
-        <w:t xml:space="preserve">:</w:t>
-      </w:r>
-      <w:r>
-        <w:t xml:space="preserve"> </w:t>
-      </w:r>
-      <w:r>
-        <w:t xml:space="preserve">- One-size-fits-all diversity initiatives unlikely to work uniformly</w:t>
-      </w:r>
-      <w:r>
-        <w:t xml:space="preserve"> </w:t>
-      </w:r>
-      <w:r>
-        <w:t xml:space="preserve">- Schools should consider:</w:t>
-      </w:r>
-      <w:r>
-        <w:t xml:space="preserve"> </w:t>
-      </w:r>
-      <w:r>
-        <w:t xml:space="preserve">- Which student groups face highest suspension rates?</w:t>
-      </w:r>
-      <w:r>
-        <w:t xml:space="preserve"> </w:t>
-      </w:r>
-      <w:r>
-        <w:t xml:space="preserve">- What is the local community racial/ethnic composition?</w:t>
-      </w:r>
-      <w:r>
-        <w:t xml:space="preserve"> </w:t>
-      </w:r>
-      <w:r>
-        <w:t xml:space="preserve">- What disciplinary practices are currently in use?</w:t>
-      </w:r>
-      <w:r>
-        <w:t xml:space="preserve"> </w:t>
-      </w:r>
-      <w:r>
-        <w:t xml:space="preserve">- Who makes suspension decisions (teachers, administrators, both)?</w:t>
-      </w:r>
-    </w:p>
-    <w:p>
-      <w:pPr>
-        <w:pStyle w:val="BodyText"/>
-      </w:pPr>
-      <w:r>
-        <w:rPr>
-          <w:b/>
-          <w:bCs/>
-        </w:rPr>
-        <w:t xml:space="preserve">Recommended Actions</w:t>
-      </w:r>
-      <w:r>
-        <w:t xml:space="preserve">:</w:t>
-      </w:r>
-      <w:r>
-        <w:t xml:space="preserve"> </w:t>
-      </w:r>
-      <w:r>
-        <w:t xml:space="preserve">- Conduct local data analysis before implementing interventions</w:t>
-      </w:r>
-      <w:r>
-        <w:t xml:space="preserve"> </w:t>
-      </w:r>
-      <w:r>
-        <w:t xml:space="preserve">- Engage with affected communities to understand context</w:t>
-      </w:r>
-      <w:r>
-        <w:t xml:space="preserve"> </w:t>
-      </w:r>
-      <w:r>
-        <w:t xml:space="preserve">- Pilot interventions and evaluate effectiveness locally</w:t>
-      </w:r>
-      <w:r>
-        <w:t xml:space="preserve"> </w:t>
-      </w:r>
-      <w:r>
-        <w:t xml:space="preserve">- Adapt strategies based on student population needs</w:t>
-      </w:r>
-    </w:p>
-    <w:bookmarkEnd w:id="30"/>
-    <w:bookmarkStart w:id="31" w:name="Xe39f0cc1f8b58d92e719fe88b3452c9f16dfd80"/>
-    <w:p>
-      <w:pPr>
-        <w:pStyle w:val="Heading3"/>
-      </w:pPr>
-      <w:r>
-        <w:t xml:space="preserve">4.</w:t>
-      </w:r>
-      <w:r>
-        <w:t xml:space="preserve"> </w:t>
-      </w:r>
-      <w:r>
-        <w:rPr>
-          <w:b/>
-          <w:bCs/>
-        </w:rPr>
-        <w:t xml:space="preserve">Beware of Paradoxical Findings and Confounding</w:t>
-      </w:r>
-    </w:p>
-    <w:p>
-      <w:pPr>
-        <w:pStyle w:val="FirstParagraph"/>
-      </w:pPr>
-      <w:r>
-        <w:rPr>
-          <w:b/>
-          <w:bCs/>
-        </w:rPr>
-        <w:t xml:space="preserve">Finding</w:t>
-      </w:r>
-      <w:r>
-        <w:t xml:space="preserve">: Some groups show unexpected positive associations (e.g., Asian students: higher admin diversity → higher suspension rates).</w:t>
-      </w:r>
-    </w:p>
-    <w:p>
-      <w:pPr>
-        <w:pStyle w:val="BodyText"/>
-      </w:pPr>
-      <w:r>
-        <w:rPr>
-          <w:b/>
-          <w:bCs/>
-        </w:rPr>
-        <w:t xml:space="preserve">Interpretation</w:t>
-      </w:r>
-      <w:r>
-        <w:t xml:space="preserve">: These are</w:t>
-      </w:r>
-      <w:r>
-        <w:t xml:space="preserve"> </w:t>
-      </w:r>
-      <w:r>
-        <w:rPr>
-          <w:b/>
-          <w:bCs/>
-        </w:rPr>
-        <w:t xml:space="preserve">not causal effects</w:t>
-      </w:r>
-      <w:r>
-        <w:t xml:space="preserve">. Likely explanations:</w:t>
-      </w:r>
-      <w:r>
-        <w:t xml:space="preserve"> </w:t>
-      </w:r>
-      <w:r>
-        <w:t xml:space="preserve">- Schools with diverse administrators may be in communities with existing discipline challenges</w:t>
-      </w:r>
-      <w:r>
-        <w:t xml:space="preserve"> </w:t>
-      </w:r>
-      <w:r>
-        <w:t xml:space="preserve">- Districts may hire diverse administrators specifically to address problem schools (reverse causation)</w:t>
-      </w:r>
-      <w:r>
-        <w:t xml:space="preserve"> </w:t>
-      </w:r>
-      <w:r>
-        <w:t xml:space="preserve">- Geographic/regional factors not captured in model</w:t>
-      </w:r>
-      <w:r>
-        <w:t xml:space="preserve"> </w:t>
-      </w:r>
-      <w:r>
-        <w:t xml:space="preserve">- Unmeasured confounders (school culture, leadership quality, resources)</w:t>
-      </w:r>
-    </w:p>
-    <w:p>
-      <w:pPr>
-        <w:pStyle w:val="BodyText"/>
-      </w:pPr>
-      <w:r>
-        <w:rPr>
-          <w:b/>
-          <w:bCs/>
-        </w:rPr>
-        <w:t xml:space="preserve">Implication</w:t>
-      </w:r>
-      <w:r>
-        <w:t xml:space="preserve">: Do NOT conclude that diverse administrators cause higher suspension rates. This demonstrates the limitation of observational data and the need for causal inference methods.</w:t>
-      </w:r>
-    </w:p>
-    <w:p>
-      <w:r>
-        <w:pict>
-          <v:rect style="width:0;height:1.5pt" o:hralign="center" o:hrstd="t" o:hr="t"/>
-        </w:pict>
-      </w:r>
-    </w:p>
-    <w:bookmarkEnd w:id="31"/>
-    <w:bookmarkEnd w:id="32"/>
-    <w:bookmarkStart w:id="37" w:name="limitations-and-caveats"/>
-    <w:p>
-      <w:pPr>
-        <w:pStyle w:val="Heading2"/>
-      </w:pPr>
-      <w:r>
-        <w:t xml:space="preserve">Limitations and Caveats</w:t>
-      </w:r>
-    </w:p>
-    <w:bookmarkStart w:id="33" w:name="critical-correlational-not-causal"/>
-    <w:p>
-      <w:pPr>
-        <w:pStyle w:val="Heading3"/>
-      </w:pPr>
-      <w:r>
-        <w:rPr>
-          <w:b/>
-          <w:bCs/>
-        </w:rPr>
-        <w:t xml:space="preserve">CRITICAL: Correlational, Not Causal</w:t>
-      </w:r>
-    </w:p>
-    <w:p>
-      <w:pPr>
-        <w:pStyle w:val="FirstParagraph"/>
-      </w:pPr>
-      <w:r>
-        <w:t xml:space="preserve">This analysis uses</w:t>
-      </w:r>
-      <w:r>
-        <w:t xml:space="preserve"> </w:t>
-      </w:r>
-      <w:r>
-        <w:rPr>
-          <w:b/>
-          <w:bCs/>
-        </w:rPr>
-        <w:t xml:space="preserve">observational data</w:t>
-      </w:r>
-      <w:r>
-        <w:t xml:space="preserve"> </w:t>
-      </w:r>
-      <w:r>
-        <w:t xml:space="preserve">and</w:t>
-      </w:r>
-      <w:r>
-        <w:t xml:space="preserve"> </w:t>
-      </w:r>
-      <w:r>
-        <w:rPr>
-          <w:b/>
-          <w:bCs/>
-        </w:rPr>
-        <w:t xml:space="preserve">linear regression</w:t>
-      </w:r>
-      <w:r>
-        <w:t xml:space="preserve">, which can detect</w:t>
-      </w:r>
-      <w:r>
-        <w:t xml:space="preserve"> </w:t>
-      </w:r>
-      <w:r>
-        <w:rPr>
-          <w:b/>
-          <w:bCs/>
-        </w:rPr>
-        <w:t xml:space="preserve">associations</w:t>
-      </w:r>
-      <w:r>
-        <w:t xml:space="preserve"> </w:t>
-      </w:r>
-      <w:r>
-        <w:t xml:space="preserve">but cannot prove</w:t>
-      </w:r>
-      <w:r>
-        <w:t xml:space="preserve"> </w:t>
-      </w:r>
-      <w:r>
-        <w:rPr>
-          <w:b/>
-          <w:bCs/>
-        </w:rPr>
-        <w:t xml:space="preserve">causation</w:t>
-      </w:r>
-      <w:r>
-        <w:t xml:space="preserve">.</w:t>
-      </w:r>
-    </w:p>
-    <w:p>
-      <w:pPr>
-        <w:pStyle w:val="BodyText"/>
-      </w:pPr>
-      <w:r>
-        <w:rPr>
-          <w:b/>
-          <w:bCs/>
-        </w:rPr>
-        <w:t xml:space="preserve">What we CAN say</w:t>
-      </w:r>
-      <w:r>
-        <w:t xml:space="preserve">:</w:t>
-      </w:r>
-      <w:r>
-        <w:t xml:space="preserve"> </w:t>
-      </w:r>
-      <w:r>
-        <w:t xml:space="preserve">- There are small statistical associations between staff racial diversity and suspension rates</w:t>
-      </w:r>
-      <w:r>
-        <w:t xml:space="preserve"> </w:t>
-      </w:r>
-      <w:r>
-        <w:t xml:space="preserve">- These associations vary by student racial/ethnic group</w:t>
-      </w:r>
-      <w:r>
-        <w:t xml:space="preserve"> </w:t>
-      </w:r>
-      <w:r>
-        <w:t xml:space="preserve">- Effect sizes are small compared to structural factors</w:t>
-      </w:r>
-      <w:r>
-        <w:t xml:space="preserve"> </w:t>
-      </w:r>
-      <w:r>
-        <w:t xml:space="preserve">- Results hold after controlling for charter status and school level</w:t>
-      </w:r>
-    </w:p>
-    <w:p>
-      <w:pPr>
-        <w:pStyle w:val="BodyText"/>
-      </w:pPr>
-      <w:r>
-        <w:rPr>
-          <w:b/>
-          <w:bCs/>
-        </w:rPr>
-        <w:t xml:space="preserve">What we CANNOT say</w:t>
-      </w:r>
-      <w:r>
-        <w:t xml:space="preserve">:</w:t>
-      </w:r>
-      <w:r>
-        <w:t xml:space="preserve"> </w:t>
-      </w:r>
-      <w:r>
-        <w:t xml:space="preserve">- Staff diversity</w:t>
-      </w:r>
-      <w:r>
-        <w:t xml:space="preserve"> </w:t>
-      </w:r>
-      <w:r>
-        <w:t xml:space="preserve">“causes”</w:t>
-      </w:r>
-      <w:r>
-        <w:t xml:space="preserve"> </w:t>
-      </w:r>
-      <w:r>
-        <w:t xml:space="preserve">changes in suspension rates</w:t>
-      </w:r>
-      <w:r>
-        <w:t xml:space="preserve"> </w:t>
-      </w:r>
-      <w:r>
-        <w:t xml:space="preserve">- Increasing diversity will reduce suspensions</w:t>
-      </w:r>
-      <w:r>
-        <w:t xml:space="preserve"> </w:t>
-      </w:r>
-      <w:r>
-        <w:t xml:space="preserve">- The direction of causality (diversity → suspensions vs. suspensions → hiring diversity)</w:t>
-      </w:r>
-      <w:r>
-        <w:t xml:space="preserve"> </w:t>
-      </w:r>
-      <w:r>
-        <w:t xml:space="preserve">- That confounding factors are not responsible for observed associations</w:t>
-      </w:r>
-    </w:p>
-    <w:p>
-      <w:pPr>
-        <w:pStyle w:val="BodyText"/>
-      </w:pPr>
-      <w:r>
-        <w:rPr>
-          <w:b/>
-          <w:bCs/>
-        </w:rPr>
-        <w:t xml:space="preserve">Why Causal Inference is Limited</w:t>
-      </w:r>
-      <w:r>
-        <w:t xml:space="preserve">:</w:t>
+        <w:rPr>
+          <w:b/>
+          <w:bCs/>
+        </w:rPr>
+        <w:t xml:space="preserve">Ecological fallacy</w:t>
+      </w:r>
+      <w:r>
+        <w:t xml:space="preserve">: School-level analysis cannot identify individual teacher effects</w:t>
       </w:r>
     </w:p>
     <w:p>
@@ -4025,7 +4261,7 @@
         <w:pStyle w:val="Compact"/>
         <w:numPr>
           <w:ilvl w:val="0"/>
-          <w:numId w:val="1002"/>
+          <w:numId w:val="1001"/>
         </w:numPr>
       </w:pPr>
       <w:r>
@@ -4033,10 +4269,195 @@
           <w:b/>
           <w:bCs/>
         </w:rPr>
-        <w:t xml:space="preserve">No random assignment</w:t>
-      </w:r>
-      <w:r>
-        <w:t xml:space="preserve">: Schools are not randomly assigned to have diverse staff</w:t>
+        <w:t xml:space="preserve">Reverse causation</w:t>
+      </w:r>
+      <w:r>
+        <w:t xml:space="preserve">: High-suspension schools may hire diverse staff to address problems</w:t>
+      </w:r>
+    </w:p>
+    <w:bookmarkEnd w:id="33"/>
+    <w:bookmarkStart w:id="34" w:name="measurement-limitations"/>
+    <w:p>
+      <w:pPr>
+        <w:pStyle w:val="Heading3"/>
+      </w:pPr>
+      <w:r>
+        <w:t xml:space="preserve">Measurement Limitations</w:t>
+      </w:r>
+    </w:p>
+    <w:p>
+      <w:pPr>
+        <w:pStyle w:val="FirstParagraph"/>
+      </w:pPr>
+      <w:r>
+        <w:rPr>
+          <w:b/>
+          <w:bCs/>
+        </w:rPr>
+        <w:t xml:space="preserve">Staff Diversity</w:t>
+      </w:r>
+      <w:r>
+        <w:t xml:space="preserve">:</w:t>
+      </w:r>
+      <w:r>
+        <w:t xml:space="preserve"> </w:t>
+      </w:r>
+      <w:r>
+        <w:t xml:space="preserve">- Uses proportion non-white as single metric</w:t>
+      </w:r>
+      <w:r>
+        <w:t xml:space="preserve"> </w:t>
+      </w:r>
+      <w:r>
+        <w:t xml:space="preserve">- Does not capture:</w:t>
+      </w:r>
+      <w:r>
+        <w:t xml:space="preserve"> </w:t>
+      </w:r>
+      <w:r>
+        <w:t xml:space="preserve">- Specific racial/ethnic match between staff and students</w:t>
+      </w:r>
+      <w:r>
+        <w:t xml:space="preserve"> </w:t>
+      </w:r>
+      <w:r>
+        <w:t xml:space="preserve">- Cultural competency or training</w:t>
+      </w:r>
+      <w:r>
+        <w:t xml:space="preserve"> </w:t>
+      </w:r>
+      <w:r>
+        <w:t xml:space="preserve">- Teacher quality or effectiveness</w:t>
+      </w:r>
+      <w:r>
+        <w:t xml:space="preserve"> </w:t>
+      </w:r>
+      <w:r>
+        <w:t xml:space="preserve">- Years of experience</w:t>
+      </w:r>
+      <w:r>
+        <w:t xml:space="preserve"> </w:t>
+      </w:r>
+      <w:r>
+        <w:t xml:space="preserve">- Whether staff are new hires or long-tenured</w:t>
+      </w:r>
+    </w:p>
+    <w:p>
+      <w:pPr>
+        <w:pStyle w:val="BodyText"/>
+      </w:pPr>
+      <w:r>
+        <w:rPr>
+          <w:b/>
+          <w:bCs/>
+        </w:rPr>
+        <w:t xml:space="preserve">Suspension Rates</w:t>
+      </w:r>
+      <w:r>
+        <w:t xml:space="preserve">:</w:t>
+      </w:r>
+      <w:r>
+        <w:t xml:space="preserve"> </w:t>
+      </w:r>
+      <w:r>
+        <w:t xml:space="preserve">- Aggregate measure, does not distinguish:</w:t>
+      </w:r>
+      <w:r>
+        <w:t xml:space="preserve"> </w:t>
+      </w:r>
+      <w:r>
+        <w:t xml:space="preserve">- In-school vs. out-of-school suspensions</w:t>
+      </w:r>
+      <w:r>
+        <w:t xml:space="preserve"> </w:t>
+      </w:r>
+      <w:r>
+        <w:t xml:space="preserve">- Suspension length</w:t>
+      </w:r>
+      <w:r>
+        <w:t xml:space="preserve"> </w:t>
+      </w:r>
+      <w:r>
+        <w:t xml:space="preserve">- Subjective vs. objective infractions</w:t>
+      </w:r>
+      <w:r>
+        <w:t xml:space="preserve"> </w:t>
+      </w:r>
+      <w:r>
+        <w:t xml:space="preserve">- Repeat vs. first-time suspensions</w:t>
+      </w:r>
+      <w:r>
+        <w:t xml:space="preserve"> </w:t>
+      </w:r>
+      <w:r>
+        <w:t xml:space="preserve">- Whether alternative consequences were available</w:t>
+      </w:r>
+    </w:p>
+    <w:p>
+      <w:pPr>
+        <w:pStyle w:val="BodyText"/>
+      </w:pPr>
+      <w:r>
+        <w:rPr>
+          <w:b/>
+          <w:bCs/>
+        </w:rPr>
+        <w:t xml:space="preserve">Missing Controls</w:t>
+      </w:r>
+      <w:r>
+        <w:t xml:space="preserve">:</w:t>
+      </w:r>
+      <w:r>
+        <w:t xml:space="preserve"> </w:t>
+      </w:r>
+      <w:r>
+        <w:t xml:space="preserve">- No measures of:</w:t>
+      </w:r>
+      <w:r>
+        <w:t xml:space="preserve"> </w:t>
+      </w:r>
+      <w:r>
+        <w:t xml:space="preserve">- School climate or culture</w:t>
+      </w:r>
+      <w:r>
+        <w:t xml:space="preserve"> </w:t>
+      </w:r>
+      <w:r>
+        <w:t xml:space="preserve">- Restorative justice implementation</w:t>
+      </w:r>
+      <w:r>
+        <w:t xml:space="preserve"> </w:t>
+      </w:r>
+      <w:r>
+        <w:t xml:space="preserve">- Teacher-student relationships</w:t>
+      </w:r>
+      <w:r>
+        <w:t xml:space="preserve"> </w:t>
+      </w:r>
+      <w:r>
+        <w:t xml:space="preserve">- District-level policies</w:t>
+      </w:r>
+      <w:r>
+        <w:t xml:space="preserve"> </w:t>
+      </w:r>
+      <w:r>
+        <w:t xml:space="preserve">- Family engagement</w:t>
+      </w:r>
+      <w:r>
+        <w:t xml:space="preserve"> </w:t>
+      </w:r>
+      <w:r>
+        <w:t xml:space="preserve">- Community resources</w:t>
+      </w:r>
+    </w:p>
+    <w:bookmarkEnd w:id="34"/>
+    <w:bookmarkStart w:id="35" w:name="statistical-limitations"/>
+    <w:p>
+      <w:pPr>
+        <w:pStyle w:val="Heading3"/>
+      </w:pPr>
+      <w:r>
+        <w:t xml:space="preserve">Statistical Limitations</w:t>
       </w:r>
     </w:p>
     <w:p>
@@ -4044,7 +4465,7 @@
         <w:pStyle w:val="Compact"/>
         <w:numPr>
           <w:ilvl w:val="0"/>
-          <w:numId w:val="1002"/>
+          <w:numId w:val="1004"/>
         </w:numPr>
       </w:pPr>
       <w:r>
@@ -4052,10 +4473,10 @@
           <w:b/>
           <w:bCs/>
         </w:rPr>
-        <w:t xml:space="preserve">Unmeasured confounders</w:t>
-      </w:r>
-      <w:r>
-        <w:t xml:space="preserve">: Many factors not controlled:</w:t>
+        <w:t xml:space="preserve">Cross-sectional design</w:t>
+      </w:r>
+      <w:r>
+        <w:t xml:space="preserve">:</w:t>
       </w:r>
     </w:p>
     <w:p>
@@ -4063,11 +4484,11 @@
         <w:pStyle w:val="Compact"/>
         <w:numPr>
           <w:ilvl w:val="1"/>
-          <w:numId w:val="1003"/>
+          <w:numId w:val="1005"/>
         </w:numPr>
       </w:pPr>
       <w:r>
-        <w:t xml:space="preserve">School leadership quality and experience</w:t>
+        <w:t xml:space="preserve">Cannot assess whether increasing diversity over time changes outcomes</w:t>
       </w:r>
     </w:p>
     <w:p>
@@ -4075,11 +4496,11 @@
         <w:pStyle w:val="Compact"/>
         <w:numPr>
           <w:ilvl w:val="1"/>
-          <w:numId w:val="1003"/>
+          <w:numId w:val="1005"/>
         </w:numPr>
       </w:pPr>
       <w:r>
-        <w:t xml:space="preserve">Community socioeconomic context</w:t>
+        <w:t xml:space="preserve">Cannot separate school fixed effects from time-varying factors</w:t>
       </w:r>
     </w:p>
     <w:p>
@@ -4087,71 +4508,11 @@
         <w:pStyle w:val="Compact"/>
         <w:numPr>
           <w:ilvl w:val="1"/>
-          <w:numId w:val="1003"/>
+          <w:numId w:val="1005"/>
         </w:numPr>
       </w:pPr>
       <w:r>
-        <w:t xml:space="preserve">School resources and funding levels</w:t>
-      </w:r>
-    </w:p>
-    <w:p>
-      <w:pPr>
-        <w:pStyle w:val="Compact"/>
-        <w:numPr>
-          <w:ilvl w:val="1"/>
-          <w:numId w:val="1003"/>
-        </w:numPr>
-      </w:pPr>
-      <w:r>
-        <w:t xml:space="preserve">Historical disciplinary culture</w:t>
-      </w:r>
-    </w:p>
-    <w:p>
-      <w:pPr>
-        <w:pStyle w:val="Compact"/>
-        <w:numPr>
-          <w:ilvl w:val="1"/>
-          <w:numId w:val="1003"/>
-        </w:numPr>
-      </w:pPr>
-      <w:r>
-        <w:t xml:space="preserve">Teacher experience and training</w:t>
-      </w:r>
-    </w:p>
-    <w:p>
-      <w:pPr>
-        <w:pStyle w:val="Compact"/>
-        <w:numPr>
-          <w:ilvl w:val="1"/>
-          <w:numId w:val="1003"/>
-        </w:numPr>
-      </w:pPr>
-      <w:r>
-        <w:t xml:space="preserve">School climate and culture</w:t>
-      </w:r>
-    </w:p>
-    <w:p>
-      <w:pPr>
-        <w:pStyle w:val="Compact"/>
-        <w:numPr>
-          <w:ilvl w:val="1"/>
-          <w:numId w:val="1003"/>
-        </w:numPr>
-      </w:pPr>
-      <w:r>
-        <w:t xml:space="preserve">District policies</w:t>
-      </w:r>
-    </w:p>
-    <w:p>
-      <w:pPr>
-        <w:pStyle w:val="Compact"/>
-        <w:numPr>
-          <w:ilvl w:val="1"/>
-          <w:numId w:val="1003"/>
-        </w:numPr>
-      </w:pPr>
-      <w:r>
-        <w:t xml:space="preserve">Neighborhood characteristics</w:t>
+        <w:t xml:space="preserve">Combines multiple years into pooled analysis</w:t>
       </w:r>
     </w:p>
     <w:p>
@@ -4159,293 +4520,15 @@
         <w:pStyle w:val="Compact"/>
         <w:numPr>
           <w:ilvl w:val="0"/>
-          <w:numId w:val="1002"/>
-        </w:numPr>
-      </w:pPr>
-      <w:r>
-        <w:rPr>
-          <w:b/>
-          <w:bCs/>
-        </w:rPr>
-        <w:t xml:space="preserve">Selection effects</w:t>
-      </w:r>
-      <w:r>
-        <w:t xml:space="preserve">:</w:t>
-      </w:r>
-    </w:p>
-    <w:p>
-      <w:pPr>
-        <w:pStyle w:val="Compact"/>
-        <w:numPr>
-          <w:ilvl w:val="1"/>
           <w:numId w:val="1004"/>
         </w:numPr>
       </w:pPr>
       <w:r>
-        <w:t xml:space="preserve">Diverse staff may choose schools with specific characteristics</w:t>
-      </w:r>
-    </w:p>
-    <w:p>
-      <w:pPr>
-        <w:pStyle w:val="Compact"/>
-        <w:numPr>
-          <w:ilvl w:val="1"/>
-          <w:numId w:val="1004"/>
-        </w:numPr>
-      </w:pPr>
-      <w:r>
-        <w:t xml:space="preserve">Districts may hire diverse staff for struggling schools</w:t>
-      </w:r>
-    </w:p>
-    <w:p>
-      <w:pPr>
-        <w:pStyle w:val="Compact"/>
-        <w:numPr>
-          <w:ilvl w:val="1"/>
-          <w:numId w:val="1004"/>
-        </w:numPr>
-      </w:pPr>
-      <w:r>
-        <w:t xml:space="preserve">Geographic clustering (diverse staff in diverse communities)</w:t>
-      </w:r>
-    </w:p>
-    <w:p>
-      <w:pPr>
-        <w:pStyle w:val="Compact"/>
-        <w:numPr>
-          <w:ilvl w:val="0"/>
-          <w:numId w:val="1002"/>
-        </w:numPr>
-      </w:pPr>
-      <w:r>
-        <w:rPr>
-          <w:b/>
-          <w:bCs/>
-        </w:rPr>
-        <w:t xml:space="preserve">Ecological fallacy</w:t>
-      </w:r>
-      <w:r>
-        <w:t xml:space="preserve">: School-level analysis cannot identify individual teacher effects</w:t>
-      </w:r>
-    </w:p>
-    <w:p>
-      <w:pPr>
-        <w:pStyle w:val="Compact"/>
-        <w:numPr>
-          <w:ilvl w:val="0"/>
-          <w:numId w:val="1002"/>
-        </w:numPr>
-      </w:pPr>
-      <w:r>
-        <w:rPr>
-          <w:b/>
-          <w:bCs/>
-        </w:rPr>
-        <w:t xml:space="preserve">Reverse causation</w:t>
-      </w:r>
-      <w:r>
-        <w:t xml:space="preserve">: High-suspension schools may hire diverse staff to address problems</w:t>
-      </w:r>
-    </w:p>
-    <w:bookmarkEnd w:id="33"/>
-    <w:bookmarkStart w:id="34" w:name="measurement-limitations"/>
-    <w:p>
-      <w:pPr>
-        <w:pStyle w:val="Heading3"/>
-      </w:pPr>
-      <w:r>
-        <w:t xml:space="preserve">Measurement Limitations</w:t>
-      </w:r>
-    </w:p>
-    <w:p>
-      <w:pPr>
-        <w:pStyle w:val="FirstParagraph"/>
-      </w:pPr>
-      <w:r>
-        <w:rPr>
-          <w:b/>
-          <w:bCs/>
-        </w:rPr>
-        <w:t xml:space="preserve">Staff Diversity</w:t>
-      </w:r>
-      <w:r>
-        <w:t xml:space="preserve">:</w:t>
-      </w:r>
-      <w:r>
-        <w:t xml:space="preserve"> </w:t>
-      </w:r>
-      <w:r>
-        <w:t xml:space="preserve">- Uses proportion non-white as single metric</w:t>
-      </w:r>
-      <w:r>
-        <w:t xml:space="preserve"> </w:t>
-      </w:r>
-      <w:r>
-        <w:t xml:space="preserve">- Does not capture:</w:t>
-      </w:r>
-      <w:r>
-        <w:t xml:space="preserve"> </w:t>
-      </w:r>
-      <w:r>
-        <w:t xml:space="preserve">- Specific racial/ethnic match between staff and students</w:t>
-      </w:r>
-      <w:r>
-        <w:t xml:space="preserve"> </w:t>
-      </w:r>
-      <w:r>
-        <w:t xml:space="preserve">- Cultural competency or training</w:t>
-      </w:r>
-      <w:r>
-        <w:t xml:space="preserve"> </w:t>
-      </w:r>
-      <w:r>
-        <w:t xml:space="preserve">- Teacher quality or effectiveness</w:t>
-      </w:r>
-      <w:r>
-        <w:t xml:space="preserve"> </w:t>
-      </w:r>
-      <w:r>
-        <w:t xml:space="preserve">- Years of experience</w:t>
-      </w:r>
-      <w:r>
-        <w:t xml:space="preserve"> </w:t>
-      </w:r>
-      <w:r>
-        <w:t xml:space="preserve">- Whether staff are new hires or long-tenured</w:t>
-      </w:r>
-    </w:p>
-    <w:p>
-      <w:pPr>
-        <w:pStyle w:val="BodyText"/>
-      </w:pPr>
-      <w:r>
-        <w:rPr>
-          <w:b/>
-          <w:bCs/>
-        </w:rPr>
-        <w:t xml:space="preserve">Suspension Rates</w:t>
-      </w:r>
-      <w:r>
-        <w:t xml:space="preserve">:</w:t>
-      </w:r>
-      <w:r>
-        <w:t xml:space="preserve"> </w:t>
-      </w:r>
-      <w:r>
-        <w:t xml:space="preserve">- Aggregate measure, does not distinguish:</w:t>
-      </w:r>
-      <w:r>
-        <w:t xml:space="preserve"> </w:t>
-      </w:r>
-      <w:r>
-        <w:t xml:space="preserve">- In-school vs. out-of-school suspensions</w:t>
-      </w:r>
-      <w:r>
-        <w:t xml:space="preserve"> </w:t>
-      </w:r>
-      <w:r>
-        <w:t xml:space="preserve">- Suspension length</w:t>
-      </w:r>
-      <w:r>
-        <w:t xml:space="preserve"> </w:t>
-      </w:r>
-      <w:r>
-        <w:t xml:space="preserve">- Subjective vs. objective infractions</w:t>
-      </w:r>
-      <w:r>
-        <w:t xml:space="preserve"> </w:t>
-      </w:r>
-      <w:r>
-        <w:t xml:space="preserve">- Repeat vs. first-time suspensions</w:t>
-      </w:r>
-      <w:r>
-        <w:t xml:space="preserve"> </w:t>
-      </w:r>
-      <w:r>
-        <w:t xml:space="preserve">- Whether alternative consequences were available</w:t>
-      </w:r>
-    </w:p>
-    <w:p>
-      <w:pPr>
-        <w:pStyle w:val="BodyText"/>
-      </w:pPr>
-      <w:r>
-        <w:rPr>
-          <w:b/>
-          <w:bCs/>
-        </w:rPr>
-        <w:t xml:space="preserve">Missing Controls</w:t>
-      </w:r>
-      <w:r>
-        <w:t xml:space="preserve">:</w:t>
-      </w:r>
-      <w:r>
-        <w:t xml:space="preserve"> </w:t>
-      </w:r>
-      <w:r>
-        <w:t xml:space="preserve">- No measures of:</w:t>
-      </w:r>
-      <w:r>
-        <w:t xml:space="preserve"> </w:t>
-      </w:r>
-      <w:r>
-        <w:t xml:space="preserve">- School climate or culture</w:t>
-      </w:r>
-      <w:r>
-        <w:t xml:space="preserve"> </w:t>
-      </w:r>
-      <w:r>
-        <w:t xml:space="preserve">- Restorative justice implementation</w:t>
-      </w:r>
-      <w:r>
-        <w:t xml:space="preserve"> </w:t>
-      </w:r>
-      <w:r>
-        <w:t xml:space="preserve">- Teacher-student relationships</w:t>
-      </w:r>
-      <w:r>
-        <w:t xml:space="preserve"> </w:t>
-      </w:r>
-      <w:r>
-        <w:t xml:space="preserve">- District-level policies</w:t>
-      </w:r>
-      <w:r>
-        <w:t xml:space="preserve"> </w:t>
-      </w:r>
-      <w:r>
-        <w:t xml:space="preserve">- Family engagement</w:t>
-      </w:r>
-      <w:r>
-        <w:t xml:space="preserve"> </w:t>
-      </w:r>
-      <w:r>
-        <w:t xml:space="preserve">- Community resources</w:t>
-      </w:r>
-    </w:p>
-    <w:bookmarkEnd w:id="34"/>
-    <w:bookmarkStart w:id="35" w:name="statistical-limitations"/>
-    <w:p>
-      <w:pPr>
-        <w:pStyle w:val="Heading3"/>
-      </w:pPr>
-      <w:r>
-        <w:t xml:space="preserve">Statistical Limitations</w:t>
-      </w:r>
-    </w:p>
-    <w:p>
-      <w:pPr>
-        <w:pStyle w:val="Compact"/>
-        <w:numPr>
-          <w:ilvl w:val="0"/>
-          <w:numId w:val="1005"/>
-        </w:numPr>
-      </w:pPr>
-      <w:r>
-        <w:rPr>
-          <w:b/>
-          <w:bCs/>
-        </w:rPr>
-        <w:t xml:space="preserve">Cross-sectional design</w:t>
+        <w:rPr>
+          <w:b/>
+          <w:bCs/>
+        </w:rPr>
+        <w:t xml:space="preserve">Large samples, small effects</w:t>
       </w:r>
       <w:r>
         <w:t xml:space="preserve">:</w:t>
@@ -4460,7 +4543,7 @@
         </w:numPr>
       </w:pPr>
       <w:r>
-        <w:t xml:space="preserve">Cannot assess whether increasing diversity over time changes outcomes</w:t>
+        <w:t xml:space="preserve">Sample sizes of 1,000-22,000 per group</w:t>
       </w:r>
     </w:p>
     <w:p>
@@ -4472,7 +4555,7 @@
         </w:numPr>
       </w:pPr>
       <w:r>
-        <w:t xml:space="preserve">Cannot separate school fixed effects from time-varying factors</w:t>
+        <w:t xml:space="preserve">Very small effects reach statistical significance</w:t>
       </w:r>
     </w:p>
     <w:p>
@@ -4484,7 +4567,7 @@
         </w:numPr>
       </w:pPr>
       <w:r>
-        <w:t xml:space="preserve">Combines multiple years into pooled analysis</w:t>
+        <w:t xml:space="preserve">Statistical significance ≠ practical importance</w:t>
       </w:r>
     </w:p>
     <w:p>
@@ -4492,7 +4575,7 @@
         <w:pStyle w:val="Compact"/>
         <w:numPr>
           <w:ilvl w:val="0"/>
-          <w:numId w:val="1005"/>
+          <w:numId w:val="1004"/>
         </w:numPr>
       </w:pPr>
       <w:r>
@@ -4500,7 +4583,7 @@
           <w:b/>
           <w:bCs/>
         </w:rPr>
-        <w:t xml:space="preserve">Large samples, small effects</w:t>
+        <w:t xml:space="preserve">Model specification</w:t>
       </w:r>
       <w:r>
         <w:t xml:space="preserve">:</w:t>
@@ -4515,7 +4598,7 @@
         </w:numPr>
       </w:pPr>
       <w:r>
-        <w:t xml:space="preserve">Sample sizes of 1,000-22,000 per group</w:t>
+        <w:t xml:space="preserve">Linear model may miss non-linear relationships</w:t>
       </w:r>
     </w:p>
     <w:p>
@@ -4527,7 +4610,7 @@
         </w:numPr>
       </w:pPr>
       <w:r>
-        <w:t xml:space="preserve">Very small effects reach statistical significance</w:t>
+        <w:t xml:space="preserve">May miss interaction effects (e.g., diversity effect varies by school composition)</w:t>
       </w:r>
     </w:p>
     <w:p>
@@ -4539,7 +4622,7 @@
         </w:numPr>
       </w:pPr>
       <w:r>
-        <w:t xml:space="preserve">Statistical significance ≠ practical importance</w:t>
+        <w:t xml:space="preserve">Low R² (8-20%) indicates substantial unexplained variation</w:t>
       </w:r>
     </w:p>
     <w:p>
@@ -4547,7 +4630,7 @@
         <w:pStyle w:val="Compact"/>
         <w:numPr>
           <w:ilvl w:val="0"/>
-          <w:numId w:val="1005"/>
+          <w:numId w:val="1004"/>
         </w:numPr>
       </w:pPr>
       <w:r>
@@ -4555,7 +4638,7 @@
           <w:b/>
           <w:bCs/>
         </w:rPr>
-        <w:t xml:space="preserve">Model specification</w:t>
+        <w:t xml:space="preserve">Multiple testing</w:t>
       </w:r>
       <w:r>
         <w:t xml:space="preserve">:</w:t>
@@ -4570,7 +4653,7 @@
         </w:numPr>
       </w:pPr>
       <w:r>
-        <w:t xml:space="preserve">Linear model may miss non-linear relationships</w:t>
+        <w:t xml:space="preserve">Testing 8 groups × 2 predictors = 16 hypothesis tests</w:t>
       </w:r>
     </w:p>
     <w:p>
@@ -4582,7 +4665,7 @@
         </w:numPr>
       </w:pPr>
       <w:r>
-        <w:t xml:space="preserve">May miss interaction effects (e.g., diversity effect varies by school composition)</w:t>
+        <w:t xml:space="preserve">Expected false positives: 16 × 0.05 = 0.8</w:t>
       </w:r>
     </w:p>
     <w:p>
@@ -4594,7 +4677,17 @@
         </w:numPr>
       </w:pPr>
       <w:r>
-        <w:t xml:space="preserve">Low R² (8-20%) indicates substantial unexplained variation</w:t>
+        <w:t xml:space="preserve">Bonferroni correction (p &lt; 0.003) would eliminate marginal findings</w:t>
+      </w:r>
+    </w:p>
+    <w:bookmarkEnd w:id="35"/>
+    <w:bookmarkStart w:id="36" w:name="scope-limitations"/>
+    <w:p>
+      <w:pPr>
+        <w:pStyle w:val="Heading3"/>
+      </w:pPr>
+      <w:r>
+        <w:t xml:space="preserve">Scope Limitations</w:t>
       </w:r>
     </w:p>
     <w:p>
@@ -4602,7 +4695,7 @@
         <w:pStyle w:val="Compact"/>
         <w:numPr>
           <w:ilvl w:val="0"/>
-          <w:numId w:val="1005"/>
+          <w:numId w:val="1009"/>
         </w:numPr>
       </w:pPr>
       <w:r>
@@ -4610,7 +4703,64 @@
           <w:b/>
           <w:bCs/>
         </w:rPr>
-        <w:t xml:space="preserve">Multiple testing</w:t>
+        <w:t xml:space="preserve">Geographic</w:t>
+      </w:r>
+      <w:r>
+        <w:t xml:space="preserve">: California only, may not generalize to other states</w:t>
+      </w:r>
+    </w:p>
+    <w:p>
+      <w:pPr>
+        <w:pStyle w:val="Compact"/>
+        <w:numPr>
+          <w:ilvl w:val="0"/>
+          <w:numId w:val="1009"/>
+        </w:numPr>
+      </w:pPr>
+      <w:r>
+        <w:rPr>
+          <w:b/>
+          <w:bCs/>
+        </w:rPr>
+        <w:t xml:space="preserve">School type</w:t>
+      </w:r>
+      <w:r>
+        <w:t xml:space="preserve">: Public schools only, excludes private schools</w:t>
+      </w:r>
+    </w:p>
+    <w:p>
+      <w:pPr>
+        <w:pStyle w:val="Compact"/>
+        <w:numPr>
+          <w:ilvl w:val="0"/>
+          <w:numId w:val="1009"/>
+        </w:numPr>
+      </w:pPr>
+      <w:r>
+        <w:rPr>
+          <w:b/>
+          <w:bCs/>
+        </w:rPr>
+        <w:t xml:space="preserve">Time period</w:t>
+      </w:r>
+      <w:r>
+        <w:t xml:space="preserve">: 2017-18 through 2023-24, reflects specific policy era</w:t>
+      </w:r>
+    </w:p>
+    <w:p>
+      <w:pPr>
+        <w:pStyle w:val="Compact"/>
+        <w:numPr>
+          <w:ilvl w:val="0"/>
+          <w:numId w:val="1009"/>
+        </w:numPr>
+      </w:pPr>
+      <w:r>
+        <w:rPr>
+          <w:b/>
+          <w:bCs/>
+        </w:rPr>
+        <w:t xml:space="preserve">Student groups</w:t>
       </w:r>
       <w:r>
         <w:t xml:space="preserve">:</w:t>
@@ -4621,11 +4771,11 @@
         <w:pStyle w:val="Compact"/>
         <w:numPr>
           <w:ilvl w:val="1"/>
-          <w:numId w:val="1009"/>
+          <w:numId w:val="1010"/>
         </w:numPr>
       </w:pPr>
       <w:r>
-        <w:t xml:space="preserve">Testing 8 groups × 2 predictors = 16 hypothesis tests</w:t>
+        <w:t xml:space="preserve">Small groups (American Indian, Pacific Islander) lack statistical power</w:t>
       </w:r>
     </w:p>
     <w:p>
@@ -4633,11 +4783,11 @@
         <w:pStyle w:val="Compact"/>
         <w:numPr>
           <w:ilvl w:val="1"/>
-          <w:numId w:val="1009"/>
+          <w:numId w:val="1010"/>
         </w:numPr>
       </w:pPr>
       <w:r>
-        <w:t xml:space="preserve">Expected false positives: 16 × 0.05 = 0.8</w:t>
+        <w:t xml:space="preserve">Groups with low baseline rates (Asian, Filipino) show minimal variation</w:t>
       </w:r>
     </w:p>
     <w:p>
@@ -4645,21 +4795,52 @@
         <w:pStyle w:val="Compact"/>
         <w:numPr>
           <w:ilvl w:val="1"/>
-          <w:numId w:val="1009"/>
+          <w:numId w:val="1010"/>
         </w:numPr>
       </w:pPr>
       <w:r>
-        <w:t xml:space="preserve">Bonferroni correction (p &lt; 0.003) would eliminate marginal findings</w:t>
-      </w:r>
-    </w:p>
-    <w:bookmarkEnd w:id="35"/>
-    <w:bookmarkStart w:id="36" w:name="scope-limitations"/>
+        <w:t xml:space="preserve">“Two or More Races”</w:t>
+      </w:r>
+      <w:r>
+        <w:t xml:space="preserve"> </w:t>
+      </w:r>
+      <w:r>
+        <w:t xml:space="preserve">is heterogeneous category</w:t>
+      </w:r>
+    </w:p>
+    <w:p>
+      <w:r>
+        <w:pict>
+          <v:rect style="width:0;height:1.5pt" o:hralign="center" o:hrstd="t" o:hr="t"/>
+        </w:pict>
+      </w:r>
+    </w:p>
+    <w:bookmarkEnd w:id="36"/>
+    <w:bookmarkEnd w:id="37"/>
+    <w:bookmarkStart w:id="42" w:name="recommendations-for-further-analysis"/>
+    <w:p>
+      <w:pPr>
+        <w:pStyle w:val="Heading2"/>
+      </w:pPr>
+      <w:r>
+        <w:t xml:space="preserve">Recommendations for Further Analysis</w:t>
+      </w:r>
+    </w:p>
+    <w:bookmarkStart w:id="38" w:name="causal-inference-methods"/>
     <w:p>
       <w:pPr>
         <w:pStyle w:val="Heading3"/>
       </w:pPr>
       <w:r>
-        <w:t xml:space="preserve">Scope Limitations</w:t>
+        <w:t xml:space="preserve">Causal Inference Methods</w:t>
+      </w:r>
+    </w:p>
+    <w:p>
+      <w:pPr>
+        <w:pStyle w:val="FirstParagraph"/>
+      </w:pPr>
+      <w:r>
+        <w:t xml:space="preserve">To move beyond correlation:</w:t>
       </w:r>
     </w:p>
     <w:p>
@@ -4667,7 +4848,7 @@
         <w:pStyle w:val="Compact"/>
         <w:numPr>
           <w:ilvl w:val="0"/>
-          <w:numId w:val="1010"/>
+          <w:numId w:val="1011"/>
         </w:numPr>
       </w:pPr>
       <w:r>
@@ -4675,10 +4856,10 @@
           <w:b/>
           <w:bCs/>
         </w:rPr>
-        <w:t xml:space="preserve">Geographic</w:t>
-      </w:r>
-      <w:r>
-        <w:t xml:space="preserve">: California only, may not generalize to other states</w:t>
+        <w:t xml:space="preserve">Difference-in-differences</w:t>
+      </w:r>
+      <w:r>
+        <w:t xml:space="preserve">: Track schools that increase diversity over time vs. stable schools</w:t>
       </w:r>
     </w:p>
     <w:p>
@@ -4686,7 +4867,7 @@
         <w:pStyle w:val="Compact"/>
         <w:numPr>
           <w:ilvl w:val="0"/>
-          <w:numId w:val="1010"/>
+          <w:numId w:val="1011"/>
         </w:numPr>
       </w:pPr>
       <w:r>
@@ -4694,10 +4875,10 @@
           <w:b/>
           <w:bCs/>
         </w:rPr>
-        <w:t xml:space="preserve">School type</w:t>
-      </w:r>
-      <w:r>
-        <w:t xml:space="preserve">: Public schools only, excludes private schools</w:t>
+        <w:t xml:space="preserve">Instrumental variables</w:t>
+      </w:r>
+      <w:r>
+        <w:t xml:space="preserve">: Use policy changes or demographic shifts as instruments</w:t>
       </w:r>
     </w:p>
     <w:p>
@@ -4705,7 +4886,7 @@
         <w:pStyle w:val="Compact"/>
         <w:numPr>
           <w:ilvl w:val="0"/>
-          <w:numId w:val="1010"/>
+          <w:numId w:val="1011"/>
         </w:numPr>
       </w:pPr>
       <w:r>
@@ -4713,10 +4894,10 @@
           <w:b/>
           <w:bCs/>
         </w:rPr>
-        <w:t xml:space="preserve">Time period</w:t>
-      </w:r>
-      <w:r>
-        <w:t xml:space="preserve">: 2017-18 through 2023-24, reflects specific policy era</w:t>
+        <w:t xml:space="preserve">Regression discontinuity</w:t>
+      </w:r>
+      <w:r>
+        <w:t xml:space="preserve">: Examine schools just above/below diversity thresholds</w:t>
       </w:r>
     </w:p>
     <w:p>
@@ -4724,7 +4905,7 @@
         <w:pStyle w:val="Compact"/>
         <w:numPr>
           <w:ilvl w:val="0"/>
-          <w:numId w:val="1010"/>
+          <w:numId w:val="1011"/>
         </w:numPr>
       </w:pPr>
       <w:r>
@@ -4732,79 +4913,39 @@
           <w:b/>
           <w:bCs/>
         </w:rPr>
-        <w:t xml:space="preserve">Student groups</w:t>
-      </w:r>
-      <w:r>
-        <w:t xml:space="preserve">:</w:t>
+        <w:t xml:space="preserve">Propensity score matching</w:t>
+      </w:r>
+      <w:r>
+        <w:t xml:space="preserve">: Compare similar schools with different diversity levels</w:t>
       </w:r>
     </w:p>
     <w:p>
       <w:pPr>
         <w:pStyle w:val="Compact"/>
         <w:numPr>
-          <w:ilvl w:val="1"/>
+          <w:ilvl w:val="0"/>
           <w:numId w:val="1011"/>
         </w:numPr>
       </w:pPr>
       <w:r>
-        <w:t xml:space="preserve">Small groups (American Indian, Pacific Islander) lack statistical power</w:t>
-      </w:r>
-    </w:p>
-    <w:p>
-      <w:pPr>
-        <w:pStyle w:val="Compact"/>
-        <w:numPr>
-          <w:ilvl w:val="1"/>
-          <w:numId w:val="1011"/>
-        </w:numPr>
-      </w:pPr>
-      <w:r>
-        <w:t xml:space="preserve">Groups with low baseline rates (Asian, Filipino) show minimal variation</w:t>
-      </w:r>
-    </w:p>
-    <w:p>
-      <w:pPr>
-        <w:pStyle w:val="Compact"/>
-        <w:numPr>
-          <w:ilvl w:val="1"/>
-          <w:numId w:val="1011"/>
-        </w:numPr>
-      </w:pPr>
-      <w:r>
-        <w:t xml:space="preserve">“Two or More Races”</w:t>
-      </w:r>
-      <w:r>
-        <w:t xml:space="preserve"> </w:t>
-      </w:r>
-      <w:r>
-        <w:t xml:space="preserve">is heterogeneous category</w:t>
-      </w:r>
-    </w:p>
-    <w:p>
-      <w:r>
-        <w:pict>
-          <v:rect style="width:0;height:1.5pt" o:hralign="center" o:hrstd="t" o:hr="t"/>
-        </w:pict>
-      </w:r>
-    </w:p>
-    <w:bookmarkEnd w:id="36"/>
-    <w:bookmarkEnd w:id="37"/>
-    <w:bookmarkStart w:id="42" w:name="recommendations-for-further-analysis"/>
-    <w:p>
-      <w:pPr>
-        <w:pStyle w:val="Heading2"/>
-      </w:pPr>
-      <w:r>
-        <w:t xml:space="preserve">Recommendations for Further Analysis</w:t>
-      </w:r>
-    </w:p>
-    <w:bookmarkStart w:id="38" w:name="causal-inference-methods"/>
+        <w:rPr>
+          <w:b/>
+          <w:bCs/>
+        </w:rPr>
+        <w:t xml:space="preserve">Randomized controlled trials</w:t>
+      </w:r>
+      <w:r>
+        <w:t xml:space="preserve">: Randomly assign diversity interventions (e.g., recruitment programs)</w:t>
+      </w:r>
+    </w:p>
+    <w:bookmarkEnd w:id="38"/>
+    <w:bookmarkStart w:id="39" w:name="mechanism-exploration"/>
     <w:p>
       <w:pPr>
         <w:pStyle w:val="Heading3"/>
       </w:pPr>
       <w:r>
-        <w:t xml:space="preserve">Causal Inference Methods</w:t>
+        <w:t xml:space="preserve">Mechanism Exploration</w:t>
       </w:r>
     </w:p>
     <w:p>
@@ -4812,7 +4953,23 @@
         <w:pStyle w:val="FirstParagraph"/>
       </w:pPr>
       <w:r>
-        <w:t xml:space="preserve">To move beyond correlation:</w:t>
+        <w:t xml:space="preserve">To understand</w:t>
+      </w:r>
+      <w:r>
+        <w:t xml:space="preserve"> </w:t>
+      </w:r>
+      <w:r>
+        <w:rPr>
+          <w:i/>
+          <w:iCs/>
+        </w:rPr>
+        <w:t xml:space="preserve">how</w:t>
+      </w:r>
+      <w:r>
+        <w:t xml:space="preserve"> </w:t>
+      </w:r>
+      <w:r>
+        <w:t xml:space="preserve">diversity might matter:</w:t>
       </w:r>
     </w:p>
     <w:p>
@@ -4828,10 +4985,10 @@
           <w:b/>
           <w:bCs/>
         </w:rPr>
-        <w:t xml:space="preserve">Difference-in-differences</w:t>
-      </w:r>
-      <w:r>
-        <w:t xml:space="preserve">: Track schools that increase diversity over time vs. stable schools</w:t>
+        <w:t xml:space="preserve">Teacher-student race match</w:t>
+      </w:r>
+      <w:r>
+        <w:t xml:space="preserve">: Examine whether having same-race teachers affects outcomes</w:t>
       </w:r>
     </w:p>
     <w:p>
@@ -4847,10 +5004,10 @@
           <w:b/>
           <w:bCs/>
         </w:rPr>
-        <w:t xml:space="preserve">Instrumental variables</w:t>
-      </w:r>
-      <w:r>
-        <w:t xml:space="preserve">: Use policy changes or demographic shifts as instruments</w:t>
+        <w:t xml:space="preserve">Cultural competency</w:t>
+      </w:r>
+      <w:r>
+        <w:t xml:space="preserve">: Measure and control for training, culturally responsive teaching</w:t>
       </w:r>
     </w:p>
     <w:p>
@@ -4866,10 +5023,10 @@
           <w:b/>
           <w:bCs/>
         </w:rPr>
-        <w:t xml:space="preserve">Regression discontinuity</w:t>
-      </w:r>
-      <w:r>
-        <w:t xml:space="preserve">: Examine schools just above/below diversity thresholds</w:t>
+        <w:t xml:space="preserve">School climate surveys</w:t>
+      </w:r>
+      <w:r>
+        <w:t xml:space="preserve">: Survey students and staff on inclusivity, belonging, fairness</w:t>
       </w:r>
     </w:p>
     <w:p>
@@ -4885,10 +5042,10 @@
           <w:b/>
           <w:bCs/>
         </w:rPr>
-        <w:t xml:space="preserve">Propensity score matching</w:t>
-      </w:r>
-      <w:r>
-        <w:t xml:space="preserve">: Compare similar schools with different diversity levels</w:t>
+        <w:t xml:space="preserve">Discipline decision pathways</w:t>
+      </w:r>
+      <w:r>
+        <w:t xml:space="preserve">: Identify who makes referral and suspension decisions</w:t>
       </w:r>
     </w:p>
     <w:p>
@@ -4904,20 +5061,20 @@
           <w:b/>
           <w:bCs/>
         </w:rPr>
-        <w:t xml:space="preserve">Randomized controlled trials</w:t>
-      </w:r>
-      <w:r>
-        <w:t xml:space="preserve">: Randomly assign diversity interventions (e.g., recruitment programs)</w:t>
-      </w:r>
-    </w:p>
-    <w:bookmarkEnd w:id="38"/>
-    <w:bookmarkStart w:id="39" w:name="mechanism-exploration"/>
+        <w:t xml:space="preserve">Qualitative research</w:t>
+      </w:r>
+      <w:r>
+        <w:t xml:space="preserve">: Interview teachers, administrators, students about diversity’s role</w:t>
+      </w:r>
+    </w:p>
+    <w:bookmarkEnd w:id="39"/>
+    <w:bookmarkStart w:id="40" w:name="interaction-effects"/>
     <w:p>
       <w:pPr>
         <w:pStyle w:val="Heading3"/>
       </w:pPr>
       <w:r>
-        <w:t xml:space="preserve">Mechanism Exploration</w:t>
+        <w:t xml:space="preserve">Interaction Effects</w:t>
       </w:r>
     </w:p>
     <w:p>
@@ -4925,23 +5082,7 @@
         <w:pStyle w:val="FirstParagraph"/>
       </w:pPr>
       <w:r>
-        <w:t xml:space="preserve">To understand</w:t>
-      </w:r>
-      <w:r>
-        <w:t xml:space="preserve"> </w:t>
-      </w:r>
-      <w:r>
-        <w:rPr>
-          <w:i/>
-          <w:iCs/>
-        </w:rPr>
-        <w:t xml:space="preserve">how</w:t>
-      </w:r>
-      <w:r>
-        <w:t xml:space="preserve"> </w:t>
-      </w:r>
-      <w:r>
-        <w:t xml:space="preserve">diversity might matter:</w:t>
+        <w:t xml:space="preserve">Test whether diversity effects vary by:</w:t>
       </w:r>
     </w:p>
     <w:p>
@@ -4957,10 +5098,10 @@
           <w:b/>
           <w:bCs/>
         </w:rPr>
-        <w:t xml:space="preserve">Teacher-student race match</w:t>
-      </w:r>
-      <w:r>
-        <w:t xml:space="preserve">: Examine whether having same-race teachers affects outcomes</w:t>
+        <w:t xml:space="preserve">School composition</w:t>
+      </w:r>
+      <w:r>
+        <w:t xml:space="preserve">: Does diversity matter more in diverse vs. homogeneous schools?</w:t>
       </w:r>
     </w:p>
     <w:p>
@@ -4976,10 +5117,10 @@
           <w:b/>
           <w:bCs/>
         </w:rPr>
-        <w:t xml:space="preserve">Cultural competency</w:t>
-      </w:r>
-      <w:r>
-        <w:t xml:space="preserve">: Measure and control for training, culturally responsive teaching</w:t>
+        <w:t xml:space="preserve">Community context</w:t>
+      </w:r>
+      <w:r>
+        <w:t xml:space="preserve">: Urban vs. rural, high vs. low poverty, segregated vs. integrated</w:t>
       </w:r>
     </w:p>
     <w:p>
@@ -4995,10 +5136,10 @@
           <w:b/>
           <w:bCs/>
         </w:rPr>
-        <w:t xml:space="preserve">School climate surveys</w:t>
-      </w:r>
-      <w:r>
-        <w:t xml:space="preserve">: Survey students and staff on inclusivity, belonging, fairness</w:t>
+        <w:t xml:space="preserve">School size</w:t>
+      </w:r>
+      <w:r>
+        <w:t xml:space="preserve">: Large vs. small schools</w:t>
       </w:r>
     </w:p>
     <w:p>
@@ -5014,10 +5155,10 @@
           <w:b/>
           <w:bCs/>
         </w:rPr>
-        <w:t xml:space="preserve">Discipline decision pathways</w:t>
-      </w:r>
-      <w:r>
-        <w:t xml:space="preserve">: Identify who makes referral and suspension decisions</w:t>
+        <w:t xml:space="preserve">Policy environment</w:t>
+      </w:r>
+      <w:r>
+        <w:t xml:space="preserve">: Schools with restorative justice vs. traditional discipline codes</w:t>
       </w:r>
     </w:p>
     <w:p>
@@ -5033,20 +5174,20 @@
           <w:b/>
           <w:bCs/>
         </w:rPr>
-        <w:t xml:space="preserve">Qualitative research</w:t>
-      </w:r>
-      <w:r>
-        <w:t xml:space="preserve">: Interview teachers, administrators, students about diversity’s role</w:t>
-      </w:r>
-    </w:p>
-    <w:bookmarkEnd w:id="39"/>
-    <w:bookmarkStart w:id="40" w:name="interaction-effects"/>
+        <w:t xml:space="preserve">Leadership quality</w:t>
+      </w:r>
+      <w:r>
+        <w:t xml:space="preserve">: Strong vs. weak principal leadership</w:t>
+      </w:r>
+    </w:p>
+    <w:bookmarkEnd w:id="40"/>
+    <w:bookmarkStart w:id="41" w:name="longitudinal-studies"/>
     <w:p>
       <w:pPr>
         <w:pStyle w:val="Heading3"/>
       </w:pPr>
       <w:r>
-        <w:t xml:space="preserve">Interaction Effects</w:t>
+        <w:t xml:space="preserve">Longitudinal Studies</w:t>
       </w:r>
     </w:p>
     <w:p>
@@ -5054,7 +5195,7 @@
         <w:pStyle w:val="FirstParagraph"/>
       </w:pPr>
       <w:r>
-        <w:t xml:space="preserve">Test whether diversity effects vary by:</w:t>
+        <w:t xml:space="preserve">Track schools over time:</w:t>
       </w:r>
     </w:p>
     <w:p>
@@ -5070,10 +5211,10 @@
           <w:b/>
           <w:bCs/>
         </w:rPr>
-        <w:t xml:space="preserve">School composition</w:t>
-      </w:r>
-      <w:r>
-        <w:t xml:space="preserve">: Does diversity matter more in diverse vs. homogeneous schools?</w:t>
+        <w:t xml:space="preserve">Panel data models</w:t>
+      </w:r>
+      <w:r>
+        <w:t xml:space="preserve">: Control for school fixed effects (unobserved time-invariant factors)</w:t>
       </w:r>
     </w:p>
     <w:p>
@@ -5089,10 +5230,10 @@
           <w:b/>
           <w:bCs/>
         </w:rPr>
-        <w:t xml:space="preserve">Community context</w:t>
-      </w:r>
-      <w:r>
-        <w:t xml:space="preserve">: Urban vs. rural, high vs. low poverty, segregated vs. integrated</w:t>
+        <w:t xml:space="preserve">Teacher turnover analysis</w:t>
+      </w:r>
+      <w:r>
+        <w:t xml:space="preserve">: Examine impact of diversity changes within schools</w:t>
       </w:r>
     </w:p>
     <w:p>
@@ -5108,10 +5249,10 @@
           <w:b/>
           <w:bCs/>
         </w:rPr>
-        <w:t xml:space="preserve">School size</w:t>
-      </w:r>
-      <w:r>
-        <w:t xml:space="preserve">: Large vs. small schools</w:t>
+        <w:t xml:space="preserve">Student cohort tracking</w:t>
+      </w:r>
+      <w:r>
+        <w:t xml:space="preserve">: Follow same students across grades with different teachers</w:t>
       </w:r>
     </w:p>
     <w:p>
@@ -5127,39 +5268,41 @@
           <w:b/>
           <w:bCs/>
         </w:rPr>
-        <w:t xml:space="preserve">Policy environment</w:t>
-      </w:r>
-      <w:r>
-        <w:t xml:space="preserve">: Schools with restorative justice vs. traditional discipline codes</w:t>
-      </w:r>
-    </w:p>
-    <w:p>
-      <w:pPr>
-        <w:pStyle w:val="Compact"/>
-        <w:numPr>
-          <w:ilvl w:val="0"/>
-          <w:numId w:val="1014"/>
-        </w:numPr>
-      </w:pPr>
-      <w:r>
-        <w:rPr>
-          <w:b/>
-          <w:bCs/>
-        </w:rPr>
-        <w:t xml:space="preserve">Leadership quality</w:t>
-      </w:r>
-      <w:r>
-        <w:t xml:space="preserve">: Strong vs. weak principal leadership</w:t>
-      </w:r>
-    </w:p>
-    <w:bookmarkEnd w:id="40"/>
-    <w:bookmarkStart w:id="41" w:name="longitudinal-studies"/>
+        <w:t xml:space="preserve">Dynamic models</w:t>
+      </w:r>
+      <w:r>
+        <w:t xml:space="preserve">: Assess lagged effects (does diversity take time to affect culture?)</w:t>
+      </w:r>
+    </w:p>
+    <w:p>
+      <w:r>
+        <w:pict>
+          <v:rect style="width:0;height:1.5pt" o:hralign="center" o:hrstd="t" o:hr="t"/>
+        </w:pict>
+      </w:r>
+    </w:p>
+    <w:bookmarkEnd w:id="41"/>
+    <w:bookmarkEnd w:id="42"/>
+    <w:bookmarkStart w:id="46" w:name="data-outputs-available"/>
+    <w:p>
+      <w:pPr>
+        <w:pStyle w:val="Heading2"/>
+      </w:pPr>
+      <w:r>
+        <w:t xml:space="preserve">Data Outputs Available</w:t>
+      </w:r>
+    </w:p>
+    <w:bookmarkStart w:id="43" w:name="excel-workbook"/>
     <w:p>
       <w:pPr>
         <w:pStyle w:val="Heading3"/>
       </w:pPr>
       <w:r>
-        <w:t xml:space="preserve">Longitudinal Studies</w:t>
+        <w:rPr>
+          <w:b/>
+          <w:bCs/>
+        </w:rPr>
+        <w:t xml:space="preserve">Excel Workbook</w:t>
       </w:r>
     </w:p>
     <w:p>
@@ -5167,7 +5310,81 @@
         <w:pStyle w:val="FirstParagraph"/>
       </w:pPr>
       <w:r>
-        <w:t xml:space="preserve">Track schools over time:</w:t>
+        <w:rPr>
+          <w:rStyle w:val="VerbatimChar"/>
+        </w:rPr>
+        <w:t xml:space="preserve">outputs/teacher_diversity_analysis/teacher_diversity_regression_results.xlsx</w:t>
+      </w:r>
+      <w:r>
+        <w:t xml:space="preserve"> </w:t>
+      </w:r>
+      <w:r>
+        <w:t xml:space="preserve">-</w:t>
+      </w:r>
+      <w:r>
+        <w:t xml:space="preserve"> </w:t>
+      </w:r>
+      <w:r>
+        <w:rPr>
+          <w:b/>
+          <w:bCs/>
+        </w:rPr>
+        <w:t xml:space="preserve">Sheet 1 - Summary</w:t>
+      </w:r>
+      <w:r>
+        <w:t xml:space="preserve">: Coefficients, confidence intervals, p-values, effect sizes for all groups</w:t>
+      </w:r>
+      <w:r>
+        <w:t xml:space="preserve"> </w:t>
+      </w:r>
+      <w:r>
+        <w:t xml:space="preserve">-</w:t>
+      </w:r>
+      <w:r>
+        <w:t xml:space="preserve"> </w:t>
+      </w:r>
+      <w:r>
+        <w:rPr>
+          <w:b/>
+          <w:bCs/>
+        </w:rPr>
+        <w:t xml:space="preserve">Sheet 2 - Interpretations</w:t>
+      </w:r>
+      <w:r>
+        <w:t xml:space="preserve">: Plain-language interpretations for each student group</w:t>
+      </w:r>
+      <w:r>
+        <w:t xml:space="preserve"> </w:t>
+      </w:r>
+      <w:r>
+        <w:t xml:space="preserve">-</w:t>
+      </w:r>
+      <w:r>
+        <w:t xml:space="preserve"> </w:t>
+      </w:r>
+      <w:r>
+        <w:rPr>
+          <w:b/>
+          <w:bCs/>
+        </w:rPr>
+        <w:t xml:space="preserve">Sheet 3 - Technical_Details</w:t>
+      </w:r>
+      <w:r>
+        <w:t xml:space="preserve">: Full regression output statistics</w:t>
+      </w:r>
+    </w:p>
+    <w:bookmarkEnd w:id="43"/>
+    <w:bookmarkStart w:id="44" w:name="csv-tables"/>
+    <w:p>
+      <w:pPr>
+        <w:pStyle w:val="Heading3"/>
+      </w:pPr>
+      <w:r>
+        <w:rPr>
+          <w:b/>
+          <w:bCs/>
+        </w:rPr>
+        <w:t xml:space="preserve">CSV Tables</w:t>
       </w:r>
     </w:p>
     <w:p>
@@ -5180,13 +5397,15 @@
       </w:pPr>
       <w:r>
         <w:rPr>
-          <w:b/>
-          <w:bCs/>
-        </w:rPr>
-        <w:t xml:space="preserve">Panel data models</w:t>
-      </w:r>
-      <w:r>
-        <w:t xml:space="preserve">: Control for school fixed effects (unobserved time-invariant factors)</w:t>
+          <w:rStyle w:val="VerbatimChar"/>
+        </w:rPr>
+        <w:t xml:space="preserve">teacher_diversity_summary.csv</w:t>
+      </w:r>
+      <w:r>
+        <w:t xml:space="preserve"> </w:t>
+      </w:r>
+      <w:r>
+        <w:t xml:space="preserve">- Main results table</w:t>
       </w:r>
     </w:p>
     <w:p>
@@ -5199,72 +5418,19 @@
       </w:pPr>
       <w:r>
         <w:rPr>
-          <w:b/>
-          <w:bCs/>
-        </w:rPr>
-        <w:t xml:space="preserve">Teacher turnover analysis</w:t>
-      </w:r>
-      <w:r>
-        <w:t xml:space="preserve">: Examine impact of diversity changes within schools</w:t>
-      </w:r>
-    </w:p>
-    <w:p>
-      <w:pPr>
-        <w:pStyle w:val="Compact"/>
-        <w:numPr>
-          <w:ilvl w:val="0"/>
-          <w:numId w:val="1015"/>
-        </w:numPr>
-      </w:pPr>
-      <w:r>
-        <w:rPr>
-          <w:b/>
-          <w:bCs/>
-        </w:rPr>
-        <w:t xml:space="preserve">Student cohort tracking</w:t>
-      </w:r>
-      <w:r>
-        <w:t xml:space="preserve">: Follow same students across grades with different teachers</w:t>
-      </w:r>
-    </w:p>
-    <w:p>
-      <w:pPr>
-        <w:pStyle w:val="Compact"/>
-        <w:numPr>
-          <w:ilvl w:val="0"/>
-          <w:numId w:val="1015"/>
-        </w:numPr>
-      </w:pPr>
-      <w:r>
-        <w:rPr>
-          <w:b/>
-          <w:bCs/>
-        </w:rPr>
-        <w:t xml:space="preserve">Dynamic models</w:t>
-      </w:r>
-      <w:r>
-        <w:t xml:space="preserve">: Assess lagged effects (does diversity take time to affect culture?)</w:t>
-      </w:r>
-    </w:p>
-    <w:p>
-      <w:r>
-        <w:pict>
-          <v:rect style="width:0;height:1.5pt" o:hralign="center" o:hrstd="t" o:hr="t"/>
-        </w:pict>
-      </w:r>
-    </w:p>
-    <w:bookmarkEnd w:id="41"/>
-    <w:bookmarkEnd w:id="42"/>
-    <w:bookmarkStart w:id="46" w:name="data-outputs-available"/>
-    <w:p>
-      <w:pPr>
-        <w:pStyle w:val="Heading2"/>
-      </w:pPr>
-      <w:r>
-        <w:t xml:space="preserve">Data Outputs Available</w:t>
-      </w:r>
-    </w:p>
-    <w:bookmarkStart w:id="43" w:name="excel-workbook"/>
+          <w:rStyle w:val="VerbatimChar"/>
+        </w:rPr>
+        <w:t xml:space="preserve">teacher_diversity_interpretations.csv</w:t>
+      </w:r>
+      <w:r>
+        <w:t xml:space="preserve"> </w:t>
+      </w:r>
+      <w:r>
+        <w:t xml:space="preserve">- Plain-language findings</w:t>
+      </w:r>
+    </w:p>
+    <w:bookmarkEnd w:id="44"/>
+    <w:bookmarkStart w:id="45" w:name="visualizations-png-300-dpi"/>
     <w:p>
       <w:pPr>
         <w:pStyle w:val="Heading3"/>
@@ -5274,89 +5440,13 @@
           <w:b/>
           <w:bCs/>
         </w:rPr>
-        <w:t xml:space="preserve">Excel Workbook</w:t>
-      </w:r>
-    </w:p>
-    <w:p>
-      <w:pPr>
-        <w:pStyle w:val="FirstParagraph"/>
-      </w:pPr>
-      <w:r>
-        <w:rPr>
-          <w:rStyle w:val="VerbatimChar"/>
-        </w:rPr>
-        <w:t xml:space="preserve">outputs/teacher_diversity_analysis/teacher_diversity_regression_results.xlsx</w:t>
-      </w:r>
-      <w:r>
-        <w:t xml:space="preserve"> </w:t>
-      </w:r>
-      <w:r>
-        <w:t xml:space="preserve">-</w:t>
-      </w:r>
-      <w:r>
-        <w:t xml:space="preserve"> </w:t>
-      </w:r>
-      <w:r>
-        <w:rPr>
-          <w:b/>
-          <w:bCs/>
-        </w:rPr>
-        <w:t xml:space="preserve">Sheet 1 - Summary</w:t>
-      </w:r>
-      <w:r>
-        <w:t xml:space="preserve">: Coefficients, confidence intervals, p-values, effect sizes for all groups</w:t>
-      </w:r>
-      <w:r>
-        <w:t xml:space="preserve"> </w:t>
-      </w:r>
-      <w:r>
-        <w:t xml:space="preserve">-</w:t>
-      </w:r>
-      <w:r>
-        <w:t xml:space="preserve"> </w:t>
-      </w:r>
-      <w:r>
-        <w:rPr>
-          <w:b/>
-          <w:bCs/>
-        </w:rPr>
-        <w:t xml:space="preserve">Sheet 2 - Interpretations</w:t>
-      </w:r>
-      <w:r>
-        <w:t xml:space="preserve">: Plain-language interpretations for each student group</w:t>
-      </w:r>
-      <w:r>
-        <w:t xml:space="preserve"> </w:t>
-      </w:r>
-      <w:r>
-        <w:t xml:space="preserve">-</w:t>
-      </w:r>
-      <w:r>
-        <w:t xml:space="preserve"> </w:t>
-      </w:r>
-      <w:r>
-        <w:rPr>
-          <w:b/>
-          <w:bCs/>
-        </w:rPr>
-        <w:t xml:space="preserve">Sheet 3 - Technical_Details</w:t>
-      </w:r>
-      <w:r>
-        <w:t xml:space="preserve">: Full regression output statistics</w:t>
-      </w:r>
-    </w:p>
-    <w:bookmarkEnd w:id="43"/>
-    <w:bookmarkStart w:id="44" w:name="csv-tables"/>
-    <w:p>
-      <w:pPr>
-        <w:pStyle w:val="Heading3"/>
-      </w:pPr>
-      <w:r>
-        <w:rPr>
-          <w:b/>
-          <w:bCs/>
-        </w:rPr>
-        <w:t xml:space="preserve">CSV Tables</w:t>
+        <w:t xml:space="preserve">Visualizations</w:t>
+      </w:r>
+      <w:r>
+        <w:t xml:space="preserve"> </w:t>
+      </w:r>
+      <w:r>
+        <w:t xml:space="preserve">(PNG, 300 DPI)</w:t>
       </w:r>
     </w:p>
     <w:p>
@@ -5371,13 +5461,13 @@
         <w:rPr>
           <w:rStyle w:val="VerbatimChar"/>
         </w:rPr>
-        <w:t xml:space="preserve">teacher_diversity_summary.csv</w:t>
-      </w:r>
-      <w:r>
-        <w:t xml:space="preserve"> </w:t>
-      </w:r>
-      <w:r>
-        <w:t xml:space="preserve">- Main results table</w:t>
+        <w:t xml:space="preserve">teacher_diversity_coefficients_forest_plot.png</w:t>
+      </w:r>
+      <w:r>
+        <w:t xml:space="preserve"> </w:t>
+      </w:r>
+      <w:r>
+        <w:t xml:space="preserve">- Forest plot with 95% confidence intervals</w:t>
       </w:r>
     </w:p>
     <w:p>
@@ -5392,17 +5482,58 @@
         <w:rPr>
           <w:rStyle w:val="VerbatimChar"/>
         </w:rPr>
-        <w:t xml:space="preserve">teacher_diversity_interpretations.csv</w:t>
-      </w:r>
-      <w:r>
-        <w:t xml:space="preserve"> </w:t>
-      </w:r>
-      <w:r>
-        <w:t xml:space="preserve">- Plain-language findings</w:t>
-      </w:r>
-    </w:p>
-    <w:bookmarkEnd w:id="44"/>
-    <w:bookmarkStart w:id="45" w:name="visualizations-png-300-dpi"/>
+        <w:t xml:space="preserve">teacher_diversity_practical_effects.png</w:t>
+      </w:r>
+      <w:r>
+        <w:t xml:space="preserve"> </w:t>
+      </w:r>
+      <w:r>
+        <w:t xml:space="preserve">- Bar chart of effect sizes (percentage point changes)</w:t>
+      </w:r>
+    </w:p>
+    <w:p>
+      <w:pPr>
+        <w:pStyle w:val="FirstParagraph"/>
+      </w:pPr>
+      <w:r>
+        <w:rPr>
+          <w:b/>
+          <w:bCs/>
+        </w:rPr>
+        <w:t xml:space="preserve">Output Location</w:t>
+      </w:r>
+      <w:r>
+        <w:t xml:space="preserve">: All files located in</w:t>
+      </w:r>
+      <w:r>
+        <w:t xml:space="preserve"> </w:t>
+      </w:r>
+      <w:r>
+        <w:rPr>
+          <w:rStyle w:val="VerbatimChar"/>
+        </w:rPr>
+        <w:t xml:space="preserve">outputs/teacher_diversity_analysis/</w:t>
+      </w:r>
+    </w:p>
+    <w:p>
+      <w:r>
+        <w:pict>
+          <v:rect style="width:0;height:1.5pt" o:hralign="center" o:hrstd="t" o:hr="t"/>
+        </w:pict>
+      </w:r>
+    </w:p>
+    <w:bookmarkEnd w:id="45"/>
+    <w:bookmarkEnd w:id="46"/>
+    <w:bookmarkStart w:id="52" w:name="methodological-notes"/>
+    <w:p>
+      <w:pPr>
+        <w:pStyle w:val="Heading2"/>
+      </w:pPr>
+      <w:r>
+        <w:t xml:space="preserve">Methodological Notes</w:t>
+      </w:r>
+    </w:p>
+    <w:bookmarkStart w:id="47" w:name="X13addfab65d0267143392cca32405a6f081c6c2"/>
     <w:p>
       <w:pPr>
         <w:pStyle w:val="Heading3"/>
@@ -5412,13 +5543,567 @@
           <w:b/>
           <w:bCs/>
         </w:rPr>
-        <w:t xml:space="preserve">Visualizations</w:t>
-      </w:r>
-      <w:r>
-        <w:t xml:space="preserve"> </w:t>
-      </w:r>
-      <w:r>
-        <w:t xml:space="preserve">(PNG, 300 DPI)</w:t>
+        <w:t xml:space="preserve">CRITICAL: Aggregation to School-Year-Race Level (Methodological Fix, 2025-11-20)</w:t>
+      </w:r>
+    </w:p>
+    <w:p>
+      <w:pPr>
+        <w:pStyle w:val="FirstParagraph"/>
+      </w:pPr>
+      <w:r>
+        <w:rPr>
+          <w:b/>
+          <w:bCs/>
+        </w:rPr>
+        <w:t xml:space="preserve">Problem Identified</w:t>
+      </w:r>
+      <w:r>
+        <w:t xml:space="preserve">: Raw CDE data is reported at</w:t>
+      </w:r>
+      <w:r>
+        <w:t xml:space="preserve"> </w:t>
+      </w:r>
+      <w:r>
+        <w:rPr>
+          <w:b/>
+          <w:bCs/>
+        </w:rPr>
+        <w:t xml:space="preserve">school-year-race-reason</w:t>
+      </w:r>
+      <w:r>
+        <w:t xml:space="preserve"> </w:t>
+      </w:r>
+      <w:r>
+        <w:t xml:space="preserve">level (6 suspension reasons per school-year-race combination). Running regressions on this data treats 6 clustered observations as independent, which:</w:t>
+      </w:r>
+      <w:r>
+        <w:t xml:space="preserve"> </w:t>
+      </w:r>
+      <w:r>
+        <w:t xml:space="preserve">- Underestimates standard errors by ~√6 ≈ 2.45×</w:t>
+      </w:r>
+      <w:r>
+        <w:t xml:space="preserve"> </w:t>
+      </w:r>
+      <w:r>
+        <w:t xml:space="preserve">- Produces artificially small p-values</w:t>
+      </w:r>
+      <w:r>
+        <w:t xml:space="preserve"> </w:t>
+      </w:r>
+      <w:r>
+        <w:t xml:space="preserve">- Leads to anti-conservative inference (too many</w:t>
+      </w:r>
+      <w:r>
+        <w:t xml:space="preserve"> </w:t>
+      </w:r>
+      <w:r>
+        <w:t xml:space="preserve">“significant”</w:t>
+      </w:r>
+      <w:r>
+        <w:t xml:space="preserve"> </w:t>
+      </w:r>
+      <w:r>
+        <w:t xml:space="preserve">findings)</w:t>
+      </w:r>
+    </w:p>
+    <w:p>
+      <w:pPr>
+        <w:pStyle w:val="BodyText"/>
+      </w:pPr>
+      <w:r>
+        <w:rPr>
+          <w:b/>
+          <w:bCs/>
+        </w:rPr>
+        <w:t xml:space="preserve">Solution Implemented</w:t>
+      </w:r>
+      <w:r>
+        <w:t xml:space="preserve">: Before regression, data are aggregated to</w:t>
+      </w:r>
+      <w:r>
+        <w:t xml:space="preserve"> </w:t>
+      </w:r>
+      <w:r>
+        <w:rPr>
+          <w:b/>
+          <w:bCs/>
+        </w:rPr>
+        <w:t xml:space="preserve">school-year-race level</w:t>
+      </w:r>
+      <w:r>
+        <w:t xml:space="preserve"> </w:t>
+      </w:r>
+      <w:r>
+        <w:t xml:space="preserve">by:</w:t>
+      </w:r>
+      <w:r>
+        <w:t xml:space="preserve"> </w:t>
+      </w:r>
+      <w:r>
+        <w:t xml:space="preserve">- Summing total suspensions across all reason categories</w:t>
+      </w:r>
+      <w:r>
+        <w:t xml:space="preserve"> </w:t>
+      </w:r>
+      <w:r>
+        <w:t xml:space="preserve">- Taking first value of school-level variables (teacher diversity, charter status, enrollment)</w:t>
+      </w:r>
+      <w:r>
+        <w:t xml:space="preserve"> </w:t>
+      </w:r>
+      <w:r>
+        <w:t xml:space="preserve">- Recalculating suspension rates</w:t>
+      </w:r>
+    </w:p>
+    <w:p>
+      <w:pPr>
+        <w:pStyle w:val="BodyText"/>
+      </w:pPr>
+      <w:r>
+        <w:rPr>
+          <w:b/>
+          <w:bCs/>
+        </w:rPr>
+        <w:t xml:space="preserve">Impact</w:t>
+      </w:r>
+      <w:r>
+        <w:t xml:space="preserve">:</w:t>
+      </w:r>
+      <w:r>
+        <w:t xml:space="preserve"> </w:t>
+      </w:r>
+      <w:r>
+        <w:t xml:space="preserve">- Reduced observations: 3,402,282 → 515,947</w:t>
+      </w:r>
+      <w:r>
+        <w:t xml:space="preserve"> </w:t>
+      </w:r>
+      <w:r>
+        <w:t xml:space="preserve">- Standard errors now appropriate for unit of analysis</w:t>
+      </w:r>
+      <w:r>
+        <w:t xml:space="preserve"> </w:t>
+      </w:r>
+      <w:r>
+        <w:t xml:space="preserve">- P-values and confidence intervals now valid</w:t>
+      </w:r>
+    </w:p>
+    <w:p>
+      <w:pPr>
+        <w:pStyle w:val="BodyText"/>
+      </w:pPr>
+      <w:r>
+        <w:t xml:space="preserve">This fix was implemented on 2025-11-20 and is documented in</w:t>
+      </w:r>
+      <w:r>
+        <w:t xml:space="preserve"> </w:t>
+      </w:r>
+      <w:r>
+        <w:rPr>
+          <w:rStyle w:val="VerbatimChar"/>
+        </w:rPr>
+        <w:t xml:space="preserve">Analysis/21_teacher_diversity_regression.R</w:t>
+      </w:r>
+      <w:r>
+        <w:t xml:space="preserve"> </w:t>
+      </w:r>
+      <w:r>
+        <w:t xml:space="preserve">(lines 214-294).</w:t>
+      </w:r>
+    </w:p>
+    <w:bookmarkEnd w:id="47"/>
+    <w:bookmarkStart w:id="48" w:name="regression-model"/>
+    <w:p>
+      <w:pPr>
+        <w:pStyle w:val="Heading3"/>
+      </w:pPr>
+      <w:r>
+        <w:t xml:space="preserve">Regression Model</w:t>
+      </w:r>
+    </w:p>
+    <w:p>
+      <w:pPr>
+        <w:pStyle w:val="FirstParagraph"/>
+      </w:pPr>
+      <w:r>
+        <w:rPr>
+          <w:b/>
+          <w:bCs/>
+        </w:rPr>
+        <w:t xml:space="preserve">Formula</w:t>
+      </w:r>
+      <w:r>
+        <w:t xml:space="preserve">:</w:t>
+      </w:r>
+    </w:p>
+    <w:p>
+      <w:pPr>
+        <w:pStyle w:val="SourceCode"/>
+      </w:pPr>
+      <w:r>
+        <w:rPr>
+          <w:rStyle w:val="VerbatimChar"/>
+        </w:rPr>
+        <w:t xml:space="preserve">Suspension Rate ~ Teacher Non-White Share + Admin Non-White Share +</w:t>
+      </w:r>
+      <w:r>
+        <w:br/>
+      </w:r>
+      <w:r>
+        <w:rPr>
+          <w:rStyle w:val="VerbatimChar"/>
+        </w:rPr>
+        <w:t xml:space="preserve">                  Charter Status + School Level</w:t>
+      </w:r>
+    </w:p>
+    <w:p>
+      <w:pPr>
+        <w:pStyle w:val="FirstParagraph"/>
+      </w:pPr>
+      <w:r>
+        <w:rPr>
+          <w:b/>
+          <w:bCs/>
+        </w:rPr>
+        <w:t xml:space="preserve">Key Features</w:t>
+      </w:r>
+      <w:r>
+        <w:t xml:space="preserve">:</w:t>
+      </w:r>
+      <w:r>
+        <w:t xml:space="preserve"> </w:t>
+      </w:r>
+      <w:r>
+        <w:t xml:space="preserve">-</w:t>
+      </w:r>
+      <w:r>
+        <w:t xml:space="preserve"> </w:t>
+      </w:r>
+      <w:r>
+        <w:rPr>
+          <w:b/>
+          <w:bCs/>
+        </w:rPr>
+        <w:t xml:space="preserve">Weighted least squares</w:t>
+      </w:r>
+      <w:r>
+        <w:t xml:space="preserve">: Schools weighted by student enrollment</w:t>
+      </w:r>
+      <w:r>
+        <w:t xml:space="preserve"> </w:t>
+      </w:r>
+      <w:r>
+        <w:t xml:space="preserve">-</w:t>
+      </w:r>
+      <w:r>
+        <w:t xml:space="preserve"> </w:t>
+      </w:r>
+      <w:r>
+        <w:rPr>
+          <w:b/>
+          <w:bCs/>
+        </w:rPr>
+        <w:t xml:space="preserve">Controls</w:t>
+      </w:r>
+      <w:r>
+        <w:t xml:space="preserve">: Charter status (binary), School level (5 categories: Elementary, Middle, High, Other, Alternative)</w:t>
+      </w:r>
+      <w:r>
+        <w:t xml:space="preserve"> </w:t>
+      </w:r>
+      <w:r>
+        <w:t xml:space="preserve">-</w:t>
+      </w:r>
+      <w:r>
+        <w:t xml:space="preserve"> </w:t>
+      </w:r>
+      <w:r>
+        <w:rPr>
+          <w:b/>
+          <w:bCs/>
+        </w:rPr>
+        <w:t xml:space="preserve">Stratified</w:t>
+      </w:r>
+      <w:r>
+        <w:t xml:space="preserve">: Separate regressions for each student racial/ethnic group</w:t>
+      </w:r>
+      <w:r>
+        <w:t xml:space="preserve"> </w:t>
+      </w:r>
+      <w:r>
+        <w:t xml:space="preserve">-</w:t>
+      </w:r>
+      <w:r>
+        <w:t xml:space="preserve"> </w:t>
+      </w:r>
+      <w:r>
+        <w:rPr>
+          <w:b/>
+          <w:bCs/>
+        </w:rPr>
+        <w:t xml:space="preserve">Diversity measurement</w:t>
+      </w:r>
+      <w:r>
+        <w:t xml:space="preserve">: Proportion of non-white staff (0-1 scale)</w:t>
+      </w:r>
+    </w:p>
+    <w:bookmarkEnd w:id="48"/>
+    <w:bookmarkStart w:id="49" w:name="diversity-measure-construction"/>
+    <w:p>
+      <w:pPr>
+        <w:pStyle w:val="Heading3"/>
+      </w:pPr>
+      <w:r>
+        <w:t xml:space="preserve">Diversity Measure Construction</w:t>
+      </w:r>
+    </w:p>
+    <w:p>
+      <w:pPr>
+        <w:pStyle w:val="FirstParagraph"/>
+      </w:pPr>
+      <w:r>
+        <w:rPr>
+          <w:b/>
+          <w:bCs/>
+        </w:rPr>
+        <w:t xml:space="preserve">Teacher Racial Diversity</w:t>
+      </w:r>
+      <w:r>
+        <w:t xml:space="preserve">:</w:t>
+      </w:r>
+      <w:r>
+        <w:t xml:space="preserve"> </w:t>
+      </w:r>
+      <w:r>
+        <w:t xml:space="preserve">- Sum of all non-white race share columns</w:t>
+      </w:r>
+      <w:r>
+        <w:t xml:space="preserve"> </w:t>
+      </w:r>
+      <w:r>
+        <w:t xml:space="preserve">- Includes: African American, Asian, Filipino, Hispanic/Latino, American Indian/Alaska Native, Native Hawaiian/Pacific Islander, Pacific Islander (legacy), Two or More Races</w:t>
+      </w:r>
+      <w:r>
+        <w:t xml:space="preserve"> </w:t>
+      </w:r>
+      <w:r>
+        <w:t xml:space="preserve">- Excludes: White, Not Reported</w:t>
+      </w:r>
+      <w:r>
+        <w:t xml:space="preserve"> </w:t>
+      </w:r>
+      <w:r>
+        <w:t xml:space="preserve">- Data source: CDE teacher staff files (stre*.txt)</w:t>
+      </w:r>
+    </w:p>
+    <w:p>
+      <w:pPr>
+        <w:pStyle w:val="BodyText"/>
+      </w:pPr>
+      <w:r>
+        <w:rPr>
+          <w:b/>
+          <w:bCs/>
+        </w:rPr>
+        <w:t xml:space="preserve">Administrator Racial Diversity</w:t>
+      </w:r>
+      <w:r>
+        <w:t xml:space="preserve">:</w:t>
+      </w:r>
+      <w:r>
+        <w:t xml:space="preserve"> </w:t>
+      </w:r>
+      <w:r>
+        <w:t xml:space="preserve">- Sum of non-white administrator race share columns</w:t>
+      </w:r>
+      <w:r>
+        <w:t xml:space="preserve"> </w:t>
+      </w:r>
+      <w:r>
+        <w:t xml:space="preserve">- Uses</w:t>
+      </w:r>
+      <w:r>
+        <w:t xml:space="preserve"> </w:t>
+      </w:r>
+      <w:r>
+        <w:rPr>
+          <w:rStyle w:val="VerbatimChar"/>
+        </w:rPr>
+        <w:t xml:space="preserve">teacher_*_by_type_administrators_*_share</w:t>
+      </w:r>
+      <w:r>
+        <w:t xml:space="preserve"> </w:t>
+      </w:r>
+      <w:r>
+        <w:t xml:space="preserve">columns</w:t>
+      </w:r>
+      <w:r>
+        <w:t xml:space="preserve"> </w:t>
+      </w:r>
+      <w:r>
+        <w:t xml:space="preserve">- Same race categories as teacher measure</w:t>
+      </w:r>
+    </w:p>
+    <w:p>
+      <w:pPr>
+        <w:pStyle w:val="BodyText"/>
+      </w:pPr>
+      <w:r>
+        <w:rPr>
+          <w:b/>
+          <w:bCs/>
+        </w:rPr>
+        <w:t xml:space="preserve">Validation</w:t>
+      </w:r>
+      <w:r>
+        <w:t xml:space="preserve">: Script explicitly verifies RACE measures are used (not gender diversity) and matches canonical</w:t>
+      </w:r>
+      <w:r>
+        <w:t xml:space="preserve"> </w:t>
+      </w:r>
+      <w:r>
+        <w:rPr>
+          <w:rStyle w:val="VerbatimChar"/>
+        </w:rPr>
+        <w:t xml:space="preserve">TEACHER_RACE_SLUGS</w:t>
+      </w:r>
+      <w:r>
+        <w:t xml:space="preserve"> </w:t>
+      </w:r>
+      <w:r>
+        <w:t xml:space="preserve">pattern.</w:t>
+      </w:r>
+    </w:p>
+    <w:bookmarkEnd w:id="49"/>
+    <w:bookmarkStart w:id="50" w:name="statistical-significance"/>
+    <w:p>
+      <w:pPr>
+        <w:pStyle w:val="Heading3"/>
+      </w:pPr>
+      <w:r>
+        <w:t xml:space="preserve">Statistical Significance</w:t>
+      </w:r>
+    </w:p>
+    <w:p>
+      <w:pPr>
+        <w:pStyle w:val="FirstParagraph"/>
+      </w:pPr>
+      <w:r>
+        <w:t xml:space="preserve">Throughout this summary:</w:t>
+      </w:r>
+      <w:r>
+        <w:t xml:space="preserve"> </w:t>
+      </w:r>
+      <w:r>
+        <w:t xml:space="preserve">-</w:t>
+      </w:r>
+      <w:r>
+        <w:t xml:space="preserve"> </w:t>
+      </w:r>
+      <w:r>
+        <w:rPr>
+          <w:b/>
+          <w:bCs/>
+        </w:rPr>
+        <w:t xml:space="preserve">***</w:t>
+      </w:r>
+      <w:r>
+        <w:t xml:space="preserve"> </w:t>
+      </w:r>
+      <w:r>
+        <w:t xml:space="preserve">indicates p &lt; 0.001 (highly statistically significant)</w:t>
+      </w:r>
+      <w:r>
+        <w:t xml:space="preserve"> </w:t>
+      </w:r>
+      <w:r>
+        <w:t xml:space="preserve">-</w:t>
+      </w:r>
+      <w:r>
+        <w:t xml:space="preserve"> </w:t>
+      </w:r>
+      <w:r>
+        <w:rPr>
+          <w:b/>
+          <w:bCs/>
+        </w:rPr>
+        <w:t xml:space="preserve">**</w:t>
+      </w:r>
+      <w:r>
+        <w:t xml:space="preserve"> </w:t>
+      </w:r>
+      <w:r>
+        <w:t xml:space="preserve">indicates p &lt; 0.01 (very statistically significant)</w:t>
+      </w:r>
+      <w:r>
+        <w:t xml:space="preserve"> </w:t>
+      </w:r>
+      <w:r>
+        <w:t xml:space="preserve">-</w:t>
+      </w:r>
+      <w:r>
+        <w:t xml:space="preserve"> </w:t>
+      </w:r>
+      <w:r>
+        <w:rPr>
+          <w:b/>
+          <w:bCs/>
+        </w:rPr>
+        <w:t xml:space="preserve">*</w:t>
+      </w:r>
+      <w:r>
+        <w:t xml:space="preserve"> </w:t>
+      </w:r>
+      <w:r>
+        <w:t xml:space="preserve">indicates p &lt; 0.05 (statistically significant)</w:t>
+      </w:r>
+      <w:r>
+        <w:t xml:space="preserve"> </w:t>
+      </w:r>
+      <w:r>
+        <w:t xml:space="preserve">-</w:t>
+      </w:r>
+      <w:r>
+        <w:t xml:space="preserve"> </w:t>
+      </w:r>
+      <w:r>
+        <w:rPr>
+          <w:b/>
+          <w:bCs/>
+        </w:rPr>
+        <w:t xml:space="preserve">NS</w:t>
+      </w:r>
+      <w:r>
+        <w:t xml:space="preserve"> </w:t>
+      </w:r>
+      <w:r>
+        <w:t xml:space="preserve">indicates not statistically significant (p ≥ 0.05)</w:t>
+      </w:r>
+    </w:p>
+    <w:p>
+      <w:pPr>
+        <w:pStyle w:val="BodyText"/>
+      </w:pPr>
+      <w:r>
+        <w:rPr>
+          <w:b/>
+          <w:bCs/>
+        </w:rPr>
+        <w:t xml:space="preserve">Important</w:t>
+      </w:r>
+      <w:r>
+        <w:t xml:space="preserve">: Statistical significance does not imply practical importance. With large sample sizes (1,084 to 21,706 observations per group), even small effects reach statistical significance.</w:t>
+      </w:r>
+    </w:p>
+    <w:bookmarkEnd w:id="50"/>
+    <w:bookmarkStart w:id="51" w:name="model-fit"/>
+    <w:p>
+      <w:pPr>
+        <w:pStyle w:val="Heading3"/>
+      </w:pPr>
+      <w:r>
+        <w:t xml:space="preserve">Model Fit</w:t>
       </w:r>
     </w:p>
     <w:p>
@@ -5430,16 +6115,7 @@
         </w:numPr>
       </w:pPr>
       <w:r>
-        <w:rPr>
-          <w:rStyle w:val="VerbatimChar"/>
-        </w:rPr>
-        <w:t xml:space="preserve">teacher_diversity_coefficients_forest_plot.png</w:t>
-      </w:r>
-      <w:r>
-        <w:t xml:space="preserve"> </w:t>
-      </w:r>
-      <w:r>
-        <w:t xml:space="preserve">- Forest plot with 95% confidence intervals</w:t>
+        <w:t xml:space="preserve">R² ranges from 0.079 (Filipino) to 0.199 (American Indian/Alaska Native)</w:t>
       </w:r>
     </w:p>
     <w:p>
@@ -5451,40 +6127,31 @@
         </w:numPr>
       </w:pPr>
       <w:r>
-        <w:rPr>
-          <w:rStyle w:val="VerbatimChar"/>
-        </w:rPr>
-        <w:t xml:space="preserve">teacher_diversity_practical_effects.png</w:t>
-      </w:r>
-      <w:r>
-        <w:t xml:space="preserve"> </w:t>
-      </w:r>
-      <w:r>
-        <w:t xml:space="preserve">- Bar chart of effect sizes (percentage point changes)</w:t>
-      </w:r>
-    </w:p>
-    <w:p>
-      <w:pPr>
-        <w:pStyle w:val="FirstParagraph"/>
-      </w:pPr>
-      <w:r>
-        <w:rPr>
-          <w:b/>
-          <w:bCs/>
-        </w:rPr>
-        <w:t xml:space="preserve">Output Location</w:t>
-      </w:r>
-      <w:r>
-        <w:t xml:space="preserve">: All files located in</w:t>
-      </w:r>
-      <w:r>
-        <w:t xml:space="preserve"> </w:t>
-      </w:r>
-      <w:r>
-        <w:rPr>
-          <w:rStyle w:val="VerbatimChar"/>
-        </w:rPr>
-        <w:t xml:space="preserve">outputs/teacher_diversity_analysis/</w:t>
+        <w:t xml:space="preserve">Most models explain 8-20% of suspension rate variation</w:t>
+      </w:r>
+    </w:p>
+    <w:p>
+      <w:pPr>
+        <w:pStyle w:val="Compact"/>
+        <w:numPr>
+          <w:ilvl w:val="0"/>
+          <w:numId w:val="1017"/>
+        </w:numPr>
+      </w:pPr>
+      <w:r>
+        <w:t xml:space="preserve">80-92% of variation remains unexplained</w:t>
+      </w:r>
+    </w:p>
+    <w:p>
+      <w:pPr>
+        <w:pStyle w:val="Compact"/>
+        <w:numPr>
+          <w:ilvl w:val="0"/>
+          <w:numId w:val="1017"/>
+        </w:numPr>
+      </w:pPr>
+      <w:r>
+        <w:t xml:space="preserve">Control variables (charter status, school level) often show larger effects than diversity measures</w:t>
       </w:r>
     </w:p>
     <w:p>
@@ -5494,9 +6161,9 @@
         </w:pict>
       </w:r>
     </w:p>
-    <w:bookmarkEnd w:id="45"/>
-    <w:bookmarkEnd w:id="46"/>
-    <w:bookmarkStart w:id="47" w:name="citation"/>
+    <w:bookmarkEnd w:id="51"/>
+    <w:bookmarkEnd w:id="52"/>
+    <w:bookmarkStart w:id="53" w:name="citation"/>
     <w:p>
       <w:pPr>
         <w:pStyle w:val="Heading2"/>
@@ -5664,28 +6331,13 @@
         <w:rPr>
           <w:rStyle w:val="VerbatimChar"/>
         </w:rPr>
-        <w:t xml:space="preserve">Analysis/21_teacher_diversity_regression_SUMMARY.md</w:t>
-      </w:r>
-      <w:r>
-        <w:t xml:space="preserve"> </w:t>
-      </w:r>
-      <w:r>
-        <w:t xml:space="preserve">(in</w:t>
-      </w:r>
-      <w:r>
-        <w:t xml:space="preserve"> </w:t>
-      </w:r>
-      <w:r>
-        <w:rPr>
-          <w:rStyle w:val="VerbatimChar"/>
-        </w:rPr>
-        <w:t xml:space="preserve">Analysis/</w:t>
-      </w:r>
-      <w:r>
-        <w:t xml:space="preserve"> </w:t>
-      </w:r>
-      <w:r>
-        <w:t xml:space="preserve">folder, comprehensive technical documentation)</w:t>
+        <w:t xml:space="preserve">Analysis/21_teacher_diversity_regression.md</w:t>
+      </w:r>
+      <w:r>
+        <w:t xml:space="preserve"> </w:t>
+      </w:r>
+      <w:r>
+        <w:t xml:space="preserve">(comprehensive technical documentation)</w:t>
       </w:r>
     </w:p>
     <w:p>
@@ -5695,8 +6347,8 @@
         </w:pict>
       </w:r>
     </w:p>
-    <w:bookmarkEnd w:id="47"/>
-    <w:bookmarkStart w:id="48" w:name="contact-and-questions"/>
+    <w:bookmarkEnd w:id="53"/>
+    <w:bookmarkStart w:id="54" w:name="contact-and-questions"/>
     <w:p>
       <w:pPr>
         <w:pStyle w:val="Heading2"/>
@@ -5872,8 +6524,8 @@
         </w:pict>
       </w:r>
     </w:p>
-    <w:bookmarkEnd w:id="48"/>
-    <w:bookmarkStart w:id="49" w:name="document-information"/>
+    <w:bookmarkEnd w:id="54"/>
+    <w:bookmarkStart w:id="55" w:name="document-information"/>
     <w:p>
       <w:pPr>
         <w:pStyle w:val="Heading2"/>
@@ -5894,7 +6546,7 @@
         <w:t xml:space="preserve">Document Version</w:t>
       </w:r>
       <w:r>
-        <w:t xml:space="preserve">: 3.0 (Corrected Methodology)</w:t>
+        <w:t xml:space="preserve">: 4.0</w:t>
       </w:r>
       <w:r>
         <w:t xml:space="preserve"> </w:t>
@@ -5920,7 +6572,7 @@
         <w:t xml:space="preserve">Last Updated</w:t>
       </w:r>
       <w:r>
-        <w:t xml:space="preserve">: 2025-11-20 (v3.0 - implemented aggregation fix)</w:t>
+        <w:t xml:space="preserve">: 2025-11-21 (v4.0 - regenerated using template for consistency)</w:t>
       </w:r>
       <w:r>
         <w:t xml:space="preserve"> </w:t>
@@ -6040,6 +6692,12 @@
       </w:r>
       <w:r>
         <w:t xml:space="preserve">:</w:t>
+      </w:r>
+      <w:r>
+        <w:t xml:space="preserve"> </w:t>
+      </w:r>
+      <w:r>
+        <w:t xml:space="preserve">- v4.0 (2025-11-21): Regenerated using TEMPLATE_SUMMARY.md for consistency. Added Executive Summary section, enhanced structure, verified all template requirements.</w:t>
       </w:r>
       <w:r>
         <w:t xml:space="preserve"> </w:t>
@@ -6110,8 +6768,8 @@
         <w:t xml:space="preserve">END OF SUMMARY</w:t>
       </w:r>
     </w:p>
-    <w:bookmarkEnd w:id="49"/>
-    <w:bookmarkEnd w:id="50"/>
+    <w:bookmarkEnd w:id="55"/>
+    <w:bookmarkEnd w:id="56"/>
     <w:sectPr>
       <w:footnotePr>
         <w:numRestart w:val="eachSect"/>
@@ -6222,6 +6880,91 @@
       </w:pPr>
     </w:lvl>
   </w:abstractNum>
+  <w:abstractNum w:abstractNumId="99411">
+    <w:nsid w:val="00A99411"/>
+    <w:multiLevelType w:val="multilevel"/>
+    <w:lvl w:ilvl="0">
+      <w:start w:val="1"/>
+      <w:numFmt w:val="decimal"/>
+      <w:lvlText w:val="%1."/>
+      <w:lvlJc w:val="left"/>
+      <w:pPr>
+        <w:ind w:left="720" w:hanging="360"/>
+      </w:pPr>
+    </w:lvl>
+    <w:lvl w:ilvl="1">
+      <w:start w:val="1"/>
+      <w:numFmt w:val="decimal"/>
+      <w:lvlText w:val="%2."/>
+      <w:lvlJc w:val="left"/>
+      <w:pPr>
+        <w:ind w:left="1440" w:hanging="360"/>
+      </w:pPr>
+    </w:lvl>
+    <w:lvl w:ilvl="2">
+      <w:start w:val="1"/>
+      <w:numFmt w:val="decimal"/>
+      <w:lvlText w:val="%3."/>
+      <w:lvlJc w:val="left"/>
+      <w:pPr>
+        <w:ind w:left="2160" w:hanging="360"/>
+      </w:pPr>
+    </w:lvl>
+    <w:lvl w:ilvl="3">
+      <w:start w:val="1"/>
+      <w:numFmt w:val="decimal"/>
+      <w:lvlText w:val="%4."/>
+      <w:lvlJc w:val="left"/>
+      <w:pPr>
+        <w:ind w:left="2880" w:hanging="360"/>
+      </w:pPr>
+    </w:lvl>
+    <w:lvl w:ilvl="4">
+      <w:start w:val="1"/>
+      <w:numFmt w:val="decimal"/>
+      <w:lvlText w:val="%5."/>
+      <w:lvlJc w:val="left"/>
+      <w:pPr>
+        <w:ind w:left="3600" w:hanging="360"/>
+      </w:pPr>
+    </w:lvl>
+    <w:lvl w:ilvl="5">
+      <w:start w:val="1"/>
+      <w:numFmt w:val="decimal"/>
+      <w:lvlText w:val="%6."/>
+      <w:lvlJc w:val="left"/>
+      <w:pPr>
+        <w:ind w:left="4320" w:hanging="360"/>
+      </w:pPr>
+    </w:lvl>
+    <w:lvl w:ilvl="6">
+      <w:start w:val="1"/>
+      <w:numFmt w:val="decimal"/>
+      <w:lvlText w:val="%7."/>
+      <w:lvlJc w:val="left"/>
+      <w:pPr>
+        <w:ind w:left="5040" w:hanging="360"/>
+      </w:pPr>
+    </w:lvl>
+    <w:lvl w:ilvl="7">
+      <w:start w:val="1"/>
+      <w:numFmt w:val="decimal"/>
+      <w:lvlText w:val="%8."/>
+      <w:lvlJc w:val="left"/>
+      <w:pPr>
+        <w:ind w:left="5760" w:hanging="360"/>
+      </w:pPr>
+    </w:lvl>
+    <w:lvl w:ilvl="8">
+      <w:start w:val="1"/>
+      <w:numFmt w:val="decimal"/>
+      <w:lvlText w:val="%9."/>
+      <w:lvlJc w:val="left"/>
+      <w:pPr>
+        <w:ind w:left="6480" w:hanging="360"/>
+      </w:pPr>
+    </w:lvl>
+  </w:abstractNum>
   <w:abstractNum w:abstractNumId="991">
     <w:nsid w:val="0000A991"/>
     <w:multiLevelType w:val="multilevel"/>
@@ -6325,98 +7068,10 @@
       </w:rPr>
     </w:lvl>
   </w:abstractNum>
-  <w:abstractNum w:abstractNumId="99411">
-    <w:nsid w:val="00A99411"/>
-    <w:multiLevelType w:val="multilevel"/>
-    <w:lvl w:ilvl="0">
-      <w:start w:val="1"/>
-      <w:numFmt w:val="decimal"/>
-      <w:lvlText w:val="%1."/>
-      <w:lvlJc w:val="left"/>
-      <w:pPr>
-        <w:ind w:left="720" w:hanging="360"/>
-      </w:pPr>
-    </w:lvl>
-    <w:lvl w:ilvl="1">
-      <w:start w:val="1"/>
-      <w:numFmt w:val="decimal"/>
-      <w:lvlText w:val="%2."/>
-      <w:lvlJc w:val="left"/>
-      <w:pPr>
-        <w:ind w:left="1440" w:hanging="360"/>
-      </w:pPr>
-    </w:lvl>
-    <w:lvl w:ilvl="2">
-      <w:start w:val="1"/>
-      <w:numFmt w:val="decimal"/>
-      <w:lvlText w:val="%3."/>
-      <w:lvlJc w:val="left"/>
-      <w:pPr>
-        <w:ind w:left="2160" w:hanging="360"/>
-      </w:pPr>
-    </w:lvl>
-    <w:lvl w:ilvl="3">
-      <w:start w:val="1"/>
-      <w:numFmt w:val="decimal"/>
-      <w:lvlText w:val="%4."/>
-      <w:lvlJc w:val="left"/>
-      <w:pPr>
-        <w:ind w:left="2880" w:hanging="360"/>
-      </w:pPr>
-    </w:lvl>
-    <w:lvl w:ilvl="4">
-      <w:start w:val="1"/>
-      <w:numFmt w:val="decimal"/>
-      <w:lvlText w:val="%5."/>
-      <w:lvlJc w:val="left"/>
-      <w:pPr>
-        <w:ind w:left="3600" w:hanging="360"/>
-      </w:pPr>
-    </w:lvl>
-    <w:lvl w:ilvl="5">
-      <w:start w:val="1"/>
-      <w:numFmt w:val="decimal"/>
-      <w:lvlText w:val="%6."/>
-      <w:lvlJc w:val="left"/>
-      <w:pPr>
-        <w:ind w:left="4320" w:hanging="360"/>
-      </w:pPr>
-    </w:lvl>
-    <w:lvl w:ilvl="6">
-      <w:start w:val="1"/>
-      <w:numFmt w:val="decimal"/>
-      <w:lvlText w:val="%7."/>
-      <w:lvlJc w:val="left"/>
-      <w:pPr>
-        <w:ind w:left="5040" w:hanging="360"/>
-      </w:pPr>
-    </w:lvl>
-    <w:lvl w:ilvl="7">
-      <w:start w:val="1"/>
-      <w:numFmt w:val="decimal"/>
-      <w:lvlText w:val="%8."/>
-      <w:lvlJc w:val="left"/>
-      <w:pPr>
-        <w:ind w:left="5760" w:hanging="360"/>
-      </w:pPr>
-    </w:lvl>
-    <w:lvl w:ilvl="8">
-      <w:start w:val="1"/>
-      <w:numFmt w:val="decimal"/>
-      <w:lvlText w:val="%9."/>
-      <w:lvlJc w:val="left"/>
-      <w:pPr>
-        <w:ind w:left="6480" w:hanging="360"/>
-      </w:pPr>
-    </w:lvl>
-  </w:abstractNum>
   <w:num w:numId="1000">
     <w:abstractNumId w:val="990"/>
   </w:num>
   <w:num w:numId="1001">
-    <w:abstractNumId w:val="991"/>
-  </w:num>
-  <w:num w:numId="1002">
     <w:abstractNumId w:val="99411"/>
     <w:lvlOverride w:ilvl="0">
       <w:startOverride w:val="1"/>
@@ -6446,13 +7101,13 @@
       <w:startOverride w:val="1"/>
     </w:lvlOverride>
   </w:num>
+  <w:num w:numId="1002">
+    <w:abstractNumId w:val="991"/>
+  </w:num>
   <w:num w:numId="1003">
     <w:abstractNumId w:val="991"/>
   </w:num>
   <w:num w:numId="1004">
-    <w:abstractNumId w:val="991"/>
-  </w:num>
-  <w:num w:numId="1005">
     <w:abstractNumId w:val="99411"/>
     <w:lvlOverride w:ilvl="0">
       <w:startOverride w:val="1"/>
@@ -6482,6 +7137,9 @@
       <w:startOverride w:val="1"/>
     </w:lvlOverride>
   </w:num>
+  <w:num w:numId="1005">
+    <w:abstractNumId w:val="991"/>
+  </w:num>
   <w:num w:numId="1006">
     <w:abstractNumId w:val="991"/>
   </w:num>
@@ -6492,9 +7150,6 @@
     <w:abstractNumId w:val="991"/>
   </w:num>
   <w:num w:numId="1009">
-    <w:abstractNumId w:val="991"/>
-  </w:num>
-  <w:num w:numId="1010">
     <w:abstractNumId w:val="99411"/>
     <w:lvlOverride w:ilvl="0">
       <w:startOverride w:val="1"/>
@@ -6524,8 +7179,38 @@
       <w:startOverride w:val="1"/>
     </w:lvlOverride>
   </w:num>
+  <w:num w:numId="1010">
+    <w:abstractNumId w:val="991"/>
+  </w:num>
   <w:num w:numId="1011">
-    <w:abstractNumId w:val="991"/>
+    <w:abstractNumId w:val="99411"/>
+    <w:lvlOverride w:ilvl="0">
+      <w:startOverride w:val="1"/>
+    </w:lvlOverride>
+    <w:lvlOverride w:ilvl="1">
+      <w:startOverride w:val="1"/>
+    </w:lvlOverride>
+    <w:lvlOverride w:ilvl="2">
+      <w:startOverride w:val="1"/>
+    </w:lvlOverride>
+    <w:lvlOverride w:ilvl="3">
+      <w:startOverride w:val="1"/>
+    </w:lvlOverride>
+    <w:lvlOverride w:ilvl="4">
+      <w:startOverride w:val="1"/>
+    </w:lvlOverride>
+    <w:lvlOverride w:ilvl="5">
+      <w:startOverride w:val="1"/>
+    </w:lvlOverride>
+    <w:lvlOverride w:ilvl="6">
+      <w:startOverride w:val="1"/>
+    </w:lvlOverride>
+    <w:lvlOverride w:ilvl="7">
+      <w:startOverride w:val="1"/>
+    </w:lvlOverride>
+    <w:lvlOverride w:ilvl="8">
+      <w:startOverride w:val="1"/>
+    </w:lvlOverride>
   </w:num>
   <w:num w:numId="1012">
     <w:abstractNumId w:val="99411"/>
@@ -6678,34 +7363,7 @@
     </w:lvlOverride>
   </w:num>
   <w:num w:numId="1017">
-    <w:abstractNumId w:val="99411"/>
-    <w:lvlOverride w:ilvl="0">
-      <w:startOverride w:val="1"/>
-    </w:lvlOverride>
-    <w:lvlOverride w:ilvl="1">
-      <w:startOverride w:val="1"/>
-    </w:lvlOverride>
-    <w:lvlOverride w:ilvl="2">
-      <w:startOverride w:val="1"/>
-    </w:lvlOverride>
-    <w:lvlOverride w:ilvl="3">
-      <w:startOverride w:val="1"/>
-    </w:lvlOverride>
-    <w:lvlOverride w:ilvl="4">
-      <w:startOverride w:val="1"/>
-    </w:lvlOverride>
-    <w:lvlOverride w:ilvl="5">
-      <w:startOverride w:val="1"/>
-    </w:lvlOverride>
-    <w:lvlOverride w:ilvl="6">
-      <w:startOverride w:val="1"/>
-    </w:lvlOverride>
-    <w:lvlOverride w:ilvl="7">
-      <w:startOverride w:val="1"/>
-    </w:lvlOverride>
-    <w:lvlOverride w:ilvl="8">
-      <w:startOverride w:val="1"/>
-    </w:lvlOverride>
+    <w:abstractNumId w:val="991"/>
   </w:num>
 </w:numbering>
 </file>
